--- a/Feedback from Muhammed.docx
+++ b/Feedback from Muhammed.docx
@@ -18,9 +18,6 @@
         </w:rPr>
       </w:pPr>
       <w:r>
-        <w:t xml:space="preserve"> </w:t>
-      </w:r>
-      <w:r>
         <w:rPr>
           <w:rFonts w:ascii="Arial" w:eastAsia="Times New Roman" w:hAnsi="Arial" w:cs="Arial"/>
           <w:color w:val="212121"/>
@@ -79,6 +76,3786 @@
           <w:szCs w:val="24"/>
         </w:rPr>
       </w:pPr>
+    </w:p>
+    <w:p>
+      <w:pPr>
+        <w:spacing w:before="100" w:beforeAutospacing="1" w:after="100" w:afterAutospacing="1"/>
+        <w:outlineLvl w:val="2"/>
+        <w:rPr>
+          <w:rFonts w:ascii="Times New Roman" w:eastAsia="Times New Roman" w:hAnsi="Times New Roman" w:cs="Times New Roman"/>
+          <w:b/>
+          <w:bCs/>
+          <w:sz w:val="27"/>
+          <w:szCs w:val="27"/>
+        </w:rPr>
+      </w:pPr>
+      <w:r>
+        <w:rPr>
+          <w:rFonts w:ascii="Times New Roman" w:eastAsia="Times New Roman" w:hAnsi="Times New Roman" w:cs="Times New Roman"/>
+          <w:b/>
+          <w:bCs/>
+          <w:sz w:val="27"/>
+          <w:szCs w:val="27"/>
+        </w:rPr>
+        <w:t>User Acceptance Criteria</w:t>
+      </w:r>
+    </w:p>
+    <w:p>
+      <w:pPr>
+        <w:spacing w:before="100" w:beforeAutospacing="1" w:after="100" w:afterAutospacing="1"/>
+        <w:rPr>
+          <w:rFonts w:ascii="Times New Roman" w:eastAsia="Times New Roman" w:hAnsi="Times New Roman" w:cs="Times New Roman"/>
+          <w:sz w:val="24"/>
+          <w:szCs w:val="24"/>
+        </w:rPr>
+      </w:pPr>
+      <w:r>
+        <w:rPr>
+          <w:rFonts w:ascii="Times New Roman" w:eastAsia="Times New Roman" w:hAnsi="Times New Roman" w:cs="Times New Roman"/>
+          <w:b/>
+          <w:bCs/>
+          <w:sz w:val="24"/>
+          <w:szCs w:val="24"/>
+        </w:rPr>
+        <w:t>Page: Registration Page</w:t>
+      </w:r>
+    </w:p>
+    <w:p>
+      <w:pPr>
+        <w:numPr>
+          <w:ilvl w:val="0"/>
+          <w:numId w:val="1"/>
+        </w:numPr>
+        <w:spacing w:before="100" w:beforeAutospacing="1" w:after="100" w:afterAutospacing="1"/>
+        <w:rPr>
+          <w:rFonts w:ascii="Times New Roman" w:eastAsia="Times New Roman" w:hAnsi="Times New Roman" w:cs="Times New Roman"/>
+          <w:sz w:val="24"/>
+          <w:szCs w:val="24"/>
+        </w:rPr>
+      </w:pPr>
+      <w:r>
+        <w:rPr>
+          <w:rFonts w:ascii="Times New Roman" w:eastAsia="Times New Roman" w:hAnsi="Times New Roman" w:cs="Times New Roman"/>
+          <w:sz w:val="24"/>
+          <w:szCs w:val="24"/>
+        </w:rPr>
+        <w:t xml:space="preserve">User selects the </w:t>
+      </w:r>
+      <w:r>
+        <w:rPr>
+          <w:rFonts w:ascii="Times New Roman" w:eastAsia="Times New Roman" w:hAnsi="Times New Roman" w:cs="Times New Roman"/>
+          <w:b/>
+          <w:bCs/>
+          <w:sz w:val="24"/>
+          <w:szCs w:val="24"/>
+        </w:rPr>
+        <w:t>“Register” button</w:t>
+      </w:r>
+      <w:r>
+        <w:rPr>
+          <w:rFonts w:ascii="Times New Roman" w:eastAsia="Times New Roman" w:hAnsi="Times New Roman" w:cs="Times New Roman"/>
+          <w:sz w:val="24"/>
+          <w:szCs w:val="24"/>
+        </w:rPr>
+        <w:t xml:space="preserve"> from the homepage or login page</w:t>
+      </w:r>
+    </w:p>
+    <w:p>
+      <w:pPr>
+        <w:numPr>
+          <w:ilvl w:val="0"/>
+          <w:numId w:val="1"/>
+        </w:numPr>
+        <w:spacing w:before="100" w:beforeAutospacing="1" w:after="100" w:afterAutospacing="1"/>
+        <w:rPr>
+          <w:rFonts w:ascii="Times New Roman" w:eastAsia="Times New Roman" w:hAnsi="Times New Roman" w:cs="Times New Roman"/>
+          <w:sz w:val="24"/>
+          <w:szCs w:val="24"/>
+        </w:rPr>
+      </w:pPr>
+      <w:r>
+        <w:rPr>
+          <w:rFonts w:ascii="Times New Roman" w:eastAsia="Times New Roman" w:hAnsi="Times New Roman" w:cs="Times New Roman"/>
+          <w:sz w:val="24"/>
+          <w:szCs w:val="24"/>
+        </w:rPr>
+        <w:t>System displays a registration form with the following fields:</w:t>
+      </w:r>
+    </w:p>
+    <w:p>
+      <w:pPr>
+        <w:numPr>
+          <w:ilvl w:val="1"/>
+          <w:numId w:val="1"/>
+        </w:numPr>
+        <w:spacing w:before="100" w:beforeAutospacing="1" w:after="100" w:afterAutospacing="1"/>
+        <w:rPr>
+          <w:rFonts w:ascii="Times New Roman" w:eastAsia="Times New Roman" w:hAnsi="Times New Roman" w:cs="Times New Roman"/>
+          <w:sz w:val="24"/>
+          <w:szCs w:val="24"/>
+        </w:rPr>
+      </w:pPr>
+      <w:r>
+        <w:rPr>
+          <w:rFonts w:ascii="Times New Roman" w:eastAsia="Times New Roman" w:hAnsi="Times New Roman" w:cs="Times New Roman"/>
+          <w:sz w:val="24"/>
+          <w:szCs w:val="24"/>
+        </w:rPr>
+        <w:t>Full Name</w:t>
+      </w:r>
+    </w:p>
+    <w:p>
+      <w:pPr>
+        <w:numPr>
+          <w:ilvl w:val="1"/>
+          <w:numId w:val="1"/>
+        </w:numPr>
+        <w:spacing w:before="100" w:beforeAutospacing="1" w:after="100" w:afterAutospacing="1"/>
+        <w:rPr>
+          <w:rFonts w:ascii="Times New Roman" w:eastAsia="Times New Roman" w:hAnsi="Times New Roman" w:cs="Times New Roman"/>
+          <w:sz w:val="24"/>
+          <w:szCs w:val="24"/>
+        </w:rPr>
+      </w:pPr>
+      <w:r>
+        <w:rPr>
+          <w:rFonts w:ascii="Times New Roman" w:eastAsia="Times New Roman" w:hAnsi="Times New Roman" w:cs="Times New Roman"/>
+          <w:sz w:val="24"/>
+          <w:szCs w:val="24"/>
+        </w:rPr>
+        <w:t>Email Address</w:t>
+      </w:r>
+    </w:p>
+    <w:p>
+      <w:pPr>
+        <w:numPr>
+          <w:ilvl w:val="1"/>
+          <w:numId w:val="1"/>
+        </w:numPr>
+        <w:spacing w:before="100" w:beforeAutospacing="1" w:after="100" w:afterAutospacing="1"/>
+        <w:rPr>
+          <w:rFonts w:ascii="Times New Roman" w:eastAsia="Times New Roman" w:hAnsi="Times New Roman" w:cs="Times New Roman"/>
+          <w:sz w:val="24"/>
+          <w:szCs w:val="24"/>
+        </w:rPr>
+      </w:pPr>
+      <w:r>
+        <w:rPr>
+          <w:rFonts w:ascii="Times New Roman" w:eastAsia="Times New Roman" w:hAnsi="Times New Roman" w:cs="Times New Roman"/>
+          <w:sz w:val="24"/>
+          <w:szCs w:val="24"/>
+        </w:rPr>
+        <w:t>Password</w:t>
+      </w:r>
+    </w:p>
+    <w:p>
+      <w:pPr>
+        <w:numPr>
+          <w:ilvl w:val="1"/>
+          <w:numId w:val="1"/>
+        </w:numPr>
+        <w:spacing w:before="100" w:beforeAutospacing="1" w:after="100" w:afterAutospacing="1"/>
+        <w:rPr>
+          <w:rFonts w:ascii="Times New Roman" w:eastAsia="Times New Roman" w:hAnsi="Times New Roman" w:cs="Times New Roman"/>
+          <w:sz w:val="24"/>
+          <w:szCs w:val="24"/>
+        </w:rPr>
+      </w:pPr>
+      <w:r>
+        <w:rPr>
+          <w:rFonts w:ascii="Times New Roman" w:eastAsia="Times New Roman" w:hAnsi="Times New Roman" w:cs="Times New Roman"/>
+          <w:sz w:val="24"/>
+          <w:szCs w:val="24"/>
+        </w:rPr>
+        <w:t>Confirm Password</w:t>
+      </w:r>
+    </w:p>
+    <w:p>
+      <w:pPr>
+        <w:numPr>
+          <w:ilvl w:val="1"/>
+          <w:numId w:val="1"/>
+        </w:numPr>
+        <w:spacing w:before="100" w:beforeAutospacing="1" w:after="100" w:afterAutospacing="1"/>
+        <w:rPr>
+          <w:rFonts w:ascii="Times New Roman" w:eastAsia="Times New Roman" w:hAnsi="Times New Roman" w:cs="Times New Roman"/>
+          <w:sz w:val="24"/>
+          <w:szCs w:val="24"/>
+        </w:rPr>
+      </w:pPr>
+      <w:r>
+        <w:rPr>
+          <w:rFonts w:ascii="Times New Roman" w:eastAsia="Times New Roman" w:hAnsi="Times New Roman" w:cs="Times New Roman"/>
+          <w:sz w:val="24"/>
+          <w:szCs w:val="24"/>
+        </w:rPr>
+        <w:t>Checkbox: “Register as Producer”</w:t>
+      </w:r>
+    </w:p>
+    <w:p>
+      <w:pPr>
+        <w:numPr>
+          <w:ilvl w:val="0"/>
+          <w:numId w:val="1"/>
+        </w:numPr>
+        <w:spacing w:before="100" w:beforeAutospacing="1" w:after="100" w:afterAutospacing="1"/>
+        <w:rPr>
+          <w:rFonts w:ascii="Times New Roman" w:eastAsia="Times New Roman" w:hAnsi="Times New Roman" w:cs="Times New Roman"/>
+          <w:sz w:val="24"/>
+          <w:szCs w:val="24"/>
+        </w:rPr>
+      </w:pPr>
+      <w:r>
+        <w:rPr>
+          <w:rFonts w:ascii="Times New Roman" w:eastAsia="Times New Roman" w:hAnsi="Times New Roman" w:cs="Times New Roman"/>
+          <w:sz w:val="24"/>
+          <w:szCs w:val="24"/>
+        </w:rPr>
+        <w:t>If “Register as Producer” is selected, additional fields appear:</w:t>
+      </w:r>
+    </w:p>
+    <w:p>
+      <w:pPr>
+        <w:numPr>
+          <w:ilvl w:val="1"/>
+          <w:numId w:val="1"/>
+        </w:numPr>
+        <w:spacing w:before="100" w:beforeAutospacing="1" w:after="100" w:afterAutospacing="1"/>
+        <w:rPr>
+          <w:rFonts w:ascii="Times New Roman" w:eastAsia="Times New Roman" w:hAnsi="Times New Roman" w:cs="Times New Roman"/>
+          <w:sz w:val="24"/>
+          <w:szCs w:val="24"/>
+        </w:rPr>
+      </w:pPr>
+      <w:r>
+        <w:rPr>
+          <w:rFonts w:ascii="Times New Roman" w:eastAsia="Times New Roman" w:hAnsi="Times New Roman" w:cs="Times New Roman"/>
+          <w:sz w:val="24"/>
+          <w:szCs w:val="24"/>
+        </w:rPr>
+        <w:t>Business Name</w:t>
+      </w:r>
+    </w:p>
+    <w:p>
+      <w:pPr>
+        <w:numPr>
+          <w:ilvl w:val="1"/>
+          <w:numId w:val="1"/>
+        </w:numPr>
+        <w:spacing w:before="100" w:beforeAutospacing="1" w:after="100" w:afterAutospacing="1"/>
+        <w:rPr>
+          <w:rFonts w:ascii="Times New Roman" w:eastAsia="Times New Roman" w:hAnsi="Times New Roman" w:cs="Times New Roman"/>
+          <w:sz w:val="24"/>
+          <w:szCs w:val="24"/>
+        </w:rPr>
+      </w:pPr>
+      <w:r>
+        <w:rPr>
+          <w:rFonts w:ascii="Times New Roman" w:eastAsia="Times New Roman" w:hAnsi="Times New Roman" w:cs="Times New Roman"/>
+          <w:sz w:val="24"/>
+          <w:szCs w:val="24"/>
+        </w:rPr>
+        <w:t>Product Type</w:t>
+      </w:r>
+    </w:p>
+    <w:p>
+      <w:pPr>
+        <w:numPr>
+          <w:ilvl w:val="1"/>
+          <w:numId w:val="1"/>
+        </w:numPr>
+        <w:spacing w:before="100" w:beforeAutospacing="1" w:after="100" w:afterAutospacing="1"/>
+        <w:rPr>
+          <w:rFonts w:ascii="Times New Roman" w:eastAsia="Times New Roman" w:hAnsi="Times New Roman" w:cs="Times New Roman"/>
+          <w:sz w:val="24"/>
+          <w:szCs w:val="24"/>
+        </w:rPr>
+      </w:pPr>
+      <w:r>
+        <w:rPr>
+          <w:rFonts w:ascii="Times New Roman" w:eastAsia="Times New Roman" w:hAnsi="Times New Roman" w:cs="Times New Roman"/>
+          <w:sz w:val="24"/>
+          <w:szCs w:val="24"/>
+        </w:rPr>
+        <w:t>Location</w:t>
+      </w:r>
+    </w:p>
+    <w:p>
+      <w:pPr>
+        <w:numPr>
+          <w:ilvl w:val="0"/>
+          <w:numId w:val="1"/>
+        </w:numPr>
+        <w:spacing w:before="100" w:beforeAutospacing="1" w:after="100" w:afterAutospacing="1"/>
+        <w:rPr>
+          <w:rFonts w:ascii="Times New Roman" w:eastAsia="Times New Roman" w:hAnsi="Times New Roman" w:cs="Times New Roman"/>
+          <w:sz w:val="24"/>
+          <w:szCs w:val="24"/>
+        </w:rPr>
+      </w:pPr>
+      <w:r>
+        <w:rPr>
+          <w:rFonts w:ascii="Times New Roman" w:eastAsia="Times New Roman" w:hAnsi="Times New Roman" w:cs="Times New Roman"/>
+          <w:sz w:val="24"/>
+          <w:szCs w:val="24"/>
+        </w:rPr>
+        <w:t xml:space="preserve">User clicks the </w:t>
+      </w:r>
+      <w:r>
+        <w:rPr>
+          <w:rFonts w:ascii="Times New Roman" w:eastAsia="Times New Roman" w:hAnsi="Times New Roman" w:cs="Times New Roman"/>
+          <w:b/>
+          <w:bCs/>
+          <w:sz w:val="24"/>
+          <w:szCs w:val="24"/>
+        </w:rPr>
+        <w:t>“Create Account” button</w:t>
+      </w:r>
+    </w:p>
+    <w:p>
+      <w:pPr>
+        <w:spacing w:before="100" w:beforeAutospacing="1" w:after="100" w:afterAutospacing="1"/>
+        <w:rPr>
+          <w:rFonts w:ascii="Times New Roman" w:eastAsia="Times New Roman" w:hAnsi="Times New Roman" w:cs="Times New Roman"/>
+          <w:sz w:val="24"/>
+          <w:szCs w:val="24"/>
+        </w:rPr>
+      </w:pPr>
+      <w:r>
+        <w:rPr>
+          <w:rFonts w:ascii="Times New Roman" w:eastAsia="Times New Roman" w:hAnsi="Times New Roman" w:cs="Times New Roman"/>
+          <w:b/>
+          <w:bCs/>
+          <w:sz w:val="24"/>
+          <w:szCs w:val="24"/>
+        </w:rPr>
+        <w:t>Validation Rules</w:t>
+      </w:r>
+      <w:r>
+        <w:rPr>
+          <w:rFonts w:ascii="Times New Roman" w:eastAsia="Times New Roman" w:hAnsi="Times New Roman" w:cs="Times New Roman"/>
+          <w:sz w:val="24"/>
+          <w:szCs w:val="24"/>
+        </w:rPr>
+        <w:br/>
+        <w:t>5. System validates:</w:t>
+      </w:r>
+    </w:p>
+    <w:p>
+      <w:pPr>
+        <w:numPr>
+          <w:ilvl w:val="0"/>
+          <w:numId w:val="2"/>
+        </w:numPr>
+        <w:spacing w:before="100" w:beforeAutospacing="1" w:after="100" w:afterAutospacing="1"/>
+        <w:rPr>
+          <w:rFonts w:ascii="Times New Roman" w:eastAsia="Times New Roman" w:hAnsi="Times New Roman" w:cs="Times New Roman"/>
+          <w:sz w:val="24"/>
+          <w:szCs w:val="24"/>
+        </w:rPr>
+      </w:pPr>
+      <w:r>
+        <w:rPr>
+          <w:rFonts w:ascii="Times New Roman" w:eastAsia="Times New Roman" w:hAnsi="Times New Roman" w:cs="Times New Roman"/>
+          <w:sz w:val="24"/>
+          <w:szCs w:val="24"/>
+        </w:rPr>
+        <w:t>Email contains “@” and valid format</w:t>
+      </w:r>
+    </w:p>
+    <w:p>
+      <w:pPr>
+        <w:numPr>
+          <w:ilvl w:val="0"/>
+          <w:numId w:val="2"/>
+        </w:numPr>
+        <w:spacing w:before="100" w:beforeAutospacing="1" w:after="100" w:afterAutospacing="1"/>
+        <w:rPr>
+          <w:rFonts w:ascii="Times New Roman" w:eastAsia="Times New Roman" w:hAnsi="Times New Roman" w:cs="Times New Roman"/>
+          <w:sz w:val="24"/>
+          <w:szCs w:val="24"/>
+        </w:rPr>
+      </w:pPr>
+      <w:r>
+        <w:rPr>
+          <w:rFonts w:ascii="Times New Roman" w:eastAsia="Times New Roman" w:hAnsi="Times New Roman" w:cs="Times New Roman"/>
+          <w:sz w:val="24"/>
+          <w:szCs w:val="24"/>
+        </w:rPr>
+        <w:t>Password is at least 8 characters</w:t>
+      </w:r>
+    </w:p>
+    <w:p>
+      <w:pPr>
+        <w:numPr>
+          <w:ilvl w:val="0"/>
+          <w:numId w:val="2"/>
+        </w:numPr>
+        <w:spacing w:before="100" w:beforeAutospacing="1" w:after="100" w:afterAutospacing="1"/>
+        <w:rPr>
+          <w:rFonts w:ascii="Times New Roman" w:eastAsia="Times New Roman" w:hAnsi="Times New Roman" w:cs="Times New Roman"/>
+          <w:sz w:val="24"/>
+          <w:szCs w:val="24"/>
+        </w:rPr>
+      </w:pPr>
+      <w:r>
+        <w:rPr>
+          <w:rFonts w:ascii="Times New Roman" w:eastAsia="Times New Roman" w:hAnsi="Times New Roman" w:cs="Times New Roman"/>
+          <w:sz w:val="24"/>
+          <w:szCs w:val="24"/>
+        </w:rPr>
+        <w:t>Password and Confirm Password match</w:t>
+      </w:r>
+    </w:p>
+    <w:p>
+      <w:pPr>
+        <w:numPr>
+          <w:ilvl w:val="0"/>
+          <w:numId w:val="3"/>
+        </w:numPr>
+        <w:spacing w:before="100" w:beforeAutospacing="1" w:after="100" w:afterAutospacing="1"/>
+        <w:rPr>
+          <w:rFonts w:ascii="Times New Roman" w:eastAsia="Times New Roman" w:hAnsi="Times New Roman" w:cs="Times New Roman"/>
+          <w:sz w:val="24"/>
+          <w:szCs w:val="24"/>
+        </w:rPr>
+      </w:pPr>
+      <w:r>
+        <w:rPr>
+          <w:rFonts w:ascii="Times New Roman" w:eastAsia="Times New Roman" w:hAnsi="Times New Roman" w:cs="Times New Roman"/>
+          <w:sz w:val="24"/>
+          <w:szCs w:val="24"/>
+        </w:rPr>
+        <w:t>If validation fails:</w:t>
+      </w:r>
+    </w:p>
+    <w:p>
+      <w:pPr>
+        <w:numPr>
+          <w:ilvl w:val="1"/>
+          <w:numId w:val="3"/>
+        </w:numPr>
+        <w:spacing w:before="100" w:beforeAutospacing="1" w:after="100" w:afterAutospacing="1"/>
+        <w:rPr>
+          <w:rFonts w:ascii="Times New Roman" w:eastAsia="Times New Roman" w:hAnsi="Times New Roman" w:cs="Times New Roman"/>
+          <w:sz w:val="24"/>
+          <w:szCs w:val="24"/>
+        </w:rPr>
+      </w:pPr>
+      <w:r>
+        <w:rPr>
+          <w:rFonts w:ascii="Times New Roman" w:eastAsia="Times New Roman" w:hAnsi="Times New Roman" w:cs="Times New Roman"/>
+          <w:sz w:val="24"/>
+          <w:szCs w:val="24"/>
+        </w:rPr>
+        <w:t>Error messages displayed next to fields</w:t>
+      </w:r>
+    </w:p>
+    <w:p>
+      <w:pPr>
+        <w:numPr>
+          <w:ilvl w:val="1"/>
+          <w:numId w:val="3"/>
+        </w:numPr>
+        <w:spacing w:before="100" w:beforeAutospacing="1" w:after="100" w:afterAutospacing="1"/>
+        <w:rPr>
+          <w:rFonts w:ascii="Times New Roman" w:eastAsia="Times New Roman" w:hAnsi="Times New Roman" w:cs="Times New Roman"/>
+          <w:sz w:val="24"/>
+          <w:szCs w:val="24"/>
+        </w:rPr>
+      </w:pPr>
+      <w:r>
+        <w:rPr>
+          <w:rFonts w:ascii="Times New Roman" w:eastAsia="Times New Roman" w:hAnsi="Times New Roman" w:cs="Times New Roman"/>
+          <w:sz w:val="24"/>
+          <w:szCs w:val="24"/>
+        </w:rPr>
+        <w:t>User cannot proceed</w:t>
+      </w:r>
+    </w:p>
+    <w:p>
+      <w:pPr>
+        <w:spacing w:before="100" w:beforeAutospacing="1" w:after="100" w:afterAutospacing="1"/>
+        <w:rPr>
+          <w:rFonts w:ascii="Times New Roman" w:eastAsia="Times New Roman" w:hAnsi="Times New Roman" w:cs="Times New Roman"/>
+          <w:sz w:val="24"/>
+          <w:szCs w:val="24"/>
+        </w:rPr>
+      </w:pPr>
+      <w:r>
+        <w:rPr>
+          <w:rFonts w:ascii="Times New Roman" w:eastAsia="Times New Roman" w:hAnsi="Times New Roman" w:cs="Times New Roman"/>
+          <w:b/>
+          <w:bCs/>
+          <w:sz w:val="24"/>
+          <w:szCs w:val="24"/>
+        </w:rPr>
+        <w:t>Successful Registration</w:t>
+      </w:r>
+      <w:r>
+        <w:rPr>
+          <w:rFonts w:ascii="Times New Roman" w:eastAsia="Times New Roman" w:hAnsi="Times New Roman" w:cs="Times New Roman"/>
+          <w:sz w:val="24"/>
+          <w:szCs w:val="24"/>
+        </w:rPr>
+        <w:br/>
+        <w:t>7. If validation passes:</w:t>
+      </w:r>
+    </w:p>
+    <w:p>
+      <w:pPr>
+        <w:numPr>
+          <w:ilvl w:val="0"/>
+          <w:numId w:val="4"/>
+        </w:numPr>
+        <w:spacing w:before="100" w:beforeAutospacing="1" w:after="100" w:afterAutospacing="1"/>
+        <w:rPr>
+          <w:rFonts w:ascii="Times New Roman" w:eastAsia="Times New Roman" w:hAnsi="Times New Roman" w:cs="Times New Roman"/>
+          <w:sz w:val="24"/>
+          <w:szCs w:val="24"/>
+        </w:rPr>
+      </w:pPr>
+      <w:r>
+        <w:rPr>
+          <w:rFonts w:ascii="Times New Roman" w:eastAsia="Times New Roman" w:hAnsi="Times New Roman" w:cs="Times New Roman"/>
+          <w:sz w:val="24"/>
+          <w:szCs w:val="24"/>
+        </w:rPr>
+        <w:t>Account is created and stored securely</w:t>
+      </w:r>
+    </w:p>
+    <w:p>
+      <w:pPr>
+        <w:numPr>
+          <w:ilvl w:val="0"/>
+          <w:numId w:val="4"/>
+        </w:numPr>
+        <w:spacing w:before="100" w:beforeAutospacing="1" w:after="100" w:afterAutospacing="1"/>
+        <w:rPr>
+          <w:rFonts w:ascii="Times New Roman" w:eastAsia="Times New Roman" w:hAnsi="Times New Roman" w:cs="Times New Roman"/>
+          <w:sz w:val="24"/>
+          <w:szCs w:val="24"/>
+        </w:rPr>
+      </w:pPr>
+      <w:r>
+        <w:rPr>
+          <w:rFonts w:ascii="Times New Roman" w:eastAsia="Times New Roman" w:hAnsi="Times New Roman" w:cs="Times New Roman"/>
+          <w:sz w:val="24"/>
+          <w:szCs w:val="24"/>
+        </w:rPr>
+        <w:t>Password is encrypted</w:t>
+      </w:r>
+    </w:p>
+    <w:p>
+      <w:pPr>
+        <w:numPr>
+          <w:ilvl w:val="0"/>
+          <w:numId w:val="5"/>
+        </w:numPr>
+        <w:spacing w:before="100" w:beforeAutospacing="1" w:after="100" w:afterAutospacing="1"/>
+        <w:rPr>
+          <w:rFonts w:ascii="Times New Roman" w:eastAsia="Times New Roman" w:hAnsi="Times New Roman" w:cs="Times New Roman"/>
+          <w:sz w:val="24"/>
+          <w:szCs w:val="24"/>
+        </w:rPr>
+      </w:pPr>
+      <w:r>
+        <w:rPr>
+          <w:rFonts w:ascii="Times New Roman" w:eastAsia="Times New Roman" w:hAnsi="Times New Roman" w:cs="Times New Roman"/>
+          <w:sz w:val="24"/>
+          <w:szCs w:val="24"/>
+        </w:rPr>
+        <w:t>System displays confirmation message:</w:t>
+      </w:r>
+    </w:p>
+    <w:p>
+      <w:pPr>
+        <w:numPr>
+          <w:ilvl w:val="1"/>
+          <w:numId w:val="5"/>
+        </w:numPr>
+        <w:spacing w:before="100" w:beforeAutospacing="1" w:after="100" w:afterAutospacing="1"/>
+        <w:rPr>
+          <w:rFonts w:ascii="Times New Roman" w:eastAsia="Times New Roman" w:hAnsi="Times New Roman" w:cs="Times New Roman"/>
+          <w:sz w:val="24"/>
+          <w:szCs w:val="24"/>
+        </w:rPr>
+      </w:pPr>
+      <w:r>
+        <w:rPr>
+          <w:rFonts w:ascii="Times New Roman" w:eastAsia="Times New Roman" w:hAnsi="Times New Roman" w:cs="Times New Roman"/>
+          <w:sz w:val="24"/>
+          <w:szCs w:val="24"/>
+        </w:rPr>
+        <w:t>“Registration successful”</w:t>
+      </w:r>
+    </w:p>
+    <w:p>
+      <w:pPr>
+        <w:numPr>
+          <w:ilvl w:val="0"/>
+          <w:numId w:val="5"/>
+        </w:numPr>
+        <w:spacing w:before="100" w:beforeAutospacing="1" w:after="100" w:afterAutospacing="1"/>
+        <w:rPr>
+          <w:rFonts w:ascii="Times New Roman" w:eastAsia="Times New Roman" w:hAnsi="Times New Roman" w:cs="Times New Roman"/>
+          <w:sz w:val="24"/>
+          <w:szCs w:val="24"/>
+        </w:rPr>
+      </w:pPr>
+      <w:r>
+        <w:rPr>
+          <w:rFonts w:ascii="Times New Roman" w:eastAsia="Times New Roman" w:hAnsi="Times New Roman" w:cs="Times New Roman"/>
+          <w:sz w:val="24"/>
+          <w:szCs w:val="24"/>
+        </w:rPr>
+        <w:t xml:space="preserve">User is redirected to the </w:t>
+      </w:r>
+      <w:r>
+        <w:rPr>
+          <w:rFonts w:ascii="Times New Roman" w:eastAsia="Times New Roman" w:hAnsi="Times New Roman" w:cs="Times New Roman"/>
+          <w:b/>
+          <w:bCs/>
+          <w:sz w:val="24"/>
+          <w:szCs w:val="24"/>
+        </w:rPr>
+        <w:t>Login Page</w:t>
+      </w:r>
+    </w:p>
+    <w:p>
+      <w:pPr>
+        <w:rPr>
+          <w:rFonts w:ascii="Times New Roman" w:eastAsia="Times New Roman" w:hAnsi="Times New Roman" w:cs="Times New Roman"/>
+          <w:sz w:val="24"/>
+          <w:szCs w:val="24"/>
+        </w:rPr>
+      </w:pPr>
+      <w:r>
+        <w:rPr>
+          <w:rFonts w:ascii="Times New Roman" w:eastAsia="Times New Roman" w:hAnsi="Times New Roman" w:cs="Times New Roman"/>
+          <w:sz w:val="24"/>
+          <w:szCs w:val="24"/>
+        </w:rPr>
+        <w:lastRenderedPageBreak/>
+        <w:pict w14:anchorId="629E666C">
+          <v:rect id="_x0000_i1025" style="width:0;height:1.5pt" o:hralign="center" o:hrstd="t" o:hr="t" fillcolor="#a0a0a0" stroked="f"/>
+        </w:pict>
+      </w:r>
+    </w:p>
+    <w:p>
+      <w:pPr>
+        <w:spacing w:before="100" w:beforeAutospacing="1" w:after="100" w:afterAutospacing="1"/>
+        <w:outlineLvl w:val="1"/>
+        <w:rPr>
+          <w:rFonts w:ascii="Times New Roman" w:eastAsia="Times New Roman" w:hAnsi="Times New Roman" w:cs="Times New Roman"/>
+          <w:b/>
+          <w:bCs/>
+          <w:sz w:val="36"/>
+          <w:szCs w:val="36"/>
+        </w:rPr>
+      </w:pPr>
+      <w:r>
+        <w:rPr>
+          <w:rFonts w:ascii="Segoe UI Emoji" w:eastAsia="Times New Roman" w:hAnsi="Segoe UI Emoji" w:cs="Segoe UI Emoji"/>
+          <w:b/>
+          <w:bCs/>
+          <w:sz w:val="36"/>
+          <w:szCs w:val="36"/>
+        </w:rPr>
+        <w:t>🔑</w:t>
+      </w:r>
+      <w:r>
+        <w:rPr>
+          <w:rFonts w:ascii="Times New Roman" w:eastAsia="Times New Roman" w:hAnsi="Times New Roman" w:cs="Times New Roman"/>
+          <w:b/>
+          <w:bCs/>
+          <w:sz w:val="36"/>
+          <w:szCs w:val="36"/>
+        </w:rPr>
+        <w:t xml:space="preserve"> Functional Requirement: Login</w:t>
+      </w:r>
+    </w:p>
+    <w:p>
+      <w:pPr>
+        <w:spacing w:before="100" w:beforeAutospacing="1" w:after="100" w:afterAutospacing="1"/>
+        <w:outlineLvl w:val="2"/>
+        <w:rPr>
+          <w:rFonts w:ascii="Times New Roman" w:eastAsia="Times New Roman" w:hAnsi="Times New Roman" w:cs="Times New Roman"/>
+          <w:b/>
+          <w:bCs/>
+          <w:sz w:val="27"/>
+          <w:szCs w:val="27"/>
+        </w:rPr>
+      </w:pPr>
+      <w:r>
+        <w:rPr>
+          <w:rFonts w:ascii="Times New Roman" w:eastAsia="Times New Roman" w:hAnsi="Times New Roman" w:cs="Times New Roman"/>
+          <w:b/>
+          <w:bCs/>
+          <w:sz w:val="27"/>
+          <w:szCs w:val="27"/>
+        </w:rPr>
+        <w:t>User Story</w:t>
+      </w:r>
+    </w:p>
+    <w:p>
+      <w:pPr>
+        <w:spacing w:before="100" w:beforeAutospacing="1" w:after="100" w:afterAutospacing="1"/>
+        <w:rPr>
+          <w:rFonts w:ascii="Times New Roman" w:eastAsia="Times New Roman" w:hAnsi="Times New Roman" w:cs="Times New Roman"/>
+          <w:sz w:val="24"/>
+          <w:szCs w:val="24"/>
+        </w:rPr>
+      </w:pPr>
+      <w:r>
+        <w:rPr>
+          <w:rFonts w:ascii="Times New Roman" w:eastAsia="Times New Roman" w:hAnsi="Times New Roman" w:cs="Times New Roman"/>
+          <w:sz w:val="24"/>
+          <w:szCs w:val="24"/>
+        </w:rPr>
+        <w:t>As Emily, I want to log in so that I can view my orders and place new ones.</w:t>
+      </w:r>
+      <w:r>
+        <w:rPr>
+          <w:rFonts w:ascii="Times New Roman" w:eastAsia="Times New Roman" w:hAnsi="Times New Roman" w:cs="Times New Roman"/>
+          <w:sz w:val="24"/>
+          <w:szCs w:val="24"/>
+        </w:rPr>
+        <w:br/>
+        <w:t>As Liam, I want to log in so that I can manage my products and stock.</w:t>
+      </w:r>
+    </w:p>
+    <w:p>
+      <w:pPr>
+        <w:spacing w:before="100" w:beforeAutospacing="1" w:after="100" w:afterAutospacing="1"/>
+        <w:outlineLvl w:val="2"/>
+        <w:rPr>
+          <w:rFonts w:ascii="Times New Roman" w:eastAsia="Times New Roman" w:hAnsi="Times New Roman" w:cs="Times New Roman"/>
+          <w:b/>
+          <w:bCs/>
+          <w:sz w:val="27"/>
+          <w:szCs w:val="27"/>
+        </w:rPr>
+      </w:pPr>
+      <w:r>
+        <w:rPr>
+          <w:rFonts w:ascii="Times New Roman" w:eastAsia="Times New Roman" w:hAnsi="Times New Roman" w:cs="Times New Roman"/>
+          <w:b/>
+          <w:bCs/>
+          <w:sz w:val="27"/>
+          <w:szCs w:val="27"/>
+        </w:rPr>
+        <w:t>User Acceptance Criteria</w:t>
+      </w:r>
+    </w:p>
+    <w:p>
+      <w:pPr>
+        <w:spacing w:before="100" w:beforeAutospacing="1" w:after="100" w:afterAutospacing="1"/>
+        <w:rPr>
+          <w:rFonts w:ascii="Times New Roman" w:eastAsia="Times New Roman" w:hAnsi="Times New Roman" w:cs="Times New Roman"/>
+          <w:sz w:val="24"/>
+          <w:szCs w:val="24"/>
+        </w:rPr>
+      </w:pPr>
+      <w:r>
+        <w:rPr>
+          <w:rFonts w:ascii="Times New Roman" w:eastAsia="Times New Roman" w:hAnsi="Times New Roman" w:cs="Times New Roman"/>
+          <w:b/>
+          <w:bCs/>
+          <w:sz w:val="24"/>
+          <w:szCs w:val="24"/>
+        </w:rPr>
+        <w:t>Page: Login Page</w:t>
+      </w:r>
+    </w:p>
+    <w:p>
+      <w:pPr>
+        <w:numPr>
+          <w:ilvl w:val="0"/>
+          <w:numId w:val="6"/>
+        </w:numPr>
+        <w:spacing w:before="100" w:beforeAutospacing="1" w:after="100" w:afterAutospacing="1"/>
+        <w:rPr>
+          <w:rFonts w:ascii="Times New Roman" w:eastAsia="Times New Roman" w:hAnsi="Times New Roman" w:cs="Times New Roman"/>
+          <w:sz w:val="24"/>
+          <w:szCs w:val="24"/>
+        </w:rPr>
+      </w:pPr>
+      <w:r>
+        <w:rPr>
+          <w:rFonts w:ascii="Times New Roman" w:eastAsia="Times New Roman" w:hAnsi="Times New Roman" w:cs="Times New Roman"/>
+          <w:sz w:val="24"/>
+          <w:szCs w:val="24"/>
+        </w:rPr>
+        <w:t>User navigates to login page</w:t>
+      </w:r>
+    </w:p>
+    <w:p>
+      <w:pPr>
+        <w:numPr>
+          <w:ilvl w:val="0"/>
+          <w:numId w:val="6"/>
+        </w:numPr>
+        <w:spacing w:before="100" w:beforeAutospacing="1" w:after="100" w:afterAutospacing="1"/>
+        <w:rPr>
+          <w:rFonts w:ascii="Times New Roman" w:eastAsia="Times New Roman" w:hAnsi="Times New Roman" w:cs="Times New Roman"/>
+          <w:sz w:val="24"/>
+          <w:szCs w:val="24"/>
+        </w:rPr>
+      </w:pPr>
+      <w:r>
+        <w:rPr>
+          <w:rFonts w:ascii="Times New Roman" w:eastAsia="Times New Roman" w:hAnsi="Times New Roman" w:cs="Times New Roman"/>
+          <w:sz w:val="24"/>
+          <w:szCs w:val="24"/>
+        </w:rPr>
+        <w:t>User enters:</w:t>
+      </w:r>
+    </w:p>
+    <w:p>
+      <w:pPr>
+        <w:numPr>
+          <w:ilvl w:val="1"/>
+          <w:numId w:val="6"/>
+        </w:numPr>
+        <w:spacing w:before="100" w:beforeAutospacing="1" w:after="100" w:afterAutospacing="1"/>
+        <w:rPr>
+          <w:rFonts w:ascii="Times New Roman" w:eastAsia="Times New Roman" w:hAnsi="Times New Roman" w:cs="Times New Roman"/>
+          <w:sz w:val="24"/>
+          <w:szCs w:val="24"/>
+        </w:rPr>
+      </w:pPr>
+      <w:r>
+        <w:rPr>
+          <w:rFonts w:ascii="Times New Roman" w:eastAsia="Times New Roman" w:hAnsi="Times New Roman" w:cs="Times New Roman"/>
+          <w:sz w:val="24"/>
+          <w:szCs w:val="24"/>
+        </w:rPr>
+        <w:t>Email</w:t>
+      </w:r>
+    </w:p>
+    <w:p>
+      <w:pPr>
+        <w:numPr>
+          <w:ilvl w:val="1"/>
+          <w:numId w:val="6"/>
+        </w:numPr>
+        <w:spacing w:before="100" w:beforeAutospacing="1" w:after="100" w:afterAutospacing="1"/>
+        <w:rPr>
+          <w:rFonts w:ascii="Times New Roman" w:eastAsia="Times New Roman" w:hAnsi="Times New Roman" w:cs="Times New Roman"/>
+          <w:sz w:val="24"/>
+          <w:szCs w:val="24"/>
+        </w:rPr>
+      </w:pPr>
+      <w:r>
+        <w:rPr>
+          <w:rFonts w:ascii="Times New Roman" w:eastAsia="Times New Roman" w:hAnsi="Times New Roman" w:cs="Times New Roman"/>
+          <w:sz w:val="24"/>
+          <w:szCs w:val="24"/>
+        </w:rPr>
+        <w:t>Password</w:t>
+      </w:r>
+    </w:p>
+    <w:p>
+      <w:pPr>
+        <w:numPr>
+          <w:ilvl w:val="0"/>
+          <w:numId w:val="6"/>
+        </w:numPr>
+        <w:spacing w:before="100" w:beforeAutospacing="1" w:after="100" w:afterAutospacing="1"/>
+        <w:rPr>
+          <w:rFonts w:ascii="Times New Roman" w:eastAsia="Times New Roman" w:hAnsi="Times New Roman" w:cs="Times New Roman"/>
+          <w:sz w:val="24"/>
+          <w:szCs w:val="24"/>
+        </w:rPr>
+      </w:pPr>
+      <w:r>
+        <w:rPr>
+          <w:rFonts w:ascii="Times New Roman" w:eastAsia="Times New Roman" w:hAnsi="Times New Roman" w:cs="Times New Roman"/>
+          <w:sz w:val="24"/>
+          <w:szCs w:val="24"/>
+        </w:rPr>
+        <w:t xml:space="preserve">User clicks </w:t>
+      </w:r>
+      <w:r>
+        <w:rPr>
+          <w:rFonts w:ascii="Times New Roman" w:eastAsia="Times New Roman" w:hAnsi="Times New Roman" w:cs="Times New Roman"/>
+          <w:b/>
+          <w:bCs/>
+          <w:sz w:val="24"/>
+          <w:szCs w:val="24"/>
+        </w:rPr>
+        <w:t>“Login” button</w:t>
+      </w:r>
+    </w:p>
+    <w:p>
+      <w:pPr>
+        <w:spacing w:before="100" w:beforeAutospacing="1" w:after="100" w:afterAutospacing="1"/>
+        <w:rPr>
+          <w:rFonts w:ascii="Times New Roman" w:eastAsia="Times New Roman" w:hAnsi="Times New Roman" w:cs="Times New Roman"/>
+          <w:sz w:val="24"/>
+          <w:szCs w:val="24"/>
+        </w:rPr>
+      </w:pPr>
+      <w:r>
+        <w:rPr>
+          <w:rFonts w:ascii="Times New Roman" w:eastAsia="Times New Roman" w:hAnsi="Times New Roman" w:cs="Times New Roman"/>
+          <w:b/>
+          <w:bCs/>
+          <w:sz w:val="24"/>
+          <w:szCs w:val="24"/>
+        </w:rPr>
+        <w:t>System Behaviour</w:t>
+      </w:r>
+      <w:r>
+        <w:rPr>
+          <w:rFonts w:ascii="Times New Roman" w:eastAsia="Times New Roman" w:hAnsi="Times New Roman" w:cs="Times New Roman"/>
+          <w:sz w:val="24"/>
+          <w:szCs w:val="24"/>
+        </w:rPr>
+        <w:br/>
+        <w:t>4. System checks credentials against database</w:t>
+      </w:r>
+    </w:p>
+    <w:p>
+      <w:pPr>
+        <w:numPr>
+          <w:ilvl w:val="0"/>
+          <w:numId w:val="7"/>
+        </w:numPr>
+        <w:spacing w:before="100" w:beforeAutospacing="1" w:after="100" w:afterAutospacing="1"/>
+        <w:rPr>
+          <w:rFonts w:ascii="Times New Roman" w:eastAsia="Times New Roman" w:hAnsi="Times New Roman" w:cs="Times New Roman"/>
+          <w:sz w:val="24"/>
+          <w:szCs w:val="24"/>
+        </w:rPr>
+      </w:pPr>
+      <w:r>
+        <w:rPr>
+          <w:rFonts w:ascii="Times New Roman" w:eastAsia="Times New Roman" w:hAnsi="Times New Roman" w:cs="Times New Roman"/>
+          <w:sz w:val="24"/>
+          <w:szCs w:val="24"/>
+        </w:rPr>
+        <w:t>If correct:</w:t>
+      </w:r>
+    </w:p>
+    <w:p>
+      <w:pPr>
+        <w:numPr>
+          <w:ilvl w:val="1"/>
+          <w:numId w:val="7"/>
+        </w:numPr>
+        <w:spacing w:before="100" w:beforeAutospacing="1" w:after="100" w:afterAutospacing="1"/>
+        <w:rPr>
+          <w:rFonts w:ascii="Times New Roman" w:eastAsia="Times New Roman" w:hAnsi="Times New Roman" w:cs="Times New Roman"/>
+          <w:sz w:val="24"/>
+          <w:szCs w:val="24"/>
+        </w:rPr>
+      </w:pPr>
+      <w:r>
+        <w:rPr>
+          <w:rFonts w:ascii="Times New Roman" w:eastAsia="Times New Roman" w:hAnsi="Times New Roman" w:cs="Times New Roman"/>
+          <w:sz w:val="24"/>
+          <w:szCs w:val="24"/>
+        </w:rPr>
+        <w:t>User is logged in</w:t>
+      </w:r>
+    </w:p>
+    <w:p>
+      <w:pPr>
+        <w:numPr>
+          <w:ilvl w:val="1"/>
+          <w:numId w:val="7"/>
+        </w:numPr>
+        <w:spacing w:before="100" w:beforeAutospacing="1" w:after="100" w:afterAutospacing="1"/>
+        <w:rPr>
+          <w:rFonts w:ascii="Times New Roman" w:eastAsia="Times New Roman" w:hAnsi="Times New Roman" w:cs="Times New Roman"/>
+          <w:sz w:val="24"/>
+          <w:szCs w:val="24"/>
+        </w:rPr>
+      </w:pPr>
+      <w:r>
+        <w:rPr>
+          <w:rFonts w:ascii="Times New Roman" w:eastAsia="Times New Roman" w:hAnsi="Times New Roman" w:cs="Times New Roman"/>
+          <w:sz w:val="24"/>
+          <w:szCs w:val="24"/>
+        </w:rPr>
+        <w:t>Redirected to:</w:t>
+      </w:r>
+    </w:p>
+    <w:p>
+      <w:pPr>
+        <w:numPr>
+          <w:ilvl w:val="2"/>
+          <w:numId w:val="7"/>
+        </w:numPr>
+        <w:spacing w:before="100" w:beforeAutospacing="1" w:after="100" w:afterAutospacing="1"/>
+        <w:rPr>
+          <w:rFonts w:ascii="Times New Roman" w:eastAsia="Times New Roman" w:hAnsi="Times New Roman" w:cs="Times New Roman"/>
+          <w:sz w:val="24"/>
+          <w:szCs w:val="24"/>
+        </w:rPr>
+      </w:pPr>
+      <w:r>
+        <w:rPr>
+          <w:rFonts w:ascii="Times New Roman" w:eastAsia="Times New Roman" w:hAnsi="Times New Roman" w:cs="Times New Roman"/>
+          <w:sz w:val="24"/>
+          <w:szCs w:val="24"/>
+        </w:rPr>
+        <w:t>Customer Dashboard OR</w:t>
+      </w:r>
+    </w:p>
+    <w:p>
+      <w:pPr>
+        <w:numPr>
+          <w:ilvl w:val="2"/>
+          <w:numId w:val="7"/>
+        </w:numPr>
+        <w:spacing w:before="100" w:beforeAutospacing="1" w:after="100" w:afterAutospacing="1"/>
+        <w:rPr>
+          <w:rFonts w:ascii="Times New Roman" w:eastAsia="Times New Roman" w:hAnsi="Times New Roman" w:cs="Times New Roman"/>
+          <w:sz w:val="24"/>
+          <w:szCs w:val="24"/>
+        </w:rPr>
+      </w:pPr>
+      <w:r>
+        <w:rPr>
+          <w:rFonts w:ascii="Times New Roman" w:eastAsia="Times New Roman" w:hAnsi="Times New Roman" w:cs="Times New Roman"/>
+          <w:sz w:val="24"/>
+          <w:szCs w:val="24"/>
+        </w:rPr>
+        <w:t>Producer Dashboard</w:t>
+      </w:r>
+    </w:p>
+    <w:p>
+      <w:pPr>
+        <w:numPr>
+          <w:ilvl w:val="0"/>
+          <w:numId w:val="7"/>
+        </w:numPr>
+        <w:spacing w:before="100" w:beforeAutospacing="1" w:after="100" w:afterAutospacing="1"/>
+        <w:rPr>
+          <w:rFonts w:ascii="Times New Roman" w:eastAsia="Times New Roman" w:hAnsi="Times New Roman" w:cs="Times New Roman"/>
+          <w:sz w:val="24"/>
+          <w:szCs w:val="24"/>
+        </w:rPr>
+      </w:pPr>
+      <w:r>
+        <w:rPr>
+          <w:rFonts w:ascii="Times New Roman" w:eastAsia="Times New Roman" w:hAnsi="Times New Roman" w:cs="Times New Roman"/>
+          <w:sz w:val="24"/>
+          <w:szCs w:val="24"/>
+        </w:rPr>
+        <w:t>If incorrect:</w:t>
+      </w:r>
+    </w:p>
+    <w:p>
+      <w:pPr>
+        <w:numPr>
+          <w:ilvl w:val="1"/>
+          <w:numId w:val="7"/>
+        </w:numPr>
+        <w:spacing w:before="100" w:beforeAutospacing="1" w:after="100" w:afterAutospacing="1"/>
+        <w:rPr>
+          <w:rFonts w:ascii="Times New Roman" w:eastAsia="Times New Roman" w:hAnsi="Times New Roman" w:cs="Times New Roman"/>
+          <w:sz w:val="24"/>
+          <w:szCs w:val="24"/>
+        </w:rPr>
+      </w:pPr>
+      <w:r>
+        <w:rPr>
+          <w:rFonts w:ascii="Times New Roman" w:eastAsia="Times New Roman" w:hAnsi="Times New Roman" w:cs="Times New Roman"/>
+          <w:sz w:val="24"/>
+          <w:szCs w:val="24"/>
+        </w:rPr>
+        <w:t>Error message displayed:</w:t>
+      </w:r>
+    </w:p>
+    <w:p>
+      <w:pPr>
+        <w:numPr>
+          <w:ilvl w:val="2"/>
+          <w:numId w:val="7"/>
+        </w:numPr>
+        <w:spacing w:before="100" w:beforeAutospacing="1" w:after="100" w:afterAutospacing="1"/>
+        <w:rPr>
+          <w:rFonts w:ascii="Times New Roman" w:eastAsia="Times New Roman" w:hAnsi="Times New Roman" w:cs="Times New Roman"/>
+          <w:sz w:val="24"/>
+          <w:szCs w:val="24"/>
+        </w:rPr>
+      </w:pPr>
+      <w:r>
+        <w:rPr>
+          <w:rFonts w:ascii="Times New Roman" w:eastAsia="Times New Roman" w:hAnsi="Times New Roman" w:cs="Times New Roman"/>
+          <w:sz w:val="24"/>
+          <w:szCs w:val="24"/>
+        </w:rPr>
+        <w:t>“Invalid email or password”</w:t>
+      </w:r>
+    </w:p>
+    <w:p>
+      <w:pPr>
+        <w:numPr>
+          <w:ilvl w:val="0"/>
+          <w:numId w:val="7"/>
+        </w:numPr>
+        <w:spacing w:before="100" w:beforeAutospacing="1" w:after="100" w:afterAutospacing="1"/>
+        <w:rPr>
+          <w:rFonts w:ascii="Times New Roman" w:eastAsia="Times New Roman" w:hAnsi="Times New Roman" w:cs="Times New Roman"/>
+          <w:sz w:val="24"/>
+          <w:szCs w:val="24"/>
+        </w:rPr>
+      </w:pPr>
+      <w:r>
+        <w:rPr>
+          <w:rFonts w:ascii="Times New Roman" w:eastAsia="Times New Roman" w:hAnsi="Times New Roman" w:cs="Times New Roman"/>
+          <w:sz w:val="24"/>
+          <w:szCs w:val="24"/>
+        </w:rPr>
+        <w:t>After 5 failed attempts:</w:t>
+      </w:r>
+    </w:p>
+    <w:p>
+      <w:pPr>
+        <w:numPr>
+          <w:ilvl w:val="1"/>
+          <w:numId w:val="7"/>
+        </w:numPr>
+        <w:spacing w:before="100" w:beforeAutospacing="1" w:after="100" w:afterAutospacing="1"/>
+        <w:rPr>
+          <w:rFonts w:ascii="Times New Roman" w:eastAsia="Times New Roman" w:hAnsi="Times New Roman" w:cs="Times New Roman"/>
+          <w:sz w:val="24"/>
+          <w:szCs w:val="24"/>
+        </w:rPr>
+      </w:pPr>
+      <w:r>
+        <w:rPr>
+          <w:rFonts w:ascii="Times New Roman" w:eastAsia="Times New Roman" w:hAnsi="Times New Roman" w:cs="Times New Roman"/>
+          <w:sz w:val="24"/>
+          <w:szCs w:val="24"/>
+        </w:rPr>
+        <w:t>Account is temporarily locked</w:t>
+      </w:r>
+    </w:p>
+    <w:p>
+      <w:pPr>
+        <w:rPr>
+          <w:rFonts w:ascii="Times New Roman" w:eastAsia="Times New Roman" w:hAnsi="Times New Roman" w:cs="Times New Roman"/>
+          <w:sz w:val="24"/>
+          <w:szCs w:val="24"/>
+        </w:rPr>
+      </w:pPr>
+      <w:r>
+        <w:rPr>
+          <w:rFonts w:ascii="Times New Roman" w:eastAsia="Times New Roman" w:hAnsi="Times New Roman" w:cs="Times New Roman"/>
+          <w:sz w:val="24"/>
+          <w:szCs w:val="24"/>
+        </w:rPr>
+        <w:pict w14:anchorId="71CC284E">
+          <v:rect id="_x0000_i1026" style="width:0;height:1.5pt" o:hralign="center" o:hrstd="t" o:hr="t" fillcolor="#a0a0a0" stroked="f"/>
+        </w:pict>
+      </w:r>
+    </w:p>
+    <w:p>
+      <w:pPr>
+        <w:spacing w:before="100" w:beforeAutospacing="1" w:after="100" w:afterAutospacing="1"/>
+        <w:outlineLvl w:val="1"/>
+        <w:rPr>
+          <w:rFonts w:ascii="Times New Roman" w:eastAsia="Times New Roman" w:hAnsi="Times New Roman" w:cs="Times New Roman"/>
+          <w:b/>
+          <w:bCs/>
+          <w:sz w:val="36"/>
+          <w:szCs w:val="36"/>
+        </w:rPr>
+      </w:pPr>
+      <w:r>
+        <w:rPr>
+          <w:rFonts w:ascii="Segoe UI Emoji" w:eastAsia="Times New Roman" w:hAnsi="Segoe UI Emoji" w:cs="Segoe UI Emoji"/>
+          <w:b/>
+          <w:bCs/>
+          <w:sz w:val="36"/>
+          <w:szCs w:val="36"/>
+        </w:rPr>
+        <w:t>🛒</w:t>
+      </w:r>
+      <w:r>
+        <w:rPr>
+          <w:rFonts w:ascii="Times New Roman" w:eastAsia="Times New Roman" w:hAnsi="Times New Roman" w:cs="Times New Roman"/>
+          <w:b/>
+          <w:bCs/>
+          <w:sz w:val="36"/>
+          <w:szCs w:val="36"/>
+        </w:rPr>
+        <w:t xml:space="preserve"> Functional Requirement: View Products</w:t>
+      </w:r>
+    </w:p>
+    <w:p>
+      <w:pPr>
+        <w:spacing w:before="100" w:beforeAutospacing="1" w:after="100" w:afterAutospacing="1"/>
+        <w:outlineLvl w:val="2"/>
+        <w:rPr>
+          <w:rFonts w:ascii="Times New Roman" w:eastAsia="Times New Roman" w:hAnsi="Times New Roman" w:cs="Times New Roman"/>
+          <w:b/>
+          <w:bCs/>
+          <w:sz w:val="27"/>
+          <w:szCs w:val="27"/>
+        </w:rPr>
+      </w:pPr>
+      <w:r>
+        <w:rPr>
+          <w:rFonts w:ascii="Times New Roman" w:eastAsia="Times New Roman" w:hAnsi="Times New Roman" w:cs="Times New Roman"/>
+          <w:b/>
+          <w:bCs/>
+          <w:sz w:val="27"/>
+          <w:szCs w:val="27"/>
+        </w:rPr>
+        <w:t>User Story</w:t>
+      </w:r>
+    </w:p>
+    <w:p>
+      <w:pPr>
+        <w:spacing w:before="100" w:beforeAutospacing="1" w:after="100" w:afterAutospacing="1"/>
+        <w:rPr>
+          <w:rFonts w:ascii="Times New Roman" w:eastAsia="Times New Roman" w:hAnsi="Times New Roman" w:cs="Times New Roman"/>
+          <w:sz w:val="24"/>
+          <w:szCs w:val="24"/>
+        </w:rPr>
+      </w:pPr>
+      <w:r>
+        <w:rPr>
+          <w:rFonts w:ascii="Times New Roman" w:eastAsia="Times New Roman" w:hAnsi="Times New Roman" w:cs="Times New Roman"/>
+          <w:sz w:val="24"/>
+          <w:szCs w:val="24"/>
+        </w:rPr>
+        <w:t>As Emily, I want to view products so that I can make informed purchasing decisions.</w:t>
+      </w:r>
+    </w:p>
+    <w:p>
+      <w:pPr>
+        <w:spacing w:before="100" w:beforeAutospacing="1" w:after="100" w:afterAutospacing="1"/>
+        <w:outlineLvl w:val="2"/>
+        <w:rPr>
+          <w:rFonts w:ascii="Times New Roman" w:eastAsia="Times New Roman" w:hAnsi="Times New Roman" w:cs="Times New Roman"/>
+          <w:b/>
+          <w:bCs/>
+          <w:sz w:val="27"/>
+          <w:szCs w:val="27"/>
+        </w:rPr>
+      </w:pPr>
+      <w:r>
+        <w:rPr>
+          <w:rFonts w:ascii="Times New Roman" w:eastAsia="Times New Roman" w:hAnsi="Times New Roman" w:cs="Times New Roman"/>
+          <w:b/>
+          <w:bCs/>
+          <w:sz w:val="27"/>
+          <w:szCs w:val="27"/>
+        </w:rPr>
+        <w:t>User Acceptance Criteria</w:t>
+      </w:r>
+    </w:p>
+    <w:p>
+      <w:pPr>
+        <w:spacing w:before="100" w:beforeAutospacing="1" w:after="100" w:afterAutospacing="1"/>
+        <w:rPr>
+          <w:rFonts w:ascii="Times New Roman" w:eastAsia="Times New Roman" w:hAnsi="Times New Roman" w:cs="Times New Roman"/>
+          <w:sz w:val="24"/>
+          <w:szCs w:val="24"/>
+        </w:rPr>
+      </w:pPr>
+      <w:r>
+        <w:rPr>
+          <w:rFonts w:ascii="Times New Roman" w:eastAsia="Times New Roman" w:hAnsi="Times New Roman" w:cs="Times New Roman"/>
+          <w:b/>
+          <w:bCs/>
+          <w:sz w:val="24"/>
+          <w:szCs w:val="24"/>
+        </w:rPr>
+        <w:t>Page: Product Catalogue</w:t>
+      </w:r>
+    </w:p>
+    <w:p>
+      <w:pPr>
+        <w:numPr>
+          <w:ilvl w:val="0"/>
+          <w:numId w:val="8"/>
+        </w:numPr>
+        <w:spacing w:before="100" w:beforeAutospacing="1" w:after="100" w:afterAutospacing="1"/>
+        <w:rPr>
+          <w:rFonts w:ascii="Times New Roman" w:eastAsia="Times New Roman" w:hAnsi="Times New Roman" w:cs="Times New Roman"/>
+          <w:sz w:val="24"/>
+          <w:szCs w:val="24"/>
+        </w:rPr>
+      </w:pPr>
+      <w:r>
+        <w:rPr>
+          <w:rFonts w:ascii="Times New Roman" w:eastAsia="Times New Roman" w:hAnsi="Times New Roman" w:cs="Times New Roman"/>
+          <w:sz w:val="24"/>
+          <w:szCs w:val="24"/>
+        </w:rPr>
+        <w:t>User accesses product page from homepage</w:t>
+      </w:r>
+    </w:p>
+    <w:p>
+      <w:pPr>
+        <w:numPr>
+          <w:ilvl w:val="0"/>
+          <w:numId w:val="8"/>
+        </w:numPr>
+        <w:spacing w:before="100" w:beforeAutospacing="1" w:after="100" w:afterAutospacing="1"/>
+        <w:rPr>
+          <w:rFonts w:ascii="Times New Roman" w:eastAsia="Times New Roman" w:hAnsi="Times New Roman" w:cs="Times New Roman"/>
+          <w:sz w:val="24"/>
+          <w:szCs w:val="24"/>
+        </w:rPr>
+      </w:pPr>
+      <w:r>
+        <w:rPr>
+          <w:rFonts w:ascii="Times New Roman" w:eastAsia="Times New Roman" w:hAnsi="Times New Roman" w:cs="Times New Roman"/>
+          <w:sz w:val="24"/>
+          <w:szCs w:val="24"/>
+        </w:rPr>
+        <w:t>System displays list of products showing:</w:t>
+      </w:r>
+    </w:p>
+    <w:p>
+      <w:pPr>
+        <w:numPr>
+          <w:ilvl w:val="1"/>
+          <w:numId w:val="8"/>
+        </w:numPr>
+        <w:spacing w:before="100" w:beforeAutospacing="1" w:after="100" w:afterAutospacing="1"/>
+        <w:rPr>
+          <w:rFonts w:ascii="Times New Roman" w:eastAsia="Times New Roman" w:hAnsi="Times New Roman" w:cs="Times New Roman"/>
+          <w:sz w:val="24"/>
+          <w:szCs w:val="24"/>
+        </w:rPr>
+      </w:pPr>
+      <w:r>
+        <w:rPr>
+          <w:rFonts w:ascii="Times New Roman" w:eastAsia="Times New Roman" w:hAnsi="Times New Roman" w:cs="Times New Roman"/>
+          <w:sz w:val="24"/>
+          <w:szCs w:val="24"/>
+        </w:rPr>
+        <w:t>Product name</w:t>
+      </w:r>
+    </w:p>
+    <w:p>
+      <w:pPr>
+        <w:numPr>
+          <w:ilvl w:val="1"/>
+          <w:numId w:val="8"/>
+        </w:numPr>
+        <w:spacing w:before="100" w:beforeAutospacing="1" w:after="100" w:afterAutospacing="1"/>
+        <w:rPr>
+          <w:rFonts w:ascii="Times New Roman" w:eastAsia="Times New Roman" w:hAnsi="Times New Roman" w:cs="Times New Roman"/>
+          <w:sz w:val="24"/>
+          <w:szCs w:val="24"/>
+        </w:rPr>
+      </w:pPr>
+      <w:r>
+        <w:rPr>
+          <w:rFonts w:ascii="Times New Roman" w:eastAsia="Times New Roman" w:hAnsi="Times New Roman" w:cs="Times New Roman"/>
+          <w:sz w:val="24"/>
+          <w:szCs w:val="24"/>
+        </w:rPr>
+        <w:lastRenderedPageBreak/>
+        <w:t>Price</w:t>
+      </w:r>
+    </w:p>
+    <w:p>
+      <w:pPr>
+        <w:numPr>
+          <w:ilvl w:val="1"/>
+          <w:numId w:val="8"/>
+        </w:numPr>
+        <w:spacing w:before="100" w:beforeAutospacing="1" w:after="100" w:afterAutospacing="1"/>
+        <w:rPr>
+          <w:rFonts w:ascii="Times New Roman" w:eastAsia="Times New Roman" w:hAnsi="Times New Roman" w:cs="Times New Roman"/>
+          <w:sz w:val="24"/>
+          <w:szCs w:val="24"/>
+        </w:rPr>
+      </w:pPr>
+      <w:r>
+        <w:rPr>
+          <w:rFonts w:ascii="Times New Roman" w:eastAsia="Times New Roman" w:hAnsi="Times New Roman" w:cs="Times New Roman"/>
+          <w:sz w:val="24"/>
+          <w:szCs w:val="24"/>
+        </w:rPr>
+        <w:t>Stock availability</w:t>
+      </w:r>
+    </w:p>
+    <w:p>
+      <w:pPr>
+        <w:numPr>
+          <w:ilvl w:val="1"/>
+          <w:numId w:val="8"/>
+        </w:numPr>
+        <w:spacing w:before="100" w:beforeAutospacing="1" w:after="100" w:afterAutospacing="1"/>
+        <w:rPr>
+          <w:rFonts w:ascii="Times New Roman" w:eastAsia="Times New Roman" w:hAnsi="Times New Roman" w:cs="Times New Roman"/>
+          <w:sz w:val="24"/>
+          <w:szCs w:val="24"/>
+        </w:rPr>
+      </w:pPr>
+      <w:r>
+        <w:rPr>
+          <w:rFonts w:ascii="Times New Roman" w:eastAsia="Times New Roman" w:hAnsi="Times New Roman" w:cs="Times New Roman"/>
+          <w:sz w:val="24"/>
+          <w:szCs w:val="24"/>
+        </w:rPr>
+        <w:t>Producer name</w:t>
+      </w:r>
+    </w:p>
+    <w:p>
+      <w:pPr>
+        <w:numPr>
+          <w:ilvl w:val="0"/>
+          <w:numId w:val="8"/>
+        </w:numPr>
+        <w:spacing w:before="100" w:beforeAutospacing="1" w:after="100" w:afterAutospacing="1"/>
+        <w:rPr>
+          <w:rFonts w:ascii="Times New Roman" w:eastAsia="Times New Roman" w:hAnsi="Times New Roman" w:cs="Times New Roman"/>
+          <w:sz w:val="24"/>
+          <w:szCs w:val="24"/>
+        </w:rPr>
+      </w:pPr>
+      <w:r>
+        <w:rPr>
+          <w:rFonts w:ascii="Times New Roman" w:eastAsia="Times New Roman" w:hAnsi="Times New Roman" w:cs="Times New Roman"/>
+          <w:sz w:val="24"/>
+          <w:szCs w:val="24"/>
+        </w:rPr>
+        <w:t>User can:</w:t>
+      </w:r>
+    </w:p>
+    <w:p>
+      <w:pPr>
+        <w:numPr>
+          <w:ilvl w:val="1"/>
+          <w:numId w:val="8"/>
+        </w:numPr>
+        <w:spacing w:before="100" w:beforeAutospacing="1" w:after="100" w:afterAutospacing="1"/>
+        <w:rPr>
+          <w:rFonts w:ascii="Times New Roman" w:eastAsia="Times New Roman" w:hAnsi="Times New Roman" w:cs="Times New Roman"/>
+          <w:sz w:val="24"/>
+          <w:szCs w:val="24"/>
+        </w:rPr>
+      </w:pPr>
+      <w:r>
+        <w:rPr>
+          <w:rFonts w:ascii="Times New Roman" w:eastAsia="Times New Roman" w:hAnsi="Times New Roman" w:cs="Times New Roman"/>
+          <w:sz w:val="24"/>
+          <w:szCs w:val="24"/>
+        </w:rPr>
+        <w:t>Scroll through products</w:t>
+      </w:r>
+    </w:p>
+    <w:p>
+      <w:pPr>
+        <w:numPr>
+          <w:ilvl w:val="1"/>
+          <w:numId w:val="8"/>
+        </w:numPr>
+        <w:spacing w:before="100" w:beforeAutospacing="1" w:after="100" w:afterAutospacing="1"/>
+        <w:rPr>
+          <w:rFonts w:ascii="Times New Roman" w:eastAsia="Times New Roman" w:hAnsi="Times New Roman" w:cs="Times New Roman"/>
+          <w:sz w:val="24"/>
+          <w:szCs w:val="24"/>
+        </w:rPr>
+      </w:pPr>
+      <w:r>
+        <w:rPr>
+          <w:rFonts w:ascii="Times New Roman" w:eastAsia="Times New Roman" w:hAnsi="Times New Roman" w:cs="Times New Roman"/>
+          <w:sz w:val="24"/>
+          <w:szCs w:val="24"/>
+        </w:rPr>
+        <w:t>Use filters:</w:t>
+      </w:r>
+    </w:p>
+    <w:p>
+      <w:pPr>
+        <w:numPr>
+          <w:ilvl w:val="2"/>
+          <w:numId w:val="8"/>
+        </w:numPr>
+        <w:spacing w:before="100" w:beforeAutospacing="1" w:after="100" w:afterAutospacing="1"/>
+        <w:rPr>
+          <w:rFonts w:ascii="Times New Roman" w:eastAsia="Times New Roman" w:hAnsi="Times New Roman" w:cs="Times New Roman"/>
+          <w:sz w:val="24"/>
+          <w:szCs w:val="24"/>
+        </w:rPr>
+      </w:pPr>
+      <w:r>
+        <w:rPr>
+          <w:rFonts w:ascii="Times New Roman" w:eastAsia="Times New Roman" w:hAnsi="Times New Roman" w:cs="Times New Roman"/>
+          <w:sz w:val="24"/>
+          <w:szCs w:val="24"/>
+        </w:rPr>
+        <w:t>Category</w:t>
+      </w:r>
+    </w:p>
+    <w:p>
+      <w:pPr>
+        <w:numPr>
+          <w:ilvl w:val="2"/>
+          <w:numId w:val="8"/>
+        </w:numPr>
+        <w:spacing w:before="100" w:beforeAutospacing="1" w:after="100" w:afterAutospacing="1"/>
+        <w:rPr>
+          <w:rFonts w:ascii="Times New Roman" w:eastAsia="Times New Roman" w:hAnsi="Times New Roman" w:cs="Times New Roman"/>
+          <w:sz w:val="24"/>
+          <w:szCs w:val="24"/>
+        </w:rPr>
+      </w:pPr>
+      <w:r>
+        <w:rPr>
+          <w:rFonts w:ascii="Times New Roman" w:eastAsia="Times New Roman" w:hAnsi="Times New Roman" w:cs="Times New Roman"/>
+          <w:sz w:val="24"/>
+          <w:szCs w:val="24"/>
+        </w:rPr>
+        <w:t>Producer</w:t>
+      </w:r>
+    </w:p>
+    <w:p>
+      <w:pPr>
+        <w:numPr>
+          <w:ilvl w:val="0"/>
+          <w:numId w:val="8"/>
+        </w:numPr>
+        <w:spacing w:before="100" w:beforeAutospacing="1" w:after="100" w:afterAutospacing="1"/>
+        <w:rPr>
+          <w:rFonts w:ascii="Times New Roman" w:eastAsia="Times New Roman" w:hAnsi="Times New Roman" w:cs="Times New Roman"/>
+          <w:sz w:val="24"/>
+          <w:szCs w:val="24"/>
+        </w:rPr>
+      </w:pPr>
+      <w:r>
+        <w:rPr>
+          <w:rFonts w:ascii="Times New Roman" w:eastAsia="Times New Roman" w:hAnsi="Times New Roman" w:cs="Times New Roman"/>
+          <w:sz w:val="24"/>
+          <w:szCs w:val="24"/>
+        </w:rPr>
+        <w:t>User clicks a product</w:t>
+      </w:r>
+    </w:p>
+    <w:p>
+      <w:pPr>
+        <w:spacing w:before="100" w:beforeAutospacing="1" w:after="100" w:afterAutospacing="1"/>
+        <w:rPr>
+          <w:rFonts w:ascii="Times New Roman" w:eastAsia="Times New Roman" w:hAnsi="Times New Roman" w:cs="Times New Roman"/>
+          <w:sz w:val="24"/>
+          <w:szCs w:val="24"/>
+        </w:rPr>
+      </w:pPr>
+      <w:r>
+        <w:rPr>
+          <w:rFonts w:ascii="Times New Roman" w:eastAsia="Times New Roman" w:hAnsi="Times New Roman" w:cs="Times New Roman"/>
+          <w:b/>
+          <w:bCs/>
+          <w:sz w:val="24"/>
+          <w:szCs w:val="24"/>
+        </w:rPr>
+        <w:t>Page: Product Details</w:t>
+      </w:r>
+      <w:r>
+        <w:rPr>
+          <w:rFonts w:ascii="Times New Roman" w:eastAsia="Times New Roman" w:hAnsi="Times New Roman" w:cs="Times New Roman"/>
+          <w:sz w:val="24"/>
+          <w:szCs w:val="24"/>
+        </w:rPr>
+        <w:br/>
+        <w:t>5. System displays:</w:t>
+      </w:r>
+    </w:p>
+    <w:p>
+      <w:pPr>
+        <w:numPr>
+          <w:ilvl w:val="0"/>
+          <w:numId w:val="9"/>
+        </w:numPr>
+        <w:spacing w:before="100" w:beforeAutospacing="1" w:after="100" w:afterAutospacing="1"/>
+        <w:rPr>
+          <w:rFonts w:ascii="Times New Roman" w:eastAsia="Times New Roman" w:hAnsi="Times New Roman" w:cs="Times New Roman"/>
+          <w:sz w:val="24"/>
+          <w:szCs w:val="24"/>
+        </w:rPr>
+      </w:pPr>
+      <w:r>
+        <w:rPr>
+          <w:rFonts w:ascii="Times New Roman" w:eastAsia="Times New Roman" w:hAnsi="Times New Roman" w:cs="Times New Roman"/>
+          <w:sz w:val="24"/>
+          <w:szCs w:val="24"/>
+        </w:rPr>
+        <w:t>Full description</w:t>
+      </w:r>
+    </w:p>
+    <w:p>
+      <w:pPr>
+        <w:numPr>
+          <w:ilvl w:val="0"/>
+          <w:numId w:val="9"/>
+        </w:numPr>
+        <w:spacing w:before="100" w:beforeAutospacing="1" w:after="100" w:afterAutospacing="1"/>
+        <w:rPr>
+          <w:rFonts w:ascii="Times New Roman" w:eastAsia="Times New Roman" w:hAnsi="Times New Roman" w:cs="Times New Roman"/>
+          <w:sz w:val="24"/>
+          <w:szCs w:val="24"/>
+        </w:rPr>
+      </w:pPr>
+      <w:r>
+        <w:rPr>
+          <w:rFonts w:ascii="Times New Roman" w:eastAsia="Times New Roman" w:hAnsi="Times New Roman" w:cs="Times New Roman"/>
+          <w:sz w:val="24"/>
+          <w:szCs w:val="24"/>
+        </w:rPr>
+        <w:t>Price</w:t>
+      </w:r>
+    </w:p>
+    <w:p>
+      <w:pPr>
+        <w:numPr>
+          <w:ilvl w:val="0"/>
+          <w:numId w:val="9"/>
+        </w:numPr>
+        <w:spacing w:before="100" w:beforeAutospacing="1" w:after="100" w:afterAutospacing="1"/>
+        <w:rPr>
+          <w:rFonts w:ascii="Times New Roman" w:eastAsia="Times New Roman" w:hAnsi="Times New Roman" w:cs="Times New Roman"/>
+          <w:sz w:val="24"/>
+          <w:szCs w:val="24"/>
+        </w:rPr>
+      </w:pPr>
+      <w:r>
+        <w:rPr>
+          <w:rFonts w:ascii="Times New Roman" w:eastAsia="Times New Roman" w:hAnsi="Times New Roman" w:cs="Times New Roman"/>
+          <w:sz w:val="24"/>
+          <w:szCs w:val="24"/>
+        </w:rPr>
+        <w:t>Stock level</w:t>
+      </w:r>
+    </w:p>
+    <w:p>
+      <w:pPr>
+        <w:numPr>
+          <w:ilvl w:val="0"/>
+          <w:numId w:val="9"/>
+        </w:numPr>
+        <w:spacing w:before="100" w:beforeAutospacing="1" w:after="100" w:afterAutospacing="1"/>
+        <w:rPr>
+          <w:rFonts w:ascii="Times New Roman" w:eastAsia="Times New Roman" w:hAnsi="Times New Roman" w:cs="Times New Roman"/>
+          <w:sz w:val="24"/>
+          <w:szCs w:val="24"/>
+        </w:rPr>
+      </w:pPr>
+      <w:r>
+        <w:rPr>
+          <w:rFonts w:ascii="Times New Roman" w:eastAsia="Times New Roman" w:hAnsi="Times New Roman" w:cs="Times New Roman"/>
+          <w:sz w:val="24"/>
+          <w:szCs w:val="24"/>
+        </w:rPr>
+        <w:t>Producer information</w:t>
+      </w:r>
+    </w:p>
+    <w:p>
+      <w:pPr>
+        <w:numPr>
+          <w:ilvl w:val="0"/>
+          <w:numId w:val="9"/>
+        </w:numPr>
+        <w:spacing w:before="100" w:beforeAutospacing="1" w:after="100" w:afterAutospacing="1"/>
+        <w:rPr>
+          <w:rFonts w:ascii="Times New Roman" w:eastAsia="Times New Roman" w:hAnsi="Times New Roman" w:cs="Times New Roman"/>
+          <w:sz w:val="24"/>
+          <w:szCs w:val="24"/>
+        </w:rPr>
+      </w:pPr>
+      <w:r>
+        <w:rPr>
+          <w:rFonts w:ascii="Times New Roman" w:eastAsia="Times New Roman" w:hAnsi="Times New Roman" w:cs="Times New Roman"/>
+          <w:sz w:val="24"/>
+          <w:szCs w:val="24"/>
+        </w:rPr>
+        <w:t>Traceability details</w:t>
+      </w:r>
+    </w:p>
+    <w:p>
+      <w:pPr>
+        <w:numPr>
+          <w:ilvl w:val="0"/>
+          <w:numId w:val="10"/>
+        </w:numPr>
+        <w:spacing w:before="100" w:beforeAutospacing="1" w:after="100" w:afterAutospacing="1"/>
+        <w:rPr>
+          <w:rFonts w:ascii="Times New Roman" w:eastAsia="Times New Roman" w:hAnsi="Times New Roman" w:cs="Times New Roman"/>
+          <w:sz w:val="24"/>
+          <w:szCs w:val="24"/>
+        </w:rPr>
+      </w:pPr>
+      <w:r>
+        <w:rPr>
+          <w:rFonts w:ascii="Times New Roman" w:eastAsia="Times New Roman" w:hAnsi="Times New Roman" w:cs="Times New Roman"/>
+          <w:sz w:val="24"/>
+          <w:szCs w:val="24"/>
+        </w:rPr>
+        <w:t xml:space="preserve">User sees </w:t>
+      </w:r>
+      <w:r>
+        <w:rPr>
+          <w:rFonts w:ascii="Times New Roman" w:eastAsia="Times New Roman" w:hAnsi="Times New Roman" w:cs="Times New Roman"/>
+          <w:b/>
+          <w:bCs/>
+          <w:sz w:val="24"/>
+          <w:szCs w:val="24"/>
+        </w:rPr>
+        <w:t>“Add to Basket” button</w:t>
+      </w:r>
+    </w:p>
+    <w:p>
+      <w:pPr>
+        <w:rPr>
+          <w:rFonts w:ascii="Times New Roman" w:eastAsia="Times New Roman" w:hAnsi="Times New Roman" w:cs="Times New Roman"/>
+          <w:sz w:val="24"/>
+          <w:szCs w:val="24"/>
+        </w:rPr>
+      </w:pPr>
+      <w:r>
+        <w:rPr>
+          <w:rFonts w:ascii="Times New Roman" w:eastAsia="Times New Roman" w:hAnsi="Times New Roman" w:cs="Times New Roman"/>
+          <w:sz w:val="24"/>
+          <w:szCs w:val="24"/>
+        </w:rPr>
+        <w:pict w14:anchorId="403327D4">
+          <v:rect id="_x0000_i1027" style="width:0;height:1.5pt" o:hralign="center" o:hrstd="t" o:hr="t" fillcolor="#a0a0a0" stroked="f"/>
+        </w:pict>
+      </w:r>
+    </w:p>
+    <w:p>
+      <w:pPr>
+        <w:spacing w:before="100" w:beforeAutospacing="1" w:after="100" w:afterAutospacing="1"/>
+        <w:outlineLvl w:val="1"/>
+        <w:rPr>
+          <w:rFonts w:ascii="Times New Roman" w:eastAsia="Times New Roman" w:hAnsi="Times New Roman" w:cs="Times New Roman"/>
+          <w:b/>
+          <w:bCs/>
+          <w:sz w:val="36"/>
+          <w:szCs w:val="36"/>
+        </w:rPr>
+      </w:pPr>
+      <w:r>
+        <w:rPr>
+          <w:rFonts w:ascii="Segoe UI Emoji" w:eastAsia="Times New Roman" w:hAnsi="Segoe UI Emoji" w:cs="Segoe UI Emoji"/>
+          <w:b/>
+          <w:bCs/>
+          <w:sz w:val="36"/>
+          <w:szCs w:val="36"/>
+        </w:rPr>
+        <w:t>🧺</w:t>
+      </w:r>
+      <w:r>
+        <w:rPr>
+          <w:rFonts w:ascii="Times New Roman" w:eastAsia="Times New Roman" w:hAnsi="Times New Roman" w:cs="Times New Roman"/>
+          <w:b/>
+          <w:bCs/>
+          <w:sz w:val="36"/>
+          <w:szCs w:val="36"/>
+        </w:rPr>
+        <w:t xml:space="preserve"> Functional Requirement: Place Order</w:t>
+      </w:r>
+    </w:p>
+    <w:p>
+      <w:pPr>
+        <w:spacing w:before="100" w:beforeAutospacing="1" w:after="100" w:afterAutospacing="1"/>
+        <w:outlineLvl w:val="2"/>
+        <w:rPr>
+          <w:rFonts w:ascii="Times New Roman" w:eastAsia="Times New Roman" w:hAnsi="Times New Roman" w:cs="Times New Roman"/>
+          <w:b/>
+          <w:bCs/>
+          <w:sz w:val="27"/>
+          <w:szCs w:val="27"/>
+        </w:rPr>
+      </w:pPr>
+      <w:r>
+        <w:rPr>
+          <w:rFonts w:ascii="Times New Roman" w:eastAsia="Times New Roman" w:hAnsi="Times New Roman" w:cs="Times New Roman"/>
+          <w:b/>
+          <w:bCs/>
+          <w:sz w:val="27"/>
+          <w:szCs w:val="27"/>
+        </w:rPr>
+        <w:t>User Story</w:t>
+      </w:r>
+    </w:p>
+    <w:p>
+      <w:pPr>
+        <w:spacing w:before="100" w:beforeAutospacing="1" w:after="100" w:afterAutospacing="1"/>
+        <w:rPr>
+          <w:rFonts w:ascii="Times New Roman" w:eastAsia="Times New Roman" w:hAnsi="Times New Roman" w:cs="Times New Roman"/>
+          <w:sz w:val="24"/>
+          <w:szCs w:val="24"/>
+        </w:rPr>
+      </w:pPr>
+      <w:r>
+        <w:rPr>
+          <w:rFonts w:ascii="Times New Roman" w:eastAsia="Times New Roman" w:hAnsi="Times New Roman" w:cs="Times New Roman"/>
+          <w:sz w:val="24"/>
+          <w:szCs w:val="24"/>
+        </w:rPr>
+        <w:t>As Emily, I want to place an order so that I can receive products without visiting the store.</w:t>
+      </w:r>
+    </w:p>
+    <w:p>
+      <w:pPr>
+        <w:spacing w:before="100" w:beforeAutospacing="1" w:after="100" w:afterAutospacing="1"/>
+        <w:outlineLvl w:val="2"/>
+        <w:rPr>
+          <w:rFonts w:ascii="Times New Roman" w:eastAsia="Times New Roman" w:hAnsi="Times New Roman" w:cs="Times New Roman"/>
+          <w:b/>
+          <w:bCs/>
+          <w:sz w:val="27"/>
+          <w:szCs w:val="27"/>
+        </w:rPr>
+      </w:pPr>
+      <w:r>
+        <w:rPr>
+          <w:rFonts w:ascii="Times New Roman" w:eastAsia="Times New Roman" w:hAnsi="Times New Roman" w:cs="Times New Roman"/>
+          <w:b/>
+          <w:bCs/>
+          <w:sz w:val="27"/>
+          <w:szCs w:val="27"/>
+        </w:rPr>
+        <w:t>User Acceptance Criteria</w:t>
+      </w:r>
+    </w:p>
+    <w:p>
+      <w:pPr>
+        <w:rPr>
+          <w:rFonts w:ascii="Times New Roman" w:eastAsia="Times New Roman" w:hAnsi="Times New Roman" w:cs="Times New Roman"/>
+          <w:sz w:val="24"/>
+          <w:szCs w:val="24"/>
+        </w:rPr>
+      </w:pPr>
+      <w:r>
+        <w:rPr>
+          <w:rFonts w:ascii="Times New Roman" w:eastAsia="Times New Roman" w:hAnsi="Times New Roman" w:cs="Times New Roman"/>
+          <w:sz w:val="24"/>
+          <w:szCs w:val="24"/>
+        </w:rPr>
+        <w:pict w14:anchorId="058BD4A6">
+          <v:rect id="_x0000_i1028" style="width:0;height:1.5pt" o:hralign="center" o:hrstd="t" o:hr="t" fillcolor="#a0a0a0" stroked="f"/>
+        </w:pict>
+      </w:r>
+    </w:p>
+    <w:p>
+      <w:pPr>
+        <w:spacing w:before="100" w:beforeAutospacing="1" w:after="100" w:afterAutospacing="1"/>
+        <w:outlineLvl w:val="2"/>
+        <w:rPr>
+          <w:rFonts w:ascii="Times New Roman" w:eastAsia="Times New Roman" w:hAnsi="Times New Roman" w:cs="Times New Roman"/>
+          <w:b/>
+          <w:bCs/>
+          <w:sz w:val="27"/>
+          <w:szCs w:val="27"/>
+        </w:rPr>
+      </w:pPr>
+      <w:r>
+        <w:rPr>
+          <w:rFonts w:ascii="Times New Roman" w:eastAsia="Times New Roman" w:hAnsi="Times New Roman" w:cs="Times New Roman"/>
+          <w:b/>
+          <w:bCs/>
+          <w:sz w:val="27"/>
+          <w:szCs w:val="27"/>
+        </w:rPr>
+        <w:t>Page: Product Page</w:t>
+      </w:r>
+    </w:p>
+    <w:p>
+      <w:pPr>
+        <w:numPr>
+          <w:ilvl w:val="0"/>
+          <w:numId w:val="11"/>
+        </w:numPr>
+        <w:spacing w:before="100" w:beforeAutospacing="1" w:after="100" w:afterAutospacing="1"/>
+        <w:rPr>
+          <w:rFonts w:ascii="Times New Roman" w:eastAsia="Times New Roman" w:hAnsi="Times New Roman" w:cs="Times New Roman"/>
+          <w:sz w:val="24"/>
+          <w:szCs w:val="24"/>
+        </w:rPr>
+      </w:pPr>
+      <w:r>
+        <w:rPr>
+          <w:rFonts w:ascii="Times New Roman" w:eastAsia="Times New Roman" w:hAnsi="Times New Roman" w:cs="Times New Roman"/>
+          <w:sz w:val="24"/>
+          <w:szCs w:val="24"/>
+        </w:rPr>
+        <w:t>User selects product</w:t>
+      </w:r>
+    </w:p>
+    <w:p>
+      <w:pPr>
+        <w:numPr>
+          <w:ilvl w:val="0"/>
+          <w:numId w:val="11"/>
+        </w:numPr>
+        <w:spacing w:before="100" w:beforeAutospacing="1" w:after="100" w:afterAutospacing="1"/>
+        <w:rPr>
+          <w:rFonts w:ascii="Times New Roman" w:eastAsia="Times New Roman" w:hAnsi="Times New Roman" w:cs="Times New Roman"/>
+          <w:sz w:val="24"/>
+          <w:szCs w:val="24"/>
+        </w:rPr>
+      </w:pPr>
+      <w:r>
+        <w:rPr>
+          <w:rFonts w:ascii="Times New Roman" w:eastAsia="Times New Roman" w:hAnsi="Times New Roman" w:cs="Times New Roman"/>
+          <w:sz w:val="24"/>
+          <w:szCs w:val="24"/>
+        </w:rPr>
+        <w:t>User selects quantity</w:t>
+      </w:r>
+    </w:p>
+    <w:p>
+      <w:pPr>
+        <w:numPr>
+          <w:ilvl w:val="0"/>
+          <w:numId w:val="11"/>
+        </w:numPr>
+        <w:spacing w:before="100" w:beforeAutospacing="1" w:after="100" w:afterAutospacing="1"/>
+        <w:rPr>
+          <w:rFonts w:ascii="Times New Roman" w:eastAsia="Times New Roman" w:hAnsi="Times New Roman" w:cs="Times New Roman"/>
+          <w:sz w:val="24"/>
+          <w:szCs w:val="24"/>
+        </w:rPr>
+      </w:pPr>
+      <w:r>
+        <w:rPr>
+          <w:rFonts w:ascii="Times New Roman" w:eastAsia="Times New Roman" w:hAnsi="Times New Roman" w:cs="Times New Roman"/>
+          <w:sz w:val="24"/>
+          <w:szCs w:val="24"/>
+        </w:rPr>
+        <w:t xml:space="preserve">User clicks </w:t>
+      </w:r>
+      <w:r>
+        <w:rPr>
+          <w:rFonts w:ascii="Times New Roman" w:eastAsia="Times New Roman" w:hAnsi="Times New Roman" w:cs="Times New Roman"/>
+          <w:b/>
+          <w:bCs/>
+          <w:sz w:val="24"/>
+          <w:szCs w:val="24"/>
+        </w:rPr>
+        <w:t>“Add to Basket”</w:t>
+      </w:r>
+    </w:p>
+    <w:p>
+      <w:pPr>
+        <w:rPr>
+          <w:rFonts w:ascii="Times New Roman" w:eastAsia="Times New Roman" w:hAnsi="Times New Roman" w:cs="Times New Roman"/>
+          <w:sz w:val="24"/>
+          <w:szCs w:val="24"/>
+        </w:rPr>
+      </w:pPr>
+      <w:r>
+        <w:rPr>
+          <w:rFonts w:ascii="Times New Roman" w:eastAsia="Times New Roman" w:hAnsi="Times New Roman" w:cs="Times New Roman"/>
+          <w:sz w:val="24"/>
+          <w:szCs w:val="24"/>
+        </w:rPr>
+        <w:pict w14:anchorId="6069959B">
+          <v:rect id="_x0000_i1029" style="width:0;height:1.5pt" o:hralign="center" o:hrstd="t" o:hr="t" fillcolor="#a0a0a0" stroked="f"/>
+        </w:pict>
+      </w:r>
+    </w:p>
+    <w:p>
+      <w:pPr>
+        <w:spacing w:before="100" w:beforeAutospacing="1" w:after="100" w:afterAutospacing="1"/>
+        <w:outlineLvl w:val="2"/>
+        <w:rPr>
+          <w:rFonts w:ascii="Times New Roman" w:eastAsia="Times New Roman" w:hAnsi="Times New Roman" w:cs="Times New Roman"/>
+          <w:b/>
+          <w:bCs/>
+          <w:sz w:val="27"/>
+          <w:szCs w:val="27"/>
+        </w:rPr>
+      </w:pPr>
+      <w:r>
+        <w:rPr>
+          <w:rFonts w:ascii="Times New Roman" w:eastAsia="Times New Roman" w:hAnsi="Times New Roman" w:cs="Times New Roman"/>
+          <w:b/>
+          <w:bCs/>
+          <w:sz w:val="27"/>
+          <w:szCs w:val="27"/>
+        </w:rPr>
+        <w:t>Page: Basket Page</w:t>
+      </w:r>
+    </w:p>
+    <w:p>
+      <w:pPr>
+        <w:numPr>
+          <w:ilvl w:val="0"/>
+          <w:numId w:val="12"/>
+        </w:numPr>
+        <w:spacing w:before="100" w:beforeAutospacing="1" w:after="100" w:afterAutospacing="1"/>
+        <w:rPr>
+          <w:rFonts w:ascii="Times New Roman" w:eastAsia="Times New Roman" w:hAnsi="Times New Roman" w:cs="Times New Roman"/>
+          <w:sz w:val="24"/>
+          <w:szCs w:val="24"/>
+        </w:rPr>
+      </w:pPr>
+      <w:r>
+        <w:rPr>
+          <w:rFonts w:ascii="Times New Roman" w:eastAsia="Times New Roman" w:hAnsi="Times New Roman" w:cs="Times New Roman"/>
+          <w:sz w:val="24"/>
+          <w:szCs w:val="24"/>
+        </w:rPr>
+        <w:t>System displays:</w:t>
+      </w:r>
+    </w:p>
+    <w:p>
+      <w:pPr>
+        <w:numPr>
+          <w:ilvl w:val="1"/>
+          <w:numId w:val="12"/>
+        </w:numPr>
+        <w:spacing w:before="100" w:beforeAutospacing="1" w:after="100" w:afterAutospacing="1"/>
+        <w:rPr>
+          <w:rFonts w:ascii="Times New Roman" w:eastAsia="Times New Roman" w:hAnsi="Times New Roman" w:cs="Times New Roman"/>
+          <w:sz w:val="24"/>
+          <w:szCs w:val="24"/>
+        </w:rPr>
+      </w:pPr>
+      <w:r>
+        <w:rPr>
+          <w:rFonts w:ascii="Times New Roman" w:eastAsia="Times New Roman" w:hAnsi="Times New Roman" w:cs="Times New Roman"/>
+          <w:sz w:val="24"/>
+          <w:szCs w:val="24"/>
+        </w:rPr>
+        <w:t>List of selected products</w:t>
+      </w:r>
+    </w:p>
+    <w:p>
+      <w:pPr>
+        <w:numPr>
+          <w:ilvl w:val="1"/>
+          <w:numId w:val="12"/>
+        </w:numPr>
+        <w:spacing w:before="100" w:beforeAutospacing="1" w:after="100" w:afterAutospacing="1"/>
+        <w:rPr>
+          <w:rFonts w:ascii="Times New Roman" w:eastAsia="Times New Roman" w:hAnsi="Times New Roman" w:cs="Times New Roman"/>
+          <w:sz w:val="24"/>
+          <w:szCs w:val="24"/>
+        </w:rPr>
+      </w:pPr>
+      <w:r>
+        <w:rPr>
+          <w:rFonts w:ascii="Times New Roman" w:eastAsia="Times New Roman" w:hAnsi="Times New Roman" w:cs="Times New Roman"/>
+          <w:sz w:val="24"/>
+          <w:szCs w:val="24"/>
+        </w:rPr>
+        <w:t>Quantity of each item</w:t>
+      </w:r>
+    </w:p>
+    <w:p>
+      <w:pPr>
+        <w:numPr>
+          <w:ilvl w:val="1"/>
+          <w:numId w:val="12"/>
+        </w:numPr>
+        <w:spacing w:before="100" w:beforeAutospacing="1" w:after="100" w:afterAutospacing="1"/>
+        <w:rPr>
+          <w:rFonts w:ascii="Times New Roman" w:eastAsia="Times New Roman" w:hAnsi="Times New Roman" w:cs="Times New Roman"/>
+          <w:sz w:val="24"/>
+          <w:szCs w:val="24"/>
+        </w:rPr>
+      </w:pPr>
+      <w:r>
+        <w:rPr>
+          <w:rFonts w:ascii="Times New Roman" w:eastAsia="Times New Roman" w:hAnsi="Times New Roman" w:cs="Times New Roman"/>
+          <w:sz w:val="24"/>
+          <w:szCs w:val="24"/>
+        </w:rPr>
+        <w:t>Individual prices</w:t>
+      </w:r>
+    </w:p>
+    <w:p>
+      <w:pPr>
+        <w:numPr>
+          <w:ilvl w:val="1"/>
+          <w:numId w:val="12"/>
+        </w:numPr>
+        <w:spacing w:before="100" w:beforeAutospacing="1" w:after="100" w:afterAutospacing="1"/>
+        <w:rPr>
+          <w:rFonts w:ascii="Times New Roman" w:eastAsia="Times New Roman" w:hAnsi="Times New Roman" w:cs="Times New Roman"/>
+          <w:sz w:val="24"/>
+          <w:szCs w:val="24"/>
+        </w:rPr>
+      </w:pPr>
+      <w:r>
+        <w:rPr>
+          <w:rFonts w:ascii="Times New Roman" w:eastAsia="Times New Roman" w:hAnsi="Times New Roman" w:cs="Times New Roman"/>
+          <w:sz w:val="24"/>
+          <w:szCs w:val="24"/>
+        </w:rPr>
+        <w:t>Total cost</w:t>
+      </w:r>
+    </w:p>
+    <w:p>
+      <w:pPr>
+        <w:numPr>
+          <w:ilvl w:val="0"/>
+          <w:numId w:val="12"/>
+        </w:numPr>
+        <w:spacing w:before="100" w:beforeAutospacing="1" w:after="100" w:afterAutospacing="1"/>
+        <w:rPr>
+          <w:rFonts w:ascii="Times New Roman" w:eastAsia="Times New Roman" w:hAnsi="Times New Roman" w:cs="Times New Roman"/>
+          <w:sz w:val="24"/>
+          <w:szCs w:val="24"/>
+        </w:rPr>
+      </w:pPr>
+      <w:r>
+        <w:rPr>
+          <w:rFonts w:ascii="Times New Roman" w:eastAsia="Times New Roman" w:hAnsi="Times New Roman" w:cs="Times New Roman"/>
+          <w:sz w:val="24"/>
+          <w:szCs w:val="24"/>
+        </w:rPr>
+        <w:t>User can:</w:t>
+      </w:r>
+    </w:p>
+    <w:p>
+      <w:pPr>
+        <w:numPr>
+          <w:ilvl w:val="1"/>
+          <w:numId w:val="12"/>
+        </w:numPr>
+        <w:spacing w:before="100" w:beforeAutospacing="1" w:after="100" w:afterAutospacing="1"/>
+        <w:rPr>
+          <w:rFonts w:ascii="Times New Roman" w:eastAsia="Times New Roman" w:hAnsi="Times New Roman" w:cs="Times New Roman"/>
+          <w:sz w:val="24"/>
+          <w:szCs w:val="24"/>
+        </w:rPr>
+      </w:pPr>
+      <w:r>
+        <w:rPr>
+          <w:rFonts w:ascii="Times New Roman" w:eastAsia="Times New Roman" w:hAnsi="Times New Roman" w:cs="Times New Roman"/>
+          <w:sz w:val="24"/>
+          <w:szCs w:val="24"/>
+        </w:rPr>
+        <w:lastRenderedPageBreak/>
+        <w:t>Increase/decrease quantity</w:t>
+      </w:r>
+    </w:p>
+    <w:p>
+      <w:pPr>
+        <w:numPr>
+          <w:ilvl w:val="1"/>
+          <w:numId w:val="12"/>
+        </w:numPr>
+        <w:spacing w:before="100" w:beforeAutospacing="1" w:after="100" w:afterAutospacing="1"/>
+        <w:rPr>
+          <w:rFonts w:ascii="Times New Roman" w:eastAsia="Times New Roman" w:hAnsi="Times New Roman" w:cs="Times New Roman"/>
+          <w:sz w:val="24"/>
+          <w:szCs w:val="24"/>
+        </w:rPr>
+      </w:pPr>
+      <w:r>
+        <w:rPr>
+          <w:rFonts w:ascii="Times New Roman" w:eastAsia="Times New Roman" w:hAnsi="Times New Roman" w:cs="Times New Roman"/>
+          <w:sz w:val="24"/>
+          <w:szCs w:val="24"/>
+        </w:rPr>
+        <w:t>Remove items</w:t>
+      </w:r>
+    </w:p>
+    <w:p>
+      <w:pPr>
+        <w:numPr>
+          <w:ilvl w:val="0"/>
+          <w:numId w:val="12"/>
+        </w:numPr>
+        <w:spacing w:before="100" w:beforeAutospacing="1" w:after="100" w:afterAutospacing="1"/>
+        <w:rPr>
+          <w:rFonts w:ascii="Times New Roman" w:eastAsia="Times New Roman" w:hAnsi="Times New Roman" w:cs="Times New Roman"/>
+          <w:sz w:val="24"/>
+          <w:szCs w:val="24"/>
+        </w:rPr>
+      </w:pPr>
+      <w:r>
+        <w:rPr>
+          <w:rFonts w:ascii="Times New Roman" w:eastAsia="Times New Roman" w:hAnsi="Times New Roman" w:cs="Times New Roman"/>
+          <w:sz w:val="24"/>
+          <w:szCs w:val="24"/>
+        </w:rPr>
+        <w:t xml:space="preserve">User clicks </w:t>
+      </w:r>
+      <w:r>
+        <w:rPr>
+          <w:rFonts w:ascii="Times New Roman" w:eastAsia="Times New Roman" w:hAnsi="Times New Roman" w:cs="Times New Roman"/>
+          <w:b/>
+          <w:bCs/>
+          <w:sz w:val="24"/>
+          <w:szCs w:val="24"/>
+        </w:rPr>
+        <w:t>“Proceed to Checkout”</w:t>
+      </w:r>
+    </w:p>
+    <w:p>
+      <w:pPr>
+        <w:rPr>
+          <w:rFonts w:ascii="Times New Roman" w:eastAsia="Times New Roman" w:hAnsi="Times New Roman" w:cs="Times New Roman"/>
+          <w:sz w:val="24"/>
+          <w:szCs w:val="24"/>
+        </w:rPr>
+      </w:pPr>
+      <w:r>
+        <w:rPr>
+          <w:rFonts w:ascii="Times New Roman" w:eastAsia="Times New Roman" w:hAnsi="Times New Roman" w:cs="Times New Roman"/>
+          <w:sz w:val="24"/>
+          <w:szCs w:val="24"/>
+        </w:rPr>
+        <w:pict w14:anchorId="4D9D4914">
+          <v:rect id="_x0000_i1030" style="width:0;height:1.5pt" o:hralign="center" o:hrstd="t" o:hr="t" fillcolor="#a0a0a0" stroked="f"/>
+        </w:pict>
+      </w:r>
+    </w:p>
+    <w:p>
+      <w:pPr>
+        <w:spacing w:before="100" w:beforeAutospacing="1" w:after="100" w:afterAutospacing="1"/>
+        <w:outlineLvl w:val="2"/>
+        <w:rPr>
+          <w:rFonts w:ascii="Times New Roman" w:eastAsia="Times New Roman" w:hAnsi="Times New Roman" w:cs="Times New Roman"/>
+          <w:b/>
+          <w:bCs/>
+          <w:sz w:val="27"/>
+          <w:szCs w:val="27"/>
+        </w:rPr>
+      </w:pPr>
+      <w:r>
+        <w:rPr>
+          <w:rFonts w:ascii="Times New Roman" w:eastAsia="Times New Roman" w:hAnsi="Times New Roman" w:cs="Times New Roman"/>
+          <w:b/>
+          <w:bCs/>
+          <w:sz w:val="27"/>
+          <w:szCs w:val="27"/>
+        </w:rPr>
+        <w:t>Page: Checkout Page</w:t>
+      </w:r>
+    </w:p>
+    <w:p>
+      <w:pPr>
+        <w:numPr>
+          <w:ilvl w:val="0"/>
+          <w:numId w:val="13"/>
+        </w:numPr>
+        <w:spacing w:before="100" w:beforeAutospacing="1" w:after="100" w:afterAutospacing="1"/>
+        <w:rPr>
+          <w:rFonts w:ascii="Times New Roman" w:eastAsia="Times New Roman" w:hAnsi="Times New Roman" w:cs="Times New Roman"/>
+          <w:sz w:val="24"/>
+          <w:szCs w:val="24"/>
+        </w:rPr>
+      </w:pPr>
+      <w:r>
+        <w:rPr>
+          <w:rFonts w:ascii="Times New Roman" w:eastAsia="Times New Roman" w:hAnsi="Times New Roman" w:cs="Times New Roman"/>
+          <w:sz w:val="24"/>
+          <w:szCs w:val="24"/>
+        </w:rPr>
+        <w:t>User selects:</w:t>
+      </w:r>
+    </w:p>
+    <w:p>
+      <w:pPr>
+        <w:numPr>
+          <w:ilvl w:val="1"/>
+          <w:numId w:val="13"/>
+        </w:numPr>
+        <w:spacing w:before="100" w:beforeAutospacing="1" w:after="100" w:afterAutospacing="1"/>
+        <w:rPr>
+          <w:rFonts w:ascii="Times New Roman" w:eastAsia="Times New Roman" w:hAnsi="Times New Roman" w:cs="Times New Roman"/>
+          <w:sz w:val="24"/>
+          <w:szCs w:val="24"/>
+        </w:rPr>
+      </w:pPr>
+      <w:r>
+        <w:rPr>
+          <w:rFonts w:ascii="Times New Roman" w:eastAsia="Times New Roman" w:hAnsi="Times New Roman" w:cs="Times New Roman"/>
+          <w:sz w:val="24"/>
+          <w:szCs w:val="24"/>
+        </w:rPr>
+        <w:t>Delivery OR Collection</w:t>
+      </w:r>
+    </w:p>
+    <w:p>
+      <w:pPr>
+        <w:numPr>
+          <w:ilvl w:val="0"/>
+          <w:numId w:val="13"/>
+        </w:numPr>
+        <w:spacing w:before="100" w:beforeAutospacing="1" w:after="100" w:afterAutospacing="1"/>
+        <w:rPr>
+          <w:rFonts w:ascii="Times New Roman" w:eastAsia="Times New Roman" w:hAnsi="Times New Roman" w:cs="Times New Roman"/>
+          <w:sz w:val="24"/>
+          <w:szCs w:val="24"/>
+        </w:rPr>
+      </w:pPr>
+      <w:r>
+        <w:rPr>
+          <w:rFonts w:ascii="Times New Roman" w:eastAsia="Times New Roman" w:hAnsi="Times New Roman" w:cs="Times New Roman"/>
+          <w:sz w:val="24"/>
+          <w:szCs w:val="24"/>
+        </w:rPr>
+        <w:t>User confirms details</w:t>
+      </w:r>
+    </w:p>
+    <w:p>
+      <w:pPr>
+        <w:numPr>
+          <w:ilvl w:val="0"/>
+          <w:numId w:val="13"/>
+        </w:numPr>
+        <w:spacing w:before="100" w:beforeAutospacing="1" w:after="100" w:afterAutospacing="1"/>
+        <w:rPr>
+          <w:rFonts w:ascii="Times New Roman" w:eastAsia="Times New Roman" w:hAnsi="Times New Roman" w:cs="Times New Roman"/>
+          <w:sz w:val="24"/>
+          <w:szCs w:val="24"/>
+        </w:rPr>
+      </w:pPr>
+      <w:r>
+        <w:rPr>
+          <w:rFonts w:ascii="Times New Roman" w:eastAsia="Times New Roman" w:hAnsi="Times New Roman" w:cs="Times New Roman"/>
+          <w:sz w:val="24"/>
+          <w:szCs w:val="24"/>
+        </w:rPr>
+        <w:t xml:space="preserve">User clicks </w:t>
+      </w:r>
+      <w:r>
+        <w:rPr>
+          <w:rFonts w:ascii="Times New Roman" w:eastAsia="Times New Roman" w:hAnsi="Times New Roman" w:cs="Times New Roman"/>
+          <w:b/>
+          <w:bCs/>
+          <w:sz w:val="24"/>
+          <w:szCs w:val="24"/>
+        </w:rPr>
+        <w:t>“Place Order”</w:t>
+      </w:r>
+    </w:p>
+    <w:p>
+      <w:pPr>
+        <w:rPr>
+          <w:rFonts w:ascii="Times New Roman" w:eastAsia="Times New Roman" w:hAnsi="Times New Roman" w:cs="Times New Roman"/>
+          <w:sz w:val="24"/>
+          <w:szCs w:val="24"/>
+        </w:rPr>
+      </w:pPr>
+      <w:r>
+        <w:rPr>
+          <w:rFonts w:ascii="Times New Roman" w:eastAsia="Times New Roman" w:hAnsi="Times New Roman" w:cs="Times New Roman"/>
+          <w:sz w:val="24"/>
+          <w:szCs w:val="24"/>
+        </w:rPr>
+        <w:pict w14:anchorId="26096214">
+          <v:rect id="_x0000_i1031" style="width:0;height:1.5pt" o:hralign="center" o:hrstd="t" o:hr="t" fillcolor="#a0a0a0" stroked="f"/>
+        </w:pict>
+      </w:r>
+    </w:p>
+    <w:p>
+      <w:pPr>
+        <w:spacing w:before="100" w:beforeAutospacing="1" w:after="100" w:afterAutospacing="1"/>
+        <w:outlineLvl w:val="2"/>
+        <w:rPr>
+          <w:rFonts w:ascii="Times New Roman" w:eastAsia="Times New Roman" w:hAnsi="Times New Roman" w:cs="Times New Roman"/>
+          <w:b/>
+          <w:bCs/>
+          <w:sz w:val="27"/>
+          <w:szCs w:val="27"/>
+        </w:rPr>
+      </w:pPr>
+      <w:r>
+        <w:rPr>
+          <w:rFonts w:ascii="Times New Roman" w:eastAsia="Times New Roman" w:hAnsi="Times New Roman" w:cs="Times New Roman"/>
+          <w:b/>
+          <w:bCs/>
+          <w:sz w:val="27"/>
+          <w:szCs w:val="27"/>
+        </w:rPr>
+        <w:t>System Actions</w:t>
+      </w:r>
+    </w:p>
+    <w:p>
+      <w:pPr>
+        <w:numPr>
+          <w:ilvl w:val="0"/>
+          <w:numId w:val="14"/>
+        </w:numPr>
+        <w:spacing w:before="100" w:beforeAutospacing="1" w:after="100" w:afterAutospacing="1"/>
+        <w:rPr>
+          <w:rFonts w:ascii="Times New Roman" w:eastAsia="Times New Roman" w:hAnsi="Times New Roman" w:cs="Times New Roman"/>
+          <w:sz w:val="24"/>
+          <w:szCs w:val="24"/>
+        </w:rPr>
+      </w:pPr>
+      <w:r>
+        <w:rPr>
+          <w:rFonts w:ascii="Times New Roman" w:eastAsia="Times New Roman" w:hAnsi="Times New Roman" w:cs="Times New Roman"/>
+          <w:sz w:val="24"/>
+          <w:szCs w:val="24"/>
+        </w:rPr>
+        <w:t>System:</w:t>
+      </w:r>
+    </w:p>
+    <w:p>
+      <w:pPr>
+        <w:numPr>
+          <w:ilvl w:val="0"/>
+          <w:numId w:val="15"/>
+        </w:numPr>
+        <w:spacing w:before="100" w:beforeAutospacing="1" w:after="100" w:afterAutospacing="1"/>
+        <w:rPr>
+          <w:rFonts w:ascii="Times New Roman" w:eastAsia="Times New Roman" w:hAnsi="Times New Roman" w:cs="Times New Roman"/>
+          <w:sz w:val="24"/>
+          <w:szCs w:val="24"/>
+        </w:rPr>
+      </w:pPr>
+      <w:r>
+        <w:rPr>
+          <w:rFonts w:ascii="Times New Roman" w:eastAsia="Times New Roman" w:hAnsi="Times New Roman" w:cs="Times New Roman"/>
+          <w:sz w:val="24"/>
+          <w:szCs w:val="24"/>
+        </w:rPr>
+        <w:t>Saves order</w:t>
+      </w:r>
+    </w:p>
+    <w:p>
+      <w:pPr>
+        <w:numPr>
+          <w:ilvl w:val="0"/>
+          <w:numId w:val="15"/>
+        </w:numPr>
+        <w:spacing w:before="100" w:beforeAutospacing="1" w:after="100" w:afterAutospacing="1"/>
+        <w:rPr>
+          <w:rFonts w:ascii="Times New Roman" w:eastAsia="Times New Roman" w:hAnsi="Times New Roman" w:cs="Times New Roman"/>
+          <w:sz w:val="24"/>
+          <w:szCs w:val="24"/>
+        </w:rPr>
+      </w:pPr>
+      <w:r>
+        <w:rPr>
+          <w:rFonts w:ascii="Times New Roman" w:eastAsia="Times New Roman" w:hAnsi="Times New Roman" w:cs="Times New Roman"/>
+          <w:sz w:val="24"/>
+          <w:szCs w:val="24"/>
+        </w:rPr>
+        <w:t>Updates stock automatically</w:t>
+      </w:r>
+    </w:p>
+    <w:p>
+      <w:pPr>
+        <w:numPr>
+          <w:ilvl w:val="0"/>
+          <w:numId w:val="15"/>
+        </w:numPr>
+        <w:spacing w:before="100" w:beforeAutospacing="1" w:after="100" w:afterAutospacing="1"/>
+        <w:rPr>
+          <w:rFonts w:ascii="Times New Roman" w:eastAsia="Times New Roman" w:hAnsi="Times New Roman" w:cs="Times New Roman"/>
+          <w:sz w:val="24"/>
+          <w:szCs w:val="24"/>
+        </w:rPr>
+      </w:pPr>
+      <w:r>
+        <w:rPr>
+          <w:rFonts w:ascii="Times New Roman" w:eastAsia="Times New Roman" w:hAnsi="Times New Roman" w:cs="Times New Roman"/>
+          <w:sz w:val="24"/>
+          <w:szCs w:val="24"/>
+        </w:rPr>
+        <w:t>Sends notification to producer</w:t>
+      </w:r>
+    </w:p>
+    <w:p>
+      <w:pPr>
+        <w:numPr>
+          <w:ilvl w:val="0"/>
+          <w:numId w:val="16"/>
+        </w:numPr>
+        <w:spacing w:before="100" w:beforeAutospacing="1" w:after="100" w:afterAutospacing="1"/>
+        <w:rPr>
+          <w:rFonts w:ascii="Times New Roman" w:eastAsia="Times New Roman" w:hAnsi="Times New Roman" w:cs="Times New Roman"/>
+          <w:sz w:val="24"/>
+          <w:szCs w:val="24"/>
+        </w:rPr>
+      </w:pPr>
+      <w:r>
+        <w:rPr>
+          <w:rFonts w:ascii="Times New Roman" w:eastAsia="Times New Roman" w:hAnsi="Times New Roman" w:cs="Times New Roman"/>
+          <w:sz w:val="24"/>
+          <w:szCs w:val="24"/>
+        </w:rPr>
+        <w:t>User sees confirmation message:</w:t>
+      </w:r>
+    </w:p>
+    <w:p>
+      <w:pPr>
+        <w:numPr>
+          <w:ilvl w:val="0"/>
+          <w:numId w:val="17"/>
+        </w:numPr>
+        <w:spacing w:before="100" w:beforeAutospacing="1" w:after="100" w:afterAutospacing="1"/>
+        <w:rPr>
+          <w:rFonts w:ascii="Times New Roman" w:eastAsia="Times New Roman" w:hAnsi="Times New Roman" w:cs="Times New Roman"/>
+          <w:sz w:val="24"/>
+          <w:szCs w:val="24"/>
+        </w:rPr>
+      </w:pPr>
+      <w:r>
+        <w:rPr>
+          <w:rFonts w:ascii="Times New Roman" w:eastAsia="Times New Roman" w:hAnsi="Times New Roman" w:cs="Times New Roman"/>
+          <w:sz w:val="24"/>
+          <w:szCs w:val="24"/>
+        </w:rPr>
+        <w:t>“Order placed successfully”</w:t>
+      </w:r>
+    </w:p>
+    <w:p>
+      <w:pPr>
+        <w:rPr>
+          <w:rFonts w:ascii="Times New Roman" w:eastAsia="Times New Roman" w:hAnsi="Times New Roman" w:cs="Times New Roman"/>
+          <w:sz w:val="24"/>
+          <w:szCs w:val="24"/>
+        </w:rPr>
+      </w:pPr>
+      <w:r>
+        <w:rPr>
+          <w:rFonts w:ascii="Times New Roman" w:eastAsia="Times New Roman" w:hAnsi="Times New Roman" w:cs="Times New Roman"/>
+          <w:sz w:val="24"/>
+          <w:szCs w:val="24"/>
+        </w:rPr>
+        <w:pict w14:anchorId="51045CA0">
+          <v:rect id="_x0000_i1032" style="width:0;height:1.5pt" o:hralign="center" o:hrstd="t" o:hr="t" fillcolor="#a0a0a0" stroked="f"/>
+        </w:pict>
+      </w:r>
+    </w:p>
+    <w:p>
+      <w:pPr>
+        <w:spacing w:before="100" w:beforeAutospacing="1" w:after="100" w:afterAutospacing="1"/>
+        <w:outlineLvl w:val="1"/>
+        <w:rPr>
+          <w:rFonts w:ascii="Times New Roman" w:eastAsia="Times New Roman" w:hAnsi="Times New Roman" w:cs="Times New Roman"/>
+          <w:b/>
+          <w:bCs/>
+          <w:sz w:val="36"/>
+          <w:szCs w:val="36"/>
+        </w:rPr>
+      </w:pPr>
+      <w:r>
+        <w:rPr>
+          <w:rFonts w:ascii="Segoe UI Emoji" w:eastAsia="Times New Roman" w:hAnsi="Segoe UI Emoji" w:cs="Segoe UI Emoji"/>
+          <w:b/>
+          <w:bCs/>
+          <w:sz w:val="36"/>
+          <w:szCs w:val="36"/>
+        </w:rPr>
+        <w:t>💳</w:t>
+      </w:r>
+      <w:r>
+        <w:rPr>
+          <w:rFonts w:ascii="Times New Roman" w:eastAsia="Times New Roman" w:hAnsi="Times New Roman" w:cs="Times New Roman"/>
+          <w:b/>
+          <w:bCs/>
+          <w:sz w:val="36"/>
+          <w:szCs w:val="36"/>
+        </w:rPr>
+        <w:t xml:space="preserve"> Functional Requirement: Payment Handling</w:t>
+      </w:r>
+    </w:p>
+    <w:p>
+      <w:pPr>
+        <w:spacing w:before="100" w:beforeAutospacing="1" w:after="100" w:afterAutospacing="1"/>
+        <w:outlineLvl w:val="2"/>
+        <w:rPr>
+          <w:rFonts w:ascii="Times New Roman" w:eastAsia="Times New Roman" w:hAnsi="Times New Roman" w:cs="Times New Roman"/>
+          <w:b/>
+          <w:bCs/>
+          <w:sz w:val="27"/>
+          <w:szCs w:val="27"/>
+        </w:rPr>
+      </w:pPr>
+      <w:r>
+        <w:rPr>
+          <w:rFonts w:ascii="Times New Roman" w:eastAsia="Times New Roman" w:hAnsi="Times New Roman" w:cs="Times New Roman"/>
+          <w:b/>
+          <w:bCs/>
+          <w:sz w:val="27"/>
+          <w:szCs w:val="27"/>
+        </w:rPr>
+        <w:t>User Story</w:t>
+      </w:r>
+    </w:p>
+    <w:p>
+      <w:pPr>
+        <w:spacing w:before="100" w:beforeAutospacing="1" w:after="100" w:afterAutospacing="1"/>
+        <w:rPr>
+          <w:rFonts w:ascii="Times New Roman" w:eastAsia="Times New Roman" w:hAnsi="Times New Roman" w:cs="Times New Roman"/>
+          <w:sz w:val="24"/>
+          <w:szCs w:val="24"/>
+        </w:rPr>
+      </w:pPr>
+      <w:r>
+        <w:rPr>
+          <w:rFonts w:ascii="Times New Roman" w:eastAsia="Times New Roman" w:hAnsi="Times New Roman" w:cs="Times New Roman"/>
+          <w:sz w:val="24"/>
+          <w:szCs w:val="24"/>
+        </w:rPr>
+        <w:t>As James, I want to pay securely online so that I can complete my order.</w:t>
+      </w:r>
+    </w:p>
+    <w:p>
+      <w:pPr>
+        <w:spacing w:before="100" w:beforeAutospacing="1" w:after="100" w:afterAutospacing="1"/>
+        <w:outlineLvl w:val="2"/>
+        <w:rPr>
+          <w:rFonts w:ascii="Times New Roman" w:eastAsia="Times New Roman" w:hAnsi="Times New Roman" w:cs="Times New Roman"/>
+          <w:b/>
+          <w:bCs/>
+          <w:sz w:val="27"/>
+          <w:szCs w:val="27"/>
+        </w:rPr>
+      </w:pPr>
+      <w:r>
+        <w:rPr>
+          <w:rFonts w:ascii="Times New Roman" w:eastAsia="Times New Roman" w:hAnsi="Times New Roman" w:cs="Times New Roman"/>
+          <w:b/>
+          <w:bCs/>
+          <w:sz w:val="27"/>
+          <w:szCs w:val="27"/>
+        </w:rPr>
+        <w:t>User Acceptance Criteria</w:t>
+      </w:r>
+    </w:p>
+    <w:p>
+      <w:pPr>
+        <w:spacing w:before="100" w:beforeAutospacing="1" w:after="100" w:afterAutospacing="1"/>
+        <w:rPr>
+          <w:rFonts w:ascii="Times New Roman" w:eastAsia="Times New Roman" w:hAnsi="Times New Roman" w:cs="Times New Roman"/>
+          <w:sz w:val="24"/>
+          <w:szCs w:val="24"/>
+        </w:rPr>
+      </w:pPr>
+      <w:r>
+        <w:rPr>
+          <w:rFonts w:ascii="Times New Roman" w:eastAsia="Times New Roman" w:hAnsi="Times New Roman" w:cs="Times New Roman"/>
+          <w:b/>
+          <w:bCs/>
+          <w:sz w:val="24"/>
+          <w:szCs w:val="24"/>
+        </w:rPr>
+        <w:t>Page: Payment Page</w:t>
+      </w:r>
+    </w:p>
+    <w:p>
+      <w:pPr>
+        <w:numPr>
+          <w:ilvl w:val="0"/>
+          <w:numId w:val="18"/>
+        </w:numPr>
+        <w:spacing w:before="100" w:beforeAutospacing="1" w:after="100" w:afterAutospacing="1"/>
+        <w:rPr>
+          <w:rFonts w:ascii="Times New Roman" w:eastAsia="Times New Roman" w:hAnsi="Times New Roman" w:cs="Times New Roman"/>
+          <w:sz w:val="24"/>
+          <w:szCs w:val="24"/>
+        </w:rPr>
+      </w:pPr>
+      <w:r>
+        <w:rPr>
+          <w:rFonts w:ascii="Times New Roman" w:eastAsia="Times New Roman" w:hAnsi="Times New Roman" w:cs="Times New Roman"/>
+          <w:sz w:val="24"/>
+          <w:szCs w:val="24"/>
+        </w:rPr>
+        <w:t>User selects payment method:</w:t>
+      </w:r>
+    </w:p>
+    <w:p>
+      <w:pPr>
+        <w:numPr>
+          <w:ilvl w:val="1"/>
+          <w:numId w:val="18"/>
+        </w:numPr>
+        <w:spacing w:before="100" w:beforeAutospacing="1" w:after="100" w:afterAutospacing="1"/>
+        <w:rPr>
+          <w:rFonts w:ascii="Times New Roman" w:eastAsia="Times New Roman" w:hAnsi="Times New Roman" w:cs="Times New Roman"/>
+          <w:sz w:val="24"/>
+          <w:szCs w:val="24"/>
+        </w:rPr>
+      </w:pPr>
+      <w:r>
+        <w:rPr>
+          <w:rFonts w:ascii="Times New Roman" w:eastAsia="Times New Roman" w:hAnsi="Times New Roman" w:cs="Times New Roman"/>
+          <w:sz w:val="24"/>
+          <w:szCs w:val="24"/>
+        </w:rPr>
+        <w:t>Card</w:t>
+      </w:r>
+    </w:p>
+    <w:p>
+      <w:pPr>
+        <w:numPr>
+          <w:ilvl w:val="1"/>
+          <w:numId w:val="18"/>
+        </w:numPr>
+        <w:spacing w:before="100" w:beforeAutospacing="1" w:after="100" w:afterAutospacing="1"/>
+        <w:rPr>
+          <w:rFonts w:ascii="Times New Roman" w:eastAsia="Times New Roman" w:hAnsi="Times New Roman" w:cs="Times New Roman"/>
+          <w:sz w:val="24"/>
+          <w:szCs w:val="24"/>
+        </w:rPr>
+      </w:pPr>
+      <w:r>
+        <w:rPr>
+          <w:rFonts w:ascii="Times New Roman" w:eastAsia="Times New Roman" w:hAnsi="Times New Roman" w:cs="Times New Roman"/>
+          <w:sz w:val="24"/>
+          <w:szCs w:val="24"/>
+        </w:rPr>
+        <w:t>Online payment option</w:t>
+      </w:r>
+    </w:p>
+    <w:p>
+      <w:pPr>
+        <w:numPr>
+          <w:ilvl w:val="0"/>
+          <w:numId w:val="18"/>
+        </w:numPr>
+        <w:spacing w:before="100" w:beforeAutospacing="1" w:after="100" w:afterAutospacing="1"/>
+        <w:rPr>
+          <w:rFonts w:ascii="Times New Roman" w:eastAsia="Times New Roman" w:hAnsi="Times New Roman" w:cs="Times New Roman"/>
+          <w:sz w:val="24"/>
+          <w:szCs w:val="24"/>
+        </w:rPr>
+      </w:pPr>
+      <w:r>
+        <w:rPr>
+          <w:rFonts w:ascii="Times New Roman" w:eastAsia="Times New Roman" w:hAnsi="Times New Roman" w:cs="Times New Roman"/>
+          <w:sz w:val="24"/>
+          <w:szCs w:val="24"/>
+        </w:rPr>
+        <w:t>User enters:</w:t>
+      </w:r>
+    </w:p>
+    <w:p>
+      <w:pPr>
+        <w:numPr>
+          <w:ilvl w:val="1"/>
+          <w:numId w:val="18"/>
+        </w:numPr>
+        <w:spacing w:before="100" w:beforeAutospacing="1" w:after="100" w:afterAutospacing="1"/>
+        <w:rPr>
+          <w:rFonts w:ascii="Times New Roman" w:eastAsia="Times New Roman" w:hAnsi="Times New Roman" w:cs="Times New Roman"/>
+          <w:sz w:val="24"/>
+          <w:szCs w:val="24"/>
+        </w:rPr>
+      </w:pPr>
+      <w:r>
+        <w:rPr>
+          <w:rFonts w:ascii="Times New Roman" w:eastAsia="Times New Roman" w:hAnsi="Times New Roman" w:cs="Times New Roman"/>
+          <w:sz w:val="24"/>
+          <w:szCs w:val="24"/>
+        </w:rPr>
+        <w:t>Card number</w:t>
+      </w:r>
+    </w:p>
+    <w:p>
+      <w:pPr>
+        <w:numPr>
+          <w:ilvl w:val="1"/>
+          <w:numId w:val="18"/>
+        </w:numPr>
+        <w:spacing w:before="100" w:beforeAutospacing="1" w:after="100" w:afterAutospacing="1"/>
+        <w:rPr>
+          <w:rFonts w:ascii="Times New Roman" w:eastAsia="Times New Roman" w:hAnsi="Times New Roman" w:cs="Times New Roman"/>
+          <w:sz w:val="24"/>
+          <w:szCs w:val="24"/>
+        </w:rPr>
+      </w:pPr>
+      <w:r>
+        <w:rPr>
+          <w:rFonts w:ascii="Times New Roman" w:eastAsia="Times New Roman" w:hAnsi="Times New Roman" w:cs="Times New Roman"/>
+          <w:sz w:val="24"/>
+          <w:szCs w:val="24"/>
+        </w:rPr>
+        <w:t>Expiry date</w:t>
+      </w:r>
+    </w:p>
+    <w:p>
+      <w:pPr>
+        <w:numPr>
+          <w:ilvl w:val="1"/>
+          <w:numId w:val="18"/>
+        </w:numPr>
+        <w:spacing w:before="100" w:beforeAutospacing="1" w:after="100" w:afterAutospacing="1"/>
+        <w:rPr>
+          <w:rFonts w:ascii="Times New Roman" w:eastAsia="Times New Roman" w:hAnsi="Times New Roman" w:cs="Times New Roman"/>
+          <w:sz w:val="24"/>
+          <w:szCs w:val="24"/>
+        </w:rPr>
+      </w:pPr>
+      <w:r>
+        <w:rPr>
+          <w:rFonts w:ascii="Times New Roman" w:eastAsia="Times New Roman" w:hAnsi="Times New Roman" w:cs="Times New Roman"/>
+          <w:sz w:val="24"/>
+          <w:szCs w:val="24"/>
+        </w:rPr>
+        <w:t>CVV</w:t>
+      </w:r>
+    </w:p>
+    <w:p>
+      <w:pPr>
+        <w:numPr>
+          <w:ilvl w:val="0"/>
+          <w:numId w:val="18"/>
+        </w:numPr>
+        <w:spacing w:before="100" w:beforeAutospacing="1" w:after="100" w:afterAutospacing="1"/>
+        <w:rPr>
+          <w:rFonts w:ascii="Times New Roman" w:eastAsia="Times New Roman" w:hAnsi="Times New Roman" w:cs="Times New Roman"/>
+          <w:sz w:val="24"/>
+          <w:szCs w:val="24"/>
+        </w:rPr>
+      </w:pPr>
+      <w:r>
+        <w:rPr>
+          <w:rFonts w:ascii="Times New Roman" w:eastAsia="Times New Roman" w:hAnsi="Times New Roman" w:cs="Times New Roman"/>
+          <w:sz w:val="24"/>
+          <w:szCs w:val="24"/>
+        </w:rPr>
+        <w:t xml:space="preserve">User clicks </w:t>
+      </w:r>
+      <w:r>
+        <w:rPr>
+          <w:rFonts w:ascii="Times New Roman" w:eastAsia="Times New Roman" w:hAnsi="Times New Roman" w:cs="Times New Roman"/>
+          <w:b/>
+          <w:bCs/>
+          <w:sz w:val="24"/>
+          <w:szCs w:val="24"/>
+        </w:rPr>
+        <w:t>“Pay Now”</w:t>
+      </w:r>
+    </w:p>
+    <w:p>
+      <w:pPr>
+        <w:spacing w:before="100" w:beforeAutospacing="1" w:after="100" w:afterAutospacing="1"/>
+        <w:rPr>
+          <w:rFonts w:ascii="Times New Roman" w:eastAsia="Times New Roman" w:hAnsi="Times New Roman" w:cs="Times New Roman"/>
+          <w:sz w:val="24"/>
+          <w:szCs w:val="24"/>
+        </w:rPr>
+      </w:pPr>
+      <w:r>
+        <w:rPr>
+          <w:rFonts w:ascii="Times New Roman" w:eastAsia="Times New Roman" w:hAnsi="Times New Roman" w:cs="Times New Roman"/>
+          <w:b/>
+          <w:bCs/>
+          <w:sz w:val="24"/>
+          <w:szCs w:val="24"/>
+        </w:rPr>
+        <w:lastRenderedPageBreak/>
+        <w:t>System Behaviour</w:t>
+      </w:r>
+      <w:r>
+        <w:rPr>
+          <w:rFonts w:ascii="Times New Roman" w:eastAsia="Times New Roman" w:hAnsi="Times New Roman" w:cs="Times New Roman"/>
+          <w:sz w:val="24"/>
+          <w:szCs w:val="24"/>
+        </w:rPr>
+        <w:br/>
+        <w:t>4. Payment is securely processed</w:t>
+      </w:r>
+    </w:p>
+    <w:p>
+      <w:pPr>
+        <w:numPr>
+          <w:ilvl w:val="0"/>
+          <w:numId w:val="19"/>
+        </w:numPr>
+        <w:spacing w:before="100" w:beforeAutospacing="1" w:after="100" w:afterAutospacing="1"/>
+        <w:rPr>
+          <w:rFonts w:ascii="Times New Roman" w:eastAsia="Times New Roman" w:hAnsi="Times New Roman" w:cs="Times New Roman"/>
+          <w:sz w:val="24"/>
+          <w:szCs w:val="24"/>
+        </w:rPr>
+      </w:pPr>
+      <w:r>
+        <w:rPr>
+          <w:rFonts w:ascii="Times New Roman" w:eastAsia="Times New Roman" w:hAnsi="Times New Roman" w:cs="Times New Roman"/>
+          <w:sz w:val="24"/>
+          <w:szCs w:val="24"/>
+        </w:rPr>
+        <w:t>If successful:</w:t>
+      </w:r>
+    </w:p>
+    <w:p>
+      <w:pPr>
+        <w:numPr>
+          <w:ilvl w:val="1"/>
+          <w:numId w:val="19"/>
+        </w:numPr>
+        <w:spacing w:before="100" w:beforeAutospacing="1" w:after="100" w:afterAutospacing="1"/>
+        <w:rPr>
+          <w:rFonts w:ascii="Times New Roman" w:eastAsia="Times New Roman" w:hAnsi="Times New Roman" w:cs="Times New Roman"/>
+          <w:sz w:val="24"/>
+          <w:szCs w:val="24"/>
+        </w:rPr>
+      </w:pPr>
+      <w:r>
+        <w:rPr>
+          <w:rFonts w:ascii="Times New Roman" w:eastAsia="Times New Roman" w:hAnsi="Times New Roman" w:cs="Times New Roman"/>
+          <w:sz w:val="24"/>
+          <w:szCs w:val="24"/>
+        </w:rPr>
+        <w:t>Payment confirmation displayed</w:t>
+      </w:r>
+    </w:p>
+    <w:p>
+      <w:pPr>
+        <w:numPr>
+          <w:ilvl w:val="1"/>
+          <w:numId w:val="19"/>
+        </w:numPr>
+        <w:spacing w:before="100" w:beforeAutospacing="1" w:after="100" w:afterAutospacing="1"/>
+        <w:rPr>
+          <w:rFonts w:ascii="Times New Roman" w:eastAsia="Times New Roman" w:hAnsi="Times New Roman" w:cs="Times New Roman"/>
+          <w:sz w:val="24"/>
+          <w:szCs w:val="24"/>
+        </w:rPr>
+      </w:pPr>
+      <w:r>
+        <w:rPr>
+          <w:rFonts w:ascii="Times New Roman" w:eastAsia="Times New Roman" w:hAnsi="Times New Roman" w:cs="Times New Roman"/>
+          <w:sz w:val="24"/>
+          <w:szCs w:val="24"/>
+        </w:rPr>
+        <w:t>Order marked as paid</w:t>
+      </w:r>
+    </w:p>
+    <w:p>
+      <w:pPr>
+        <w:numPr>
+          <w:ilvl w:val="0"/>
+          <w:numId w:val="19"/>
+        </w:numPr>
+        <w:spacing w:before="100" w:beforeAutospacing="1" w:after="100" w:afterAutospacing="1"/>
+        <w:rPr>
+          <w:rFonts w:ascii="Times New Roman" w:eastAsia="Times New Roman" w:hAnsi="Times New Roman" w:cs="Times New Roman"/>
+          <w:sz w:val="24"/>
+          <w:szCs w:val="24"/>
+        </w:rPr>
+      </w:pPr>
+      <w:r>
+        <w:rPr>
+          <w:rFonts w:ascii="Times New Roman" w:eastAsia="Times New Roman" w:hAnsi="Times New Roman" w:cs="Times New Roman"/>
+          <w:sz w:val="24"/>
+          <w:szCs w:val="24"/>
+        </w:rPr>
+        <w:t>If failed:</w:t>
+      </w:r>
+    </w:p>
+    <w:p>
+      <w:pPr>
+        <w:numPr>
+          <w:ilvl w:val="1"/>
+          <w:numId w:val="19"/>
+        </w:numPr>
+        <w:spacing w:before="100" w:beforeAutospacing="1" w:after="100" w:afterAutospacing="1"/>
+        <w:rPr>
+          <w:rFonts w:ascii="Times New Roman" w:eastAsia="Times New Roman" w:hAnsi="Times New Roman" w:cs="Times New Roman"/>
+          <w:sz w:val="24"/>
+          <w:szCs w:val="24"/>
+        </w:rPr>
+      </w:pPr>
+      <w:r>
+        <w:rPr>
+          <w:rFonts w:ascii="Times New Roman" w:eastAsia="Times New Roman" w:hAnsi="Times New Roman" w:cs="Times New Roman"/>
+          <w:sz w:val="24"/>
+          <w:szCs w:val="24"/>
+        </w:rPr>
+        <w:t>Error message displayed</w:t>
+      </w:r>
+    </w:p>
+    <w:p>
+      <w:pPr>
+        <w:numPr>
+          <w:ilvl w:val="1"/>
+          <w:numId w:val="19"/>
+        </w:numPr>
+        <w:spacing w:before="100" w:beforeAutospacing="1" w:after="100" w:afterAutospacing="1"/>
+        <w:rPr>
+          <w:rFonts w:ascii="Times New Roman" w:eastAsia="Times New Roman" w:hAnsi="Times New Roman" w:cs="Times New Roman"/>
+          <w:sz w:val="24"/>
+          <w:szCs w:val="24"/>
+        </w:rPr>
+      </w:pPr>
+      <w:r>
+        <w:rPr>
+          <w:rFonts w:ascii="Times New Roman" w:eastAsia="Times New Roman" w:hAnsi="Times New Roman" w:cs="Times New Roman"/>
+          <w:sz w:val="24"/>
+          <w:szCs w:val="24"/>
+        </w:rPr>
+        <w:t>User prompted to retry</w:t>
+      </w:r>
+    </w:p>
+    <w:p>
+      <w:pPr>
+        <w:rPr>
+          <w:rFonts w:ascii="Times New Roman" w:eastAsia="Times New Roman" w:hAnsi="Times New Roman" w:cs="Times New Roman"/>
+          <w:sz w:val="24"/>
+          <w:szCs w:val="24"/>
+        </w:rPr>
+      </w:pPr>
+      <w:r>
+        <w:rPr>
+          <w:rFonts w:ascii="Times New Roman" w:eastAsia="Times New Roman" w:hAnsi="Times New Roman" w:cs="Times New Roman"/>
+          <w:sz w:val="24"/>
+          <w:szCs w:val="24"/>
+        </w:rPr>
+        <w:pict w14:anchorId="2F624B48">
+          <v:rect id="_x0000_i1033" style="width:0;height:1.5pt" o:hralign="center" o:hrstd="t" o:hr="t" fillcolor="#a0a0a0" stroked="f"/>
+        </w:pict>
+      </w:r>
+    </w:p>
+    <w:p>
+      <w:pPr>
+        <w:spacing w:before="100" w:beforeAutospacing="1" w:after="100" w:afterAutospacing="1"/>
+        <w:outlineLvl w:val="1"/>
+        <w:rPr>
+          <w:rFonts w:ascii="Times New Roman" w:eastAsia="Times New Roman" w:hAnsi="Times New Roman" w:cs="Times New Roman"/>
+          <w:b/>
+          <w:bCs/>
+          <w:sz w:val="36"/>
+          <w:szCs w:val="36"/>
+        </w:rPr>
+      </w:pPr>
+      <w:r>
+        <w:rPr>
+          <w:rFonts w:ascii="Segoe UI Emoji" w:eastAsia="Times New Roman" w:hAnsi="Segoe UI Emoji" w:cs="Segoe UI Emoji"/>
+          <w:b/>
+          <w:bCs/>
+          <w:sz w:val="36"/>
+          <w:szCs w:val="36"/>
+        </w:rPr>
+        <w:t>📦</w:t>
+      </w:r>
+      <w:r>
+        <w:rPr>
+          <w:rFonts w:ascii="Times New Roman" w:eastAsia="Times New Roman" w:hAnsi="Times New Roman" w:cs="Times New Roman"/>
+          <w:b/>
+          <w:bCs/>
+          <w:sz w:val="36"/>
+          <w:szCs w:val="36"/>
+        </w:rPr>
+        <w:t xml:space="preserve"> Functional Requirement: Order Tracking</w:t>
+      </w:r>
+    </w:p>
+    <w:p>
+      <w:pPr>
+        <w:spacing w:before="100" w:beforeAutospacing="1" w:after="100" w:afterAutospacing="1"/>
+        <w:outlineLvl w:val="2"/>
+        <w:rPr>
+          <w:rFonts w:ascii="Times New Roman" w:eastAsia="Times New Roman" w:hAnsi="Times New Roman" w:cs="Times New Roman"/>
+          <w:b/>
+          <w:bCs/>
+          <w:sz w:val="27"/>
+          <w:szCs w:val="27"/>
+        </w:rPr>
+      </w:pPr>
+      <w:r>
+        <w:rPr>
+          <w:rFonts w:ascii="Times New Roman" w:eastAsia="Times New Roman" w:hAnsi="Times New Roman" w:cs="Times New Roman"/>
+          <w:b/>
+          <w:bCs/>
+          <w:sz w:val="27"/>
+          <w:szCs w:val="27"/>
+        </w:rPr>
+        <w:t>User Story</w:t>
+      </w:r>
+    </w:p>
+    <w:p>
+      <w:pPr>
+        <w:spacing w:before="100" w:beforeAutospacing="1" w:after="100" w:afterAutospacing="1"/>
+        <w:rPr>
+          <w:rFonts w:ascii="Times New Roman" w:eastAsia="Times New Roman" w:hAnsi="Times New Roman" w:cs="Times New Roman"/>
+          <w:sz w:val="24"/>
+          <w:szCs w:val="24"/>
+        </w:rPr>
+      </w:pPr>
+      <w:r>
+        <w:rPr>
+          <w:rFonts w:ascii="Times New Roman" w:eastAsia="Times New Roman" w:hAnsi="Times New Roman" w:cs="Times New Roman"/>
+          <w:sz w:val="24"/>
+          <w:szCs w:val="24"/>
+        </w:rPr>
+        <w:t>As Emily, I want to track my order so that I know when it will arrive.</w:t>
+      </w:r>
+    </w:p>
+    <w:p>
+      <w:pPr>
+        <w:spacing w:before="100" w:beforeAutospacing="1" w:after="100" w:afterAutospacing="1"/>
+        <w:outlineLvl w:val="2"/>
+        <w:rPr>
+          <w:rFonts w:ascii="Times New Roman" w:eastAsia="Times New Roman" w:hAnsi="Times New Roman" w:cs="Times New Roman"/>
+          <w:b/>
+          <w:bCs/>
+          <w:sz w:val="27"/>
+          <w:szCs w:val="27"/>
+        </w:rPr>
+      </w:pPr>
+      <w:r>
+        <w:rPr>
+          <w:rFonts w:ascii="Times New Roman" w:eastAsia="Times New Roman" w:hAnsi="Times New Roman" w:cs="Times New Roman"/>
+          <w:b/>
+          <w:bCs/>
+          <w:sz w:val="27"/>
+          <w:szCs w:val="27"/>
+        </w:rPr>
+        <w:t>User Acceptance Criteria</w:t>
+      </w:r>
+    </w:p>
+    <w:p>
+      <w:pPr>
+        <w:spacing w:before="100" w:beforeAutospacing="1" w:after="100" w:afterAutospacing="1"/>
+        <w:rPr>
+          <w:rFonts w:ascii="Times New Roman" w:eastAsia="Times New Roman" w:hAnsi="Times New Roman" w:cs="Times New Roman"/>
+          <w:sz w:val="24"/>
+          <w:szCs w:val="24"/>
+        </w:rPr>
+      </w:pPr>
+      <w:r>
+        <w:rPr>
+          <w:rFonts w:ascii="Times New Roman" w:eastAsia="Times New Roman" w:hAnsi="Times New Roman" w:cs="Times New Roman"/>
+          <w:b/>
+          <w:bCs/>
+          <w:sz w:val="24"/>
+          <w:szCs w:val="24"/>
+        </w:rPr>
+        <w:t>Page: Order Tracking Page</w:t>
+      </w:r>
+    </w:p>
+    <w:p>
+      <w:pPr>
+        <w:numPr>
+          <w:ilvl w:val="0"/>
+          <w:numId w:val="20"/>
+        </w:numPr>
+        <w:spacing w:before="100" w:beforeAutospacing="1" w:after="100" w:afterAutospacing="1"/>
+        <w:rPr>
+          <w:rFonts w:ascii="Times New Roman" w:eastAsia="Times New Roman" w:hAnsi="Times New Roman" w:cs="Times New Roman"/>
+          <w:sz w:val="24"/>
+          <w:szCs w:val="24"/>
+        </w:rPr>
+      </w:pPr>
+      <w:r>
+        <w:rPr>
+          <w:rFonts w:ascii="Times New Roman" w:eastAsia="Times New Roman" w:hAnsi="Times New Roman" w:cs="Times New Roman"/>
+          <w:sz w:val="24"/>
+          <w:szCs w:val="24"/>
+        </w:rPr>
+        <w:t>User selects an order from order history</w:t>
+      </w:r>
+    </w:p>
+    <w:p>
+      <w:pPr>
+        <w:numPr>
+          <w:ilvl w:val="0"/>
+          <w:numId w:val="20"/>
+        </w:numPr>
+        <w:spacing w:before="100" w:beforeAutospacing="1" w:after="100" w:afterAutospacing="1"/>
+        <w:rPr>
+          <w:rFonts w:ascii="Times New Roman" w:eastAsia="Times New Roman" w:hAnsi="Times New Roman" w:cs="Times New Roman"/>
+          <w:sz w:val="24"/>
+          <w:szCs w:val="24"/>
+        </w:rPr>
+      </w:pPr>
+      <w:r>
+        <w:rPr>
+          <w:rFonts w:ascii="Times New Roman" w:eastAsia="Times New Roman" w:hAnsi="Times New Roman" w:cs="Times New Roman"/>
+          <w:sz w:val="24"/>
+          <w:szCs w:val="24"/>
+        </w:rPr>
+        <w:t>System displays:</w:t>
+      </w:r>
+    </w:p>
+    <w:p>
+      <w:pPr>
+        <w:numPr>
+          <w:ilvl w:val="1"/>
+          <w:numId w:val="20"/>
+        </w:numPr>
+        <w:spacing w:before="100" w:beforeAutospacing="1" w:after="100" w:afterAutospacing="1"/>
+        <w:rPr>
+          <w:rFonts w:ascii="Times New Roman" w:eastAsia="Times New Roman" w:hAnsi="Times New Roman" w:cs="Times New Roman"/>
+          <w:sz w:val="24"/>
+          <w:szCs w:val="24"/>
+        </w:rPr>
+      </w:pPr>
+      <w:r>
+        <w:rPr>
+          <w:rFonts w:ascii="Times New Roman" w:eastAsia="Times New Roman" w:hAnsi="Times New Roman" w:cs="Times New Roman"/>
+          <w:sz w:val="24"/>
+          <w:szCs w:val="24"/>
+        </w:rPr>
+        <w:t>Order status:</w:t>
+      </w:r>
+    </w:p>
+    <w:p>
+      <w:pPr>
+        <w:numPr>
+          <w:ilvl w:val="2"/>
+          <w:numId w:val="20"/>
+        </w:numPr>
+        <w:spacing w:before="100" w:beforeAutospacing="1" w:after="100" w:afterAutospacing="1"/>
+        <w:rPr>
+          <w:rFonts w:ascii="Times New Roman" w:eastAsia="Times New Roman" w:hAnsi="Times New Roman" w:cs="Times New Roman"/>
+          <w:sz w:val="24"/>
+          <w:szCs w:val="24"/>
+        </w:rPr>
+      </w:pPr>
+      <w:r>
+        <w:rPr>
+          <w:rFonts w:ascii="Times New Roman" w:eastAsia="Times New Roman" w:hAnsi="Times New Roman" w:cs="Times New Roman"/>
+          <w:sz w:val="24"/>
+          <w:szCs w:val="24"/>
+        </w:rPr>
+        <w:t>Pending</w:t>
+      </w:r>
+    </w:p>
+    <w:p>
+      <w:pPr>
+        <w:numPr>
+          <w:ilvl w:val="2"/>
+          <w:numId w:val="20"/>
+        </w:numPr>
+        <w:spacing w:before="100" w:beforeAutospacing="1" w:after="100" w:afterAutospacing="1"/>
+        <w:rPr>
+          <w:rFonts w:ascii="Times New Roman" w:eastAsia="Times New Roman" w:hAnsi="Times New Roman" w:cs="Times New Roman"/>
+          <w:sz w:val="24"/>
+          <w:szCs w:val="24"/>
+        </w:rPr>
+      </w:pPr>
+      <w:r>
+        <w:rPr>
+          <w:rFonts w:ascii="Times New Roman" w:eastAsia="Times New Roman" w:hAnsi="Times New Roman" w:cs="Times New Roman"/>
+          <w:sz w:val="24"/>
+          <w:szCs w:val="24"/>
+        </w:rPr>
+        <w:t>Processing</w:t>
+      </w:r>
+    </w:p>
+    <w:p>
+      <w:pPr>
+        <w:numPr>
+          <w:ilvl w:val="2"/>
+          <w:numId w:val="20"/>
+        </w:numPr>
+        <w:spacing w:before="100" w:beforeAutospacing="1" w:after="100" w:afterAutospacing="1"/>
+        <w:rPr>
+          <w:rFonts w:ascii="Times New Roman" w:eastAsia="Times New Roman" w:hAnsi="Times New Roman" w:cs="Times New Roman"/>
+          <w:sz w:val="24"/>
+          <w:szCs w:val="24"/>
+        </w:rPr>
+      </w:pPr>
+      <w:r>
+        <w:rPr>
+          <w:rFonts w:ascii="Times New Roman" w:eastAsia="Times New Roman" w:hAnsi="Times New Roman" w:cs="Times New Roman"/>
+          <w:sz w:val="24"/>
+          <w:szCs w:val="24"/>
+        </w:rPr>
+        <w:t>Ready</w:t>
+      </w:r>
+    </w:p>
+    <w:p>
+      <w:pPr>
+        <w:numPr>
+          <w:ilvl w:val="2"/>
+          <w:numId w:val="20"/>
+        </w:numPr>
+        <w:spacing w:before="100" w:beforeAutospacing="1" w:after="100" w:afterAutospacing="1"/>
+        <w:rPr>
+          <w:rFonts w:ascii="Times New Roman" w:eastAsia="Times New Roman" w:hAnsi="Times New Roman" w:cs="Times New Roman"/>
+          <w:sz w:val="24"/>
+          <w:szCs w:val="24"/>
+        </w:rPr>
+      </w:pPr>
+      <w:r>
+        <w:rPr>
+          <w:rFonts w:ascii="Times New Roman" w:eastAsia="Times New Roman" w:hAnsi="Times New Roman" w:cs="Times New Roman"/>
+          <w:sz w:val="24"/>
+          <w:szCs w:val="24"/>
+        </w:rPr>
+        <w:t>Delivered</w:t>
+      </w:r>
+    </w:p>
+    <w:p>
+      <w:pPr>
+        <w:numPr>
+          <w:ilvl w:val="0"/>
+          <w:numId w:val="20"/>
+        </w:numPr>
+        <w:spacing w:before="100" w:beforeAutospacing="1" w:after="100" w:afterAutospacing="1"/>
+        <w:rPr>
+          <w:rFonts w:ascii="Times New Roman" w:eastAsia="Times New Roman" w:hAnsi="Times New Roman" w:cs="Times New Roman"/>
+          <w:sz w:val="24"/>
+          <w:szCs w:val="24"/>
+        </w:rPr>
+      </w:pPr>
+      <w:r>
+        <w:rPr>
+          <w:rFonts w:ascii="Times New Roman" w:eastAsia="Times New Roman" w:hAnsi="Times New Roman" w:cs="Times New Roman"/>
+          <w:sz w:val="24"/>
+          <w:szCs w:val="24"/>
+        </w:rPr>
+        <w:t>Visual progress indicator shown</w:t>
+      </w:r>
+    </w:p>
+    <w:p>
+      <w:pPr>
+        <w:numPr>
+          <w:ilvl w:val="0"/>
+          <w:numId w:val="20"/>
+        </w:numPr>
+        <w:spacing w:before="100" w:beforeAutospacing="1" w:after="100" w:afterAutospacing="1"/>
+        <w:rPr>
+          <w:rFonts w:ascii="Times New Roman" w:eastAsia="Times New Roman" w:hAnsi="Times New Roman" w:cs="Times New Roman"/>
+          <w:sz w:val="24"/>
+          <w:szCs w:val="24"/>
+        </w:rPr>
+      </w:pPr>
+      <w:r>
+        <w:rPr>
+          <w:rFonts w:ascii="Times New Roman" w:eastAsia="Times New Roman" w:hAnsi="Times New Roman" w:cs="Times New Roman"/>
+          <w:sz w:val="24"/>
+          <w:szCs w:val="24"/>
+        </w:rPr>
+        <w:t>Estimated delivery/collection time displayed</w:t>
+      </w:r>
+    </w:p>
+    <w:p>
+      <w:pPr>
+        <w:numPr>
+          <w:ilvl w:val="0"/>
+          <w:numId w:val="20"/>
+        </w:numPr>
+        <w:spacing w:before="100" w:beforeAutospacing="1" w:after="100" w:afterAutospacing="1"/>
+        <w:rPr>
+          <w:rFonts w:ascii="Times New Roman" w:eastAsia="Times New Roman" w:hAnsi="Times New Roman" w:cs="Times New Roman"/>
+          <w:sz w:val="24"/>
+          <w:szCs w:val="24"/>
+        </w:rPr>
+      </w:pPr>
+      <w:r>
+        <w:rPr>
+          <w:rFonts w:ascii="Times New Roman" w:eastAsia="Times New Roman" w:hAnsi="Times New Roman" w:cs="Times New Roman"/>
+          <w:sz w:val="24"/>
+          <w:szCs w:val="24"/>
+        </w:rPr>
+        <w:t>System updates status in real-time</w:t>
+      </w:r>
+    </w:p>
+    <w:p>
+      <w:pPr>
+        <w:rPr>
+          <w:rFonts w:ascii="Times New Roman" w:eastAsia="Times New Roman" w:hAnsi="Times New Roman" w:cs="Times New Roman"/>
+          <w:sz w:val="24"/>
+          <w:szCs w:val="24"/>
+        </w:rPr>
+      </w:pPr>
+      <w:r>
+        <w:rPr>
+          <w:rFonts w:ascii="Times New Roman" w:eastAsia="Times New Roman" w:hAnsi="Times New Roman" w:cs="Times New Roman"/>
+          <w:sz w:val="24"/>
+          <w:szCs w:val="24"/>
+        </w:rPr>
+        <w:pict w14:anchorId="68EEC4DF">
+          <v:rect id="_x0000_i1034" style="width:0;height:1.5pt" o:hralign="center" o:hrstd="t" o:hr="t" fillcolor="#a0a0a0" stroked="f"/>
+        </w:pict>
+      </w:r>
+    </w:p>
+    <w:p>
+      <w:pPr>
+        <w:spacing w:before="100" w:beforeAutospacing="1" w:after="100" w:afterAutospacing="1"/>
+        <w:outlineLvl w:val="1"/>
+        <w:rPr>
+          <w:rFonts w:ascii="Times New Roman" w:eastAsia="Times New Roman" w:hAnsi="Times New Roman" w:cs="Times New Roman"/>
+          <w:b/>
+          <w:bCs/>
+          <w:sz w:val="36"/>
+          <w:szCs w:val="36"/>
+        </w:rPr>
+      </w:pPr>
+      <w:r>
+        <w:rPr>
+          <w:rFonts w:ascii="Segoe UI Emoji" w:eastAsia="Times New Roman" w:hAnsi="Segoe UI Emoji" w:cs="Segoe UI Emoji"/>
+          <w:b/>
+          <w:bCs/>
+          <w:sz w:val="36"/>
+          <w:szCs w:val="36"/>
+        </w:rPr>
+        <w:t>👤</w:t>
+      </w:r>
+      <w:r>
+        <w:rPr>
+          <w:rFonts w:ascii="Times New Roman" w:eastAsia="Times New Roman" w:hAnsi="Times New Roman" w:cs="Times New Roman"/>
+          <w:b/>
+          <w:bCs/>
+          <w:sz w:val="36"/>
+          <w:szCs w:val="36"/>
+        </w:rPr>
+        <w:t xml:space="preserve"> Functional Requirement: Manage Account</w:t>
+      </w:r>
+    </w:p>
+    <w:p>
+      <w:pPr>
+        <w:spacing w:before="100" w:beforeAutospacing="1" w:after="100" w:afterAutospacing="1"/>
+        <w:outlineLvl w:val="2"/>
+        <w:rPr>
+          <w:rFonts w:ascii="Times New Roman" w:eastAsia="Times New Roman" w:hAnsi="Times New Roman" w:cs="Times New Roman"/>
+          <w:b/>
+          <w:bCs/>
+          <w:sz w:val="27"/>
+          <w:szCs w:val="27"/>
+        </w:rPr>
+      </w:pPr>
+      <w:r>
+        <w:rPr>
+          <w:rFonts w:ascii="Times New Roman" w:eastAsia="Times New Roman" w:hAnsi="Times New Roman" w:cs="Times New Roman"/>
+          <w:b/>
+          <w:bCs/>
+          <w:sz w:val="27"/>
+          <w:szCs w:val="27"/>
+        </w:rPr>
+        <w:t>User Story</w:t>
+      </w:r>
+    </w:p>
+    <w:p>
+      <w:pPr>
+        <w:spacing w:before="100" w:beforeAutospacing="1" w:after="100" w:afterAutospacing="1"/>
+        <w:rPr>
+          <w:rFonts w:ascii="Times New Roman" w:eastAsia="Times New Roman" w:hAnsi="Times New Roman" w:cs="Times New Roman"/>
+          <w:sz w:val="24"/>
+          <w:szCs w:val="24"/>
+        </w:rPr>
+      </w:pPr>
+      <w:r>
+        <w:rPr>
+          <w:rFonts w:ascii="Times New Roman" w:eastAsia="Times New Roman" w:hAnsi="Times New Roman" w:cs="Times New Roman"/>
+          <w:sz w:val="24"/>
+          <w:szCs w:val="24"/>
+        </w:rPr>
+        <w:t>As James, I want to update my account details so that my information stays accurate.</w:t>
+      </w:r>
+    </w:p>
+    <w:p>
+      <w:pPr>
+        <w:spacing w:before="100" w:beforeAutospacing="1" w:after="100" w:afterAutospacing="1"/>
+        <w:outlineLvl w:val="2"/>
+        <w:rPr>
+          <w:rFonts w:ascii="Times New Roman" w:eastAsia="Times New Roman" w:hAnsi="Times New Roman" w:cs="Times New Roman"/>
+          <w:b/>
+          <w:bCs/>
+          <w:sz w:val="27"/>
+          <w:szCs w:val="27"/>
+        </w:rPr>
+      </w:pPr>
+      <w:r>
+        <w:rPr>
+          <w:rFonts w:ascii="Times New Roman" w:eastAsia="Times New Roman" w:hAnsi="Times New Roman" w:cs="Times New Roman"/>
+          <w:b/>
+          <w:bCs/>
+          <w:sz w:val="27"/>
+          <w:szCs w:val="27"/>
+        </w:rPr>
+        <w:t>User Acceptance Criteria</w:t>
+      </w:r>
+    </w:p>
+    <w:p>
+      <w:pPr>
+        <w:spacing w:before="100" w:beforeAutospacing="1" w:after="100" w:afterAutospacing="1"/>
+        <w:rPr>
+          <w:rFonts w:ascii="Times New Roman" w:eastAsia="Times New Roman" w:hAnsi="Times New Roman" w:cs="Times New Roman"/>
+          <w:sz w:val="24"/>
+          <w:szCs w:val="24"/>
+        </w:rPr>
+      </w:pPr>
+      <w:r>
+        <w:rPr>
+          <w:rFonts w:ascii="Times New Roman" w:eastAsia="Times New Roman" w:hAnsi="Times New Roman" w:cs="Times New Roman"/>
+          <w:b/>
+          <w:bCs/>
+          <w:sz w:val="24"/>
+          <w:szCs w:val="24"/>
+        </w:rPr>
+        <w:t>Page: Profile Page</w:t>
+      </w:r>
+    </w:p>
+    <w:p>
+      <w:pPr>
+        <w:numPr>
+          <w:ilvl w:val="0"/>
+          <w:numId w:val="21"/>
+        </w:numPr>
+        <w:spacing w:before="100" w:beforeAutospacing="1" w:after="100" w:afterAutospacing="1"/>
+        <w:rPr>
+          <w:rFonts w:ascii="Times New Roman" w:eastAsia="Times New Roman" w:hAnsi="Times New Roman" w:cs="Times New Roman"/>
+          <w:sz w:val="24"/>
+          <w:szCs w:val="24"/>
+        </w:rPr>
+      </w:pPr>
+      <w:r>
+        <w:rPr>
+          <w:rFonts w:ascii="Times New Roman" w:eastAsia="Times New Roman" w:hAnsi="Times New Roman" w:cs="Times New Roman"/>
+          <w:sz w:val="24"/>
+          <w:szCs w:val="24"/>
+        </w:rPr>
+        <w:t xml:space="preserve">User navigates to </w:t>
+      </w:r>
+      <w:r>
+        <w:rPr>
+          <w:rFonts w:ascii="Times New Roman" w:eastAsia="Times New Roman" w:hAnsi="Times New Roman" w:cs="Times New Roman"/>
+          <w:b/>
+          <w:bCs/>
+          <w:sz w:val="24"/>
+          <w:szCs w:val="24"/>
+        </w:rPr>
+        <w:t>“My Account”</w:t>
+      </w:r>
+    </w:p>
+    <w:p>
+      <w:pPr>
+        <w:numPr>
+          <w:ilvl w:val="0"/>
+          <w:numId w:val="21"/>
+        </w:numPr>
+        <w:spacing w:before="100" w:beforeAutospacing="1" w:after="100" w:afterAutospacing="1"/>
+        <w:rPr>
+          <w:rFonts w:ascii="Times New Roman" w:eastAsia="Times New Roman" w:hAnsi="Times New Roman" w:cs="Times New Roman"/>
+          <w:sz w:val="24"/>
+          <w:szCs w:val="24"/>
+        </w:rPr>
+      </w:pPr>
+      <w:r>
+        <w:rPr>
+          <w:rFonts w:ascii="Times New Roman" w:eastAsia="Times New Roman" w:hAnsi="Times New Roman" w:cs="Times New Roman"/>
+          <w:sz w:val="24"/>
+          <w:szCs w:val="24"/>
+        </w:rPr>
+        <w:t>System displays:</w:t>
+      </w:r>
+    </w:p>
+    <w:p>
+      <w:pPr>
+        <w:numPr>
+          <w:ilvl w:val="1"/>
+          <w:numId w:val="21"/>
+        </w:numPr>
+        <w:spacing w:before="100" w:beforeAutospacing="1" w:after="100" w:afterAutospacing="1"/>
+        <w:rPr>
+          <w:rFonts w:ascii="Times New Roman" w:eastAsia="Times New Roman" w:hAnsi="Times New Roman" w:cs="Times New Roman"/>
+          <w:sz w:val="24"/>
+          <w:szCs w:val="24"/>
+        </w:rPr>
+      </w:pPr>
+      <w:r>
+        <w:rPr>
+          <w:rFonts w:ascii="Times New Roman" w:eastAsia="Times New Roman" w:hAnsi="Times New Roman" w:cs="Times New Roman"/>
+          <w:sz w:val="24"/>
+          <w:szCs w:val="24"/>
+        </w:rPr>
+        <w:t>Name</w:t>
+      </w:r>
+    </w:p>
+    <w:p>
+      <w:pPr>
+        <w:numPr>
+          <w:ilvl w:val="1"/>
+          <w:numId w:val="21"/>
+        </w:numPr>
+        <w:spacing w:before="100" w:beforeAutospacing="1" w:after="100" w:afterAutospacing="1"/>
+        <w:rPr>
+          <w:rFonts w:ascii="Times New Roman" w:eastAsia="Times New Roman" w:hAnsi="Times New Roman" w:cs="Times New Roman"/>
+          <w:sz w:val="24"/>
+          <w:szCs w:val="24"/>
+        </w:rPr>
+      </w:pPr>
+      <w:r>
+        <w:rPr>
+          <w:rFonts w:ascii="Times New Roman" w:eastAsia="Times New Roman" w:hAnsi="Times New Roman" w:cs="Times New Roman"/>
+          <w:sz w:val="24"/>
+          <w:szCs w:val="24"/>
+        </w:rPr>
+        <w:lastRenderedPageBreak/>
+        <w:t>Email</w:t>
+      </w:r>
+    </w:p>
+    <w:p>
+      <w:pPr>
+        <w:numPr>
+          <w:ilvl w:val="1"/>
+          <w:numId w:val="21"/>
+        </w:numPr>
+        <w:spacing w:before="100" w:beforeAutospacing="1" w:after="100" w:afterAutospacing="1"/>
+        <w:rPr>
+          <w:rFonts w:ascii="Times New Roman" w:eastAsia="Times New Roman" w:hAnsi="Times New Roman" w:cs="Times New Roman"/>
+          <w:sz w:val="24"/>
+          <w:szCs w:val="24"/>
+        </w:rPr>
+      </w:pPr>
+      <w:r>
+        <w:rPr>
+          <w:rFonts w:ascii="Times New Roman" w:eastAsia="Times New Roman" w:hAnsi="Times New Roman" w:cs="Times New Roman"/>
+          <w:sz w:val="24"/>
+          <w:szCs w:val="24"/>
+        </w:rPr>
+        <w:t>Address</w:t>
+      </w:r>
+    </w:p>
+    <w:p>
+      <w:pPr>
+        <w:numPr>
+          <w:ilvl w:val="0"/>
+          <w:numId w:val="21"/>
+        </w:numPr>
+        <w:spacing w:before="100" w:beforeAutospacing="1" w:after="100" w:afterAutospacing="1"/>
+        <w:rPr>
+          <w:rFonts w:ascii="Times New Roman" w:eastAsia="Times New Roman" w:hAnsi="Times New Roman" w:cs="Times New Roman"/>
+          <w:sz w:val="24"/>
+          <w:szCs w:val="24"/>
+        </w:rPr>
+      </w:pPr>
+      <w:r>
+        <w:rPr>
+          <w:rFonts w:ascii="Times New Roman" w:eastAsia="Times New Roman" w:hAnsi="Times New Roman" w:cs="Times New Roman"/>
+          <w:sz w:val="24"/>
+          <w:szCs w:val="24"/>
+        </w:rPr>
+        <w:t xml:space="preserve">User clicks </w:t>
+      </w:r>
+      <w:r>
+        <w:rPr>
+          <w:rFonts w:ascii="Times New Roman" w:eastAsia="Times New Roman" w:hAnsi="Times New Roman" w:cs="Times New Roman"/>
+          <w:b/>
+          <w:bCs/>
+          <w:sz w:val="24"/>
+          <w:szCs w:val="24"/>
+        </w:rPr>
+        <w:t>“Edit Profile”</w:t>
+      </w:r>
+    </w:p>
+    <w:p>
+      <w:pPr>
+        <w:numPr>
+          <w:ilvl w:val="0"/>
+          <w:numId w:val="21"/>
+        </w:numPr>
+        <w:spacing w:before="100" w:beforeAutospacing="1" w:after="100" w:afterAutospacing="1"/>
+        <w:rPr>
+          <w:rFonts w:ascii="Times New Roman" w:eastAsia="Times New Roman" w:hAnsi="Times New Roman" w:cs="Times New Roman"/>
+          <w:sz w:val="24"/>
+          <w:szCs w:val="24"/>
+        </w:rPr>
+      </w:pPr>
+      <w:r>
+        <w:rPr>
+          <w:rFonts w:ascii="Times New Roman" w:eastAsia="Times New Roman" w:hAnsi="Times New Roman" w:cs="Times New Roman"/>
+          <w:sz w:val="24"/>
+          <w:szCs w:val="24"/>
+        </w:rPr>
+        <w:t>User updates details</w:t>
+      </w:r>
+    </w:p>
+    <w:p>
+      <w:pPr>
+        <w:numPr>
+          <w:ilvl w:val="0"/>
+          <w:numId w:val="21"/>
+        </w:numPr>
+        <w:spacing w:before="100" w:beforeAutospacing="1" w:after="100" w:afterAutospacing="1"/>
+        <w:rPr>
+          <w:rFonts w:ascii="Times New Roman" w:eastAsia="Times New Roman" w:hAnsi="Times New Roman" w:cs="Times New Roman"/>
+          <w:sz w:val="24"/>
+          <w:szCs w:val="24"/>
+        </w:rPr>
+      </w:pPr>
+      <w:r>
+        <w:rPr>
+          <w:rFonts w:ascii="Times New Roman" w:eastAsia="Times New Roman" w:hAnsi="Times New Roman" w:cs="Times New Roman"/>
+          <w:sz w:val="24"/>
+          <w:szCs w:val="24"/>
+        </w:rPr>
+        <w:t xml:space="preserve">User clicks </w:t>
+      </w:r>
+      <w:r>
+        <w:rPr>
+          <w:rFonts w:ascii="Times New Roman" w:eastAsia="Times New Roman" w:hAnsi="Times New Roman" w:cs="Times New Roman"/>
+          <w:b/>
+          <w:bCs/>
+          <w:sz w:val="24"/>
+          <w:szCs w:val="24"/>
+        </w:rPr>
+        <w:t>“Save Changes”</w:t>
+      </w:r>
+    </w:p>
+    <w:p>
+      <w:pPr>
+        <w:numPr>
+          <w:ilvl w:val="0"/>
+          <w:numId w:val="21"/>
+        </w:numPr>
+        <w:spacing w:before="100" w:beforeAutospacing="1" w:after="100" w:afterAutospacing="1"/>
+        <w:rPr>
+          <w:rFonts w:ascii="Times New Roman" w:eastAsia="Times New Roman" w:hAnsi="Times New Roman" w:cs="Times New Roman"/>
+          <w:sz w:val="24"/>
+          <w:szCs w:val="24"/>
+        </w:rPr>
+      </w:pPr>
+      <w:r>
+        <w:rPr>
+          <w:rFonts w:ascii="Times New Roman" w:eastAsia="Times New Roman" w:hAnsi="Times New Roman" w:cs="Times New Roman"/>
+          <w:sz w:val="24"/>
+          <w:szCs w:val="24"/>
+        </w:rPr>
+        <w:t>System validates input</w:t>
+      </w:r>
+    </w:p>
+    <w:p>
+      <w:pPr>
+        <w:numPr>
+          <w:ilvl w:val="0"/>
+          <w:numId w:val="21"/>
+        </w:numPr>
+        <w:spacing w:before="100" w:beforeAutospacing="1" w:after="100" w:afterAutospacing="1"/>
+        <w:rPr>
+          <w:rFonts w:ascii="Times New Roman" w:eastAsia="Times New Roman" w:hAnsi="Times New Roman" w:cs="Times New Roman"/>
+          <w:sz w:val="24"/>
+          <w:szCs w:val="24"/>
+        </w:rPr>
+      </w:pPr>
+      <w:r>
+        <w:rPr>
+          <w:rFonts w:ascii="Times New Roman" w:eastAsia="Times New Roman" w:hAnsi="Times New Roman" w:cs="Times New Roman"/>
+          <w:sz w:val="24"/>
+          <w:szCs w:val="24"/>
+        </w:rPr>
+        <w:t>Confirmation message displayed:</w:t>
+      </w:r>
+    </w:p>
+    <w:p>
+      <w:pPr>
+        <w:numPr>
+          <w:ilvl w:val="1"/>
+          <w:numId w:val="21"/>
+        </w:numPr>
+        <w:spacing w:before="100" w:beforeAutospacing="1" w:after="100" w:afterAutospacing="1"/>
+        <w:rPr>
+          <w:rFonts w:ascii="Times New Roman" w:eastAsia="Times New Roman" w:hAnsi="Times New Roman" w:cs="Times New Roman"/>
+          <w:sz w:val="24"/>
+          <w:szCs w:val="24"/>
+        </w:rPr>
+      </w:pPr>
+      <w:r>
+        <w:rPr>
+          <w:rFonts w:ascii="Times New Roman" w:eastAsia="Times New Roman" w:hAnsi="Times New Roman" w:cs="Times New Roman"/>
+          <w:sz w:val="24"/>
+          <w:szCs w:val="24"/>
+        </w:rPr>
+        <w:t>“Details updated successfully”</w:t>
+      </w:r>
     </w:p>
     <w:p/>
     <w:sectPr>
@@ -89,6 +3866,2687 @@
     </w:sectPr>
   </w:body>
 </w:document>
+</file>
+
+<file path=word/numbering.xml><?xml version="1.0" encoding="utf-8"?>
+<w:numbering xmlns:wpc="http://schemas.microsoft.com/office/word/2010/wordprocessingCanvas" xmlns:cx="http://schemas.microsoft.com/office/drawing/2014/chartex" xmlns:cx1="http://schemas.microsoft.com/office/drawing/2015/9/8/chartex" xmlns:cx2="http://schemas.microsoft.com/office/drawing/2015/10/21/chartex" xmlns:cx3="http://schemas.microsoft.com/office/drawing/2016/5/9/chartex" xmlns:cx4="http://schemas.microsoft.com/office/drawing/2016/5/10/chartex" xmlns:cx5="http://schemas.microsoft.com/office/drawing/2016/5/11/chartex" xmlns:cx6="http://schemas.microsoft.com/office/drawing/2016/5/12/chartex" xmlns:cx7="http://schemas.microsoft.com/office/drawing/2016/5/13/chartex" xmlns:cx8="http://schemas.microsoft.com/office/drawing/2016/5/14/chartex" xmlns:mc="http://schemas.openxmlformats.org/markup-compatibility/2006" xmlns:aink="http://schemas.microsoft.com/office/drawing/2016/ink" xmlns:am3d="http://schemas.microsoft.com/office/drawing/2017/model3d" xmlns:o="urn:schemas-microsoft-com:office:office" xmlns:r="http://schemas.openxmlformats.org/officeDocument/2006/relationships" xmlns:m="http://schemas.openxmlformats.org/officeDocument/2006/math" xmlns:v="urn:schemas-microsoft-com:vml" xmlns:wp14="http://schemas.microsoft.com/office/word/2010/wordprocessingDrawing" xmlns:wp="http://schemas.openxmlformats.org/drawingml/2006/wordprocessingDrawing" xmlns:w10="urn:schemas-microsoft-com:office:word" xmlns:w="http://schemas.openxmlformats.org/wordprocessingml/2006/main" xmlns:w14="http://schemas.microsoft.com/office/word/2010/wordml" xmlns:w15="http://schemas.microsoft.com/office/word/2012/wordml" xmlns:w16cex="http://schemas.microsoft.com/office/word/2018/wordml/cex" xmlns:w16cid="http://schemas.microsoft.com/office/word/2016/wordml/cid" xmlns:w16="http://schemas.microsoft.com/office/word/2018/wordml" xmlns:w16sdtdh="http://schemas.microsoft.com/office/word/2020/wordml/sdtdatahash" xmlns:w16se="http://schemas.microsoft.com/office/word/2015/wordml/symex" xmlns:wpg="http://schemas.microsoft.com/office/word/2010/wordprocessingGroup" xmlns:wpi="http://schemas.microsoft.com/office/word/2010/wordprocessingInk" xmlns:wne="http://schemas.microsoft.com/office/word/2006/wordml" xmlns:wps="http://schemas.microsoft.com/office/word/2010/wordprocessingShape" mc:Ignorable="w14 w15 w16se w16cid w16 w16cex w16sdtdh wp14">
+  <w:abstractNum w:abstractNumId="0" w15:restartNumberingAfterBreak="0">
+    <w:nsid w:val="0052076B"/>
+    <w:multiLevelType w:val="multilevel"/>
+    <w:tmpl w:val="91B8D0E0"/>
+    <w:lvl w:ilvl="0">
+      <w:start w:val="1"/>
+      <w:numFmt w:val="decimal"/>
+      <w:lvlText w:val="%1."/>
+      <w:lvlJc w:val="left"/>
+      <w:pPr>
+        <w:tabs>
+          <w:tab w:val="num" w:pos="720"/>
+        </w:tabs>
+        <w:ind w:left="720" w:hanging="360"/>
+      </w:pPr>
+    </w:lvl>
+    <w:lvl w:ilvl="1">
+      <w:start w:val="1"/>
+      <w:numFmt w:val="bullet"/>
+      <w:lvlText w:val="o"/>
+      <w:lvlJc w:val="left"/>
+      <w:pPr>
+        <w:tabs>
+          <w:tab w:val="num" w:pos="1440"/>
+        </w:tabs>
+        <w:ind w:left="1440" w:hanging="360"/>
+      </w:pPr>
+      <w:rPr>
+        <w:rFonts w:ascii="Courier New" w:hAnsi="Courier New" w:hint="default"/>
+        <w:sz w:val="20"/>
+      </w:rPr>
+    </w:lvl>
+    <w:lvl w:ilvl="2">
+      <w:start w:val="1"/>
+      <w:numFmt w:val="bullet"/>
+      <w:lvlText w:val=""/>
+      <w:lvlJc w:val="left"/>
+      <w:pPr>
+        <w:tabs>
+          <w:tab w:val="num" w:pos="2160"/>
+        </w:tabs>
+        <w:ind w:left="2160" w:hanging="360"/>
+      </w:pPr>
+      <w:rPr>
+        <w:rFonts w:ascii="Wingdings" w:hAnsi="Wingdings" w:hint="default"/>
+        <w:sz w:val="20"/>
+      </w:rPr>
+    </w:lvl>
+    <w:lvl w:ilvl="3" w:tentative="1">
+      <w:start w:val="1"/>
+      <w:numFmt w:val="decimal"/>
+      <w:lvlText w:val="%4."/>
+      <w:lvlJc w:val="left"/>
+      <w:pPr>
+        <w:tabs>
+          <w:tab w:val="num" w:pos="2880"/>
+        </w:tabs>
+        <w:ind w:left="2880" w:hanging="360"/>
+      </w:pPr>
+    </w:lvl>
+    <w:lvl w:ilvl="4" w:tentative="1">
+      <w:start w:val="1"/>
+      <w:numFmt w:val="decimal"/>
+      <w:lvlText w:val="%5."/>
+      <w:lvlJc w:val="left"/>
+      <w:pPr>
+        <w:tabs>
+          <w:tab w:val="num" w:pos="3600"/>
+        </w:tabs>
+        <w:ind w:left="3600" w:hanging="360"/>
+      </w:pPr>
+    </w:lvl>
+    <w:lvl w:ilvl="5" w:tentative="1">
+      <w:start w:val="1"/>
+      <w:numFmt w:val="decimal"/>
+      <w:lvlText w:val="%6."/>
+      <w:lvlJc w:val="left"/>
+      <w:pPr>
+        <w:tabs>
+          <w:tab w:val="num" w:pos="4320"/>
+        </w:tabs>
+        <w:ind w:left="4320" w:hanging="360"/>
+      </w:pPr>
+    </w:lvl>
+    <w:lvl w:ilvl="6" w:tentative="1">
+      <w:start w:val="1"/>
+      <w:numFmt w:val="decimal"/>
+      <w:lvlText w:val="%7."/>
+      <w:lvlJc w:val="left"/>
+      <w:pPr>
+        <w:tabs>
+          <w:tab w:val="num" w:pos="5040"/>
+        </w:tabs>
+        <w:ind w:left="5040" w:hanging="360"/>
+      </w:pPr>
+    </w:lvl>
+    <w:lvl w:ilvl="7" w:tentative="1">
+      <w:start w:val="1"/>
+      <w:numFmt w:val="decimal"/>
+      <w:lvlText w:val="%8."/>
+      <w:lvlJc w:val="left"/>
+      <w:pPr>
+        <w:tabs>
+          <w:tab w:val="num" w:pos="5760"/>
+        </w:tabs>
+        <w:ind w:left="5760" w:hanging="360"/>
+      </w:pPr>
+    </w:lvl>
+    <w:lvl w:ilvl="8" w:tentative="1">
+      <w:start w:val="1"/>
+      <w:numFmt w:val="decimal"/>
+      <w:lvlText w:val="%9."/>
+      <w:lvlJc w:val="left"/>
+      <w:pPr>
+        <w:tabs>
+          <w:tab w:val="num" w:pos="6480"/>
+        </w:tabs>
+        <w:ind w:left="6480" w:hanging="360"/>
+      </w:pPr>
+    </w:lvl>
+  </w:abstractNum>
+  <w:abstractNum w:abstractNumId="1" w15:restartNumberingAfterBreak="0">
+    <w:nsid w:val="0A396BE7"/>
+    <w:multiLevelType w:val="multilevel"/>
+    <w:tmpl w:val="76EE1556"/>
+    <w:lvl w:ilvl="0">
+      <w:start w:val="5"/>
+      <w:numFmt w:val="decimal"/>
+      <w:lvlText w:val="%1."/>
+      <w:lvlJc w:val="left"/>
+      <w:pPr>
+        <w:tabs>
+          <w:tab w:val="num" w:pos="720"/>
+        </w:tabs>
+        <w:ind w:left="720" w:hanging="360"/>
+      </w:pPr>
+    </w:lvl>
+    <w:lvl w:ilvl="1">
+      <w:start w:val="1"/>
+      <w:numFmt w:val="bullet"/>
+      <w:lvlText w:val="o"/>
+      <w:lvlJc w:val="left"/>
+      <w:pPr>
+        <w:tabs>
+          <w:tab w:val="num" w:pos="1440"/>
+        </w:tabs>
+        <w:ind w:left="1440" w:hanging="360"/>
+      </w:pPr>
+      <w:rPr>
+        <w:rFonts w:ascii="Courier New" w:hAnsi="Courier New" w:hint="default"/>
+        <w:sz w:val="20"/>
+      </w:rPr>
+    </w:lvl>
+    <w:lvl w:ilvl="2">
+      <w:start w:val="1"/>
+      <w:numFmt w:val="bullet"/>
+      <w:lvlText w:val=""/>
+      <w:lvlJc w:val="left"/>
+      <w:pPr>
+        <w:tabs>
+          <w:tab w:val="num" w:pos="2160"/>
+        </w:tabs>
+        <w:ind w:left="2160" w:hanging="360"/>
+      </w:pPr>
+      <w:rPr>
+        <w:rFonts w:ascii="Wingdings" w:hAnsi="Wingdings" w:hint="default"/>
+        <w:sz w:val="20"/>
+      </w:rPr>
+    </w:lvl>
+    <w:lvl w:ilvl="3" w:tentative="1">
+      <w:start w:val="1"/>
+      <w:numFmt w:val="decimal"/>
+      <w:lvlText w:val="%4."/>
+      <w:lvlJc w:val="left"/>
+      <w:pPr>
+        <w:tabs>
+          <w:tab w:val="num" w:pos="2880"/>
+        </w:tabs>
+        <w:ind w:left="2880" w:hanging="360"/>
+      </w:pPr>
+    </w:lvl>
+    <w:lvl w:ilvl="4" w:tentative="1">
+      <w:start w:val="1"/>
+      <w:numFmt w:val="decimal"/>
+      <w:lvlText w:val="%5."/>
+      <w:lvlJc w:val="left"/>
+      <w:pPr>
+        <w:tabs>
+          <w:tab w:val="num" w:pos="3600"/>
+        </w:tabs>
+        <w:ind w:left="3600" w:hanging="360"/>
+      </w:pPr>
+    </w:lvl>
+    <w:lvl w:ilvl="5" w:tentative="1">
+      <w:start w:val="1"/>
+      <w:numFmt w:val="decimal"/>
+      <w:lvlText w:val="%6."/>
+      <w:lvlJc w:val="left"/>
+      <w:pPr>
+        <w:tabs>
+          <w:tab w:val="num" w:pos="4320"/>
+        </w:tabs>
+        <w:ind w:left="4320" w:hanging="360"/>
+      </w:pPr>
+    </w:lvl>
+    <w:lvl w:ilvl="6" w:tentative="1">
+      <w:start w:val="1"/>
+      <w:numFmt w:val="decimal"/>
+      <w:lvlText w:val="%7."/>
+      <w:lvlJc w:val="left"/>
+      <w:pPr>
+        <w:tabs>
+          <w:tab w:val="num" w:pos="5040"/>
+        </w:tabs>
+        <w:ind w:left="5040" w:hanging="360"/>
+      </w:pPr>
+    </w:lvl>
+    <w:lvl w:ilvl="7" w:tentative="1">
+      <w:start w:val="1"/>
+      <w:numFmt w:val="decimal"/>
+      <w:lvlText w:val="%8."/>
+      <w:lvlJc w:val="left"/>
+      <w:pPr>
+        <w:tabs>
+          <w:tab w:val="num" w:pos="5760"/>
+        </w:tabs>
+        <w:ind w:left="5760" w:hanging="360"/>
+      </w:pPr>
+    </w:lvl>
+    <w:lvl w:ilvl="8" w:tentative="1">
+      <w:start w:val="1"/>
+      <w:numFmt w:val="decimal"/>
+      <w:lvlText w:val="%9."/>
+      <w:lvlJc w:val="left"/>
+      <w:pPr>
+        <w:tabs>
+          <w:tab w:val="num" w:pos="6480"/>
+        </w:tabs>
+        <w:ind w:left="6480" w:hanging="360"/>
+      </w:pPr>
+    </w:lvl>
+  </w:abstractNum>
+  <w:abstractNum w:abstractNumId="2" w15:restartNumberingAfterBreak="0">
+    <w:nsid w:val="0EA4496E"/>
+    <w:multiLevelType w:val="multilevel"/>
+    <w:tmpl w:val="87DEE14C"/>
+    <w:lvl w:ilvl="0">
+      <w:start w:val="1"/>
+      <w:numFmt w:val="decimal"/>
+      <w:lvlText w:val="%1."/>
+      <w:lvlJc w:val="left"/>
+      <w:pPr>
+        <w:tabs>
+          <w:tab w:val="num" w:pos="720"/>
+        </w:tabs>
+        <w:ind w:left="720" w:hanging="360"/>
+      </w:pPr>
+    </w:lvl>
+    <w:lvl w:ilvl="1">
+      <w:start w:val="1"/>
+      <w:numFmt w:val="bullet"/>
+      <w:lvlText w:val="o"/>
+      <w:lvlJc w:val="left"/>
+      <w:pPr>
+        <w:tabs>
+          <w:tab w:val="num" w:pos="1440"/>
+        </w:tabs>
+        <w:ind w:left="1440" w:hanging="360"/>
+      </w:pPr>
+      <w:rPr>
+        <w:rFonts w:ascii="Courier New" w:hAnsi="Courier New" w:hint="default"/>
+        <w:sz w:val="20"/>
+      </w:rPr>
+    </w:lvl>
+    <w:lvl w:ilvl="2" w:tentative="1">
+      <w:start w:val="1"/>
+      <w:numFmt w:val="decimal"/>
+      <w:lvlText w:val="%3."/>
+      <w:lvlJc w:val="left"/>
+      <w:pPr>
+        <w:tabs>
+          <w:tab w:val="num" w:pos="2160"/>
+        </w:tabs>
+        <w:ind w:left="2160" w:hanging="360"/>
+      </w:pPr>
+    </w:lvl>
+    <w:lvl w:ilvl="3" w:tentative="1">
+      <w:start w:val="1"/>
+      <w:numFmt w:val="decimal"/>
+      <w:lvlText w:val="%4."/>
+      <w:lvlJc w:val="left"/>
+      <w:pPr>
+        <w:tabs>
+          <w:tab w:val="num" w:pos="2880"/>
+        </w:tabs>
+        <w:ind w:left="2880" w:hanging="360"/>
+      </w:pPr>
+    </w:lvl>
+    <w:lvl w:ilvl="4" w:tentative="1">
+      <w:start w:val="1"/>
+      <w:numFmt w:val="decimal"/>
+      <w:lvlText w:val="%5."/>
+      <w:lvlJc w:val="left"/>
+      <w:pPr>
+        <w:tabs>
+          <w:tab w:val="num" w:pos="3600"/>
+        </w:tabs>
+        <w:ind w:left="3600" w:hanging="360"/>
+      </w:pPr>
+    </w:lvl>
+    <w:lvl w:ilvl="5" w:tentative="1">
+      <w:start w:val="1"/>
+      <w:numFmt w:val="decimal"/>
+      <w:lvlText w:val="%6."/>
+      <w:lvlJc w:val="left"/>
+      <w:pPr>
+        <w:tabs>
+          <w:tab w:val="num" w:pos="4320"/>
+        </w:tabs>
+        <w:ind w:left="4320" w:hanging="360"/>
+      </w:pPr>
+    </w:lvl>
+    <w:lvl w:ilvl="6" w:tentative="1">
+      <w:start w:val="1"/>
+      <w:numFmt w:val="decimal"/>
+      <w:lvlText w:val="%7."/>
+      <w:lvlJc w:val="left"/>
+      <w:pPr>
+        <w:tabs>
+          <w:tab w:val="num" w:pos="5040"/>
+        </w:tabs>
+        <w:ind w:left="5040" w:hanging="360"/>
+      </w:pPr>
+    </w:lvl>
+    <w:lvl w:ilvl="7" w:tentative="1">
+      <w:start w:val="1"/>
+      <w:numFmt w:val="decimal"/>
+      <w:lvlText w:val="%8."/>
+      <w:lvlJc w:val="left"/>
+      <w:pPr>
+        <w:tabs>
+          <w:tab w:val="num" w:pos="5760"/>
+        </w:tabs>
+        <w:ind w:left="5760" w:hanging="360"/>
+      </w:pPr>
+    </w:lvl>
+    <w:lvl w:ilvl="8" w:tentative="1">
+      <w:start w:val="1"/>
+      <w:numFmt w:val="decimal"/>
+      <w:lvlText w:val="%9."/>
+      <w:lvlJc w:val="left"/>
+      <w:pPr>
+        <w:tabs>
+          <w:tab w:val="num" w:pos="6480"/>
+        </w:tabs>
+        <w:ind w:left="6480" w:hanging="360"/>
+      </w:pPr>
+    </w:lvl>
+  </w:abstractNum>
+  <w:abstractNum w:abstractNumId="3" w15:restartNumberingAfterBreak="0">
+    <w:nsid w:val="0EAD280F"/>
+    <w:multiLevelType w:val="multilevel"/>
+    <w:tmpl w:val="03A2B1E0"/>
+    <w:lvl w:ilvl="0">
+      <w:start w:val="6"/>
+      <w:numFmt w:val="decimal"/>
+      <w:lvlText w:val="%1."/>
+      <w:lvlJc w:val="left"/>
+      <w:pPr>
+        <w:tabs>
+          <w:tab w:val="num" w:pos="720"/>
+        </w:tabs>
+        <w:ind w:left="720" w:hanging="360"/>
+      </w:pPr>
+    </w:lvl>
+    <w:lvl w:ilvl="1" w:tentative="1">
+      <w:start w:val="1"/>
+      <w:numFmt w:val="decimal"/>
+      <w:lvlText w:val="%2."/>
+      <w:lvlJc w:val="left"/>
+      <w:pPr>
+        <w:tabs>
+          <w:tab w:val="num" w:pos="1440"/>
+        </w:tabs>
+        <w:ind w:left="1440" w:hanging="360"/>
+      </w:pPr>
+    </w:lvl>
+    <w:lvl w:ilvl="2" w:tentative="1">
+      <w:start w:val="1"/>
+      <w:numFmt w:val="decimal"/>
+      <w:lvlText w:val="%3."/>
+      <w:lvlJc w:val="left"/>
+      <w:pPr>
+        <w:tabs>
+          <w:tab w:val="num" w:pos="2160"/>
+        </w:tabs>
+        <w:ind w:left="2160" w:hanging="360"/>
+      </w:pPr>
+    </w:lvl>
+    <w:lvl w:ilvl="3" w:tentative="1">
+      <w:start w:val="1"/>
+      <w:numFmt w:val="decimal"/>
+      <w:lvlText w:val="%4."/>
+      <w:lvlJc w:val="left"/>
+      <w:pPr>
+        <w:tabs>
+          <w:tab w:val="num" w:pos="2880"/>
+        </w:tabs>
+        <w:ind w:left="2880" w:hanging="360"/>
+      </w:pPr>
+    </w:lvl>
+    <w:lvl w:ilvl="4" w:tentative="1">
+      <w:start w:val="1"/>
+      <w:numFmt w:val="decimal"/>
+      <w:lvlText w:val="%5."/>
+      <w:lvlJc w:val="left"/>
+      <w:pPr>
+        <w:tabs>
+          <w:tab w:val="num" w:pos="3600"/>
+        </w:tabs>
+        <w:ind w:left="3600" w:hanging="360"/>
+      </w:pPr>
+    </w:lvl>
+    <w:lvl w:ilvl="5" w:tentative="1">
+      <w:start w:val="1"/>
+      <w:numFmt w:val="decimal"/>
+      <w:lvlText w:val="%6."/>
+      <w:lvlJc w:val="left"/>
+      <w:pPr>
+        <w:tabs>
+          <w:tab w:val="num" w:pos="4320"/>
+        </w:tabs>
+        <w:ind w:left="4320" w:hanging="360"/>
+      </w:pPr>
+    </w:lvl>
+    <w:lvl w:ilvl="6" w:tentative="1">
+      <w:start w:val="1"/>
+      <w:numFmt w:val="decimal"/>
+      <w:lvlText w:val="%7."/>
+      <w:lvlJc w:val="left"/>
+      <w:pPr>
+        <w:tabs>
+          <w:tab w:val="num" w:pos="5040"/>
+        </w:tabs>
+        <w:ind w:left="5040" w:hanging="360"/>
+      </w:pPr>
+    </w:lvl>
+    <w:lvl w:ilvl="7" w:tentative="1">
+      <w:start w:val="1"/>
+      <w:numFmt w:val="decimal"/>
+      <w:lvlText w:val="%8."/>
+      <w:lvlJc w:val="left"/>
+      <w:pPr>
+        <w:tabs>
+          <w:tab w:val="num" w:pos="5760"/>
+        </w:tabs>
+        <w:ind w:left="5760" w:hanging="360"/>
+      </w:pPr>
+    </w:lvl>
+    <w:lvl w:ilvl="8" w:tentative="1">
+      <w:start w:val="1"/>
+      <w:numFmt w:val="decimal"/>
+      <w:lvlText w:val="%9."/>
+      <w:lvlJc w:val="left"/>
+      <w:pPr>
+        <w:tabs>
+          <w:tab w:val="num" w:pos="6480"/>
+        </w:tabs>
+        <w:ind w:left="6480" w:hanging="360"/>
+      </w:pPr>
+    </w:lvl>
+  </w:abstractNum>
+  <w:abstractNum w:abstractNumId="4" w15:restartNumberingAfterBreak="0">
+    <w:nsid w:val="1DEC0C4A"/>
+    <w:multiLevelType w:val="multilevel"/>
+    <w:tmpl w:val="4D6EF1C0"/>
+    <w:lvl w:ilvl="0">
+      <w:start w:val="8"/>
+      <w:numFmt w:val="decimal"/>
+      <w:lvlText w:val="%1."/>
+      <w:lvlJc w:val="left"/>
+      <w:pPr>
+        <w:tabs>
+          <w:tab w:val="num" w:pos="720"/>
+        </w:tabs>
+        <w:ind w:left="720" w:hanging="360"/>
+      </w:pPr>
+    </w:lvl>
+    <w:lvl w:ilvl="1">
+      <w:start w:val="1"/>
+      <w:numFmt w:val="bullet"/>
+      <w:lvlText w:val="o"/>
+      <w:lvlJc w:val="left"/>
+      <w:pPr>
+        <w:tabs>
+          <w:tab w:val="num" w:pos="1440"/>
+        </w:tabs>
+        <w:ind w:left="1440" w:hanging="360"/>
+      </w:pPr>
+      <w:rPr>
+        <w:rFonts w:ascii="Courier New" w:hAnsi="Courier New" w:hint="default"/>
+        <w:sz w:val="20"/>
+      </w:rPr>
+    </w:lvl>
+    <w:lvl w:ilvl="2" w:tentative="1">
+      <w:start w:val="1"/>
+      <w:numFmt w:val="decimal"/>
+      <w:lvlText w:val="%3."/>
+      <w:lvlJc w:val="left"/>
+      <w:pPr>
+        <w:tabs>
+          <w:tab w:val="num" w:pos="2160"/>
+        </w:tabs>
+        <w:ind w:left="2160" w:hanging="360"/>
+      </w:pPr>
+    </w:lvl>
+    <w:lvl w:ilvl="3" w:tentative="1">
+      <w:start w:val="1"/>
+      <w:numFmt w:val="decimal"/>
+      <w:lvlText w:val="%4."/>
+      <w:lvlJc w:val="left"/>
+      <w:pPr>
+        <w:tabs>
+          <w:tab w:val="num" w:pos="2880"/>
+        </w:tabs>
+        <w:ind w:left="2880" w:hanging="360"/>
+      </w:pPr>
+    </w:lvl>
+    <w:lvl w:ilvl="4" w:tentative="1">
+      <w:start w:val="1"/>
+      <w:numFmt w:val="decimal"/>
+      <w:lvlText w:val="%5."/>
+      <w:lvlJc w:val="left"/>
+      <w:pPr>
+        <w:tabs>
+          <w:tab w:val="num" w:pos="3600"/>
+        </w:tabs>
+        <w:ind w:left="3600" w:hanging="360"/>
+      </w:pPr>
+    </w:lvl>
+    <w:lvl w:ilvl="5" w:tentative="1">
+      <w:start w:val="1"/>
+      <w:numFmt w:val="decimal"/>
+      <w:lvlText w:val="%6."/>
+      <w:lvlJc w:val="left"/>
+      <w:pPr>
+        <w:tabs>
+          <w:tab w:val="num" w:pos="4320"/>
+        </w:tabs>
+        <w:ind w:left="4320" w:hanging="360"/>
+      </w:pPr>
+    </w:lvl>
+    <w:lvl w:ilvl="6" w:tentative="1">
+      <w:start w:val="1"/>
+      <w:numFmt w:val="decimal"/>
+      <w:lvlText w:val="%7."/>
+      <w:lvlJc w:val="left"/>
+      <w:pPr>
+        <w:tabs>
+          <w:tab w:val="num" w:pos="5040"/>
+        </w:tabs>
+        <w:ind w:left="5040" w:hanging="360"/>
+      </w:pPr>
+    </w:lvl>
+    <w:lvl w:ilvl="7" w:tentative="1">
+      <w:start w:val="1"/>
+      <w:numFmt w:val="decimal"/>
+      <w:lvlText w:val="%8."/>
+      <w:lvlJc w:val="left"/>
+      <w:pPr>
+        <w:tabs>
+          <w:tab w:val="num" w:pos="5760"/>
+        </w:tabs>
+        <w:ind w:left="5760" w:hanging="360"/>
+      </w:pPr>
+    </w:lvl>
+    <w:lvl w:ilvl="8" w:tentative="1">
+      <w:start w:val="1"/>
+      <w:numFmt w:val="decimal"/>
+      <w:lvlText w:val="%9."/>
+      <w:lvlJc w:val="left"/>
+      <w:pPr>
+        <w:tabs>
+          <w:tab w:val="num" w:pos="6480"/>
+        </w:tabs>
+        <w:ind w:left="6480" w:hanging="360"/>
+      </w:pPr>
+    </w:lvl>
+  </w:abstractNum>
+  <w:abstractNum w:abstractNumId="5" w15:restartNumberingAfterBreak="0">
+    <w:nsid w:val="218E06FE"/>
+    <w:multiLevelType w:val="multilevel"/>
+    <w:tmpl w:val="D56E63D0"/>
+    <w:lvl w:ilvl="0">
+      <w:start w:val="1"/>
+      <w:numFmt w:val="decimal"/>
+      <w:lvlText w:val="%1."/>
+      <w:lvlJc w:val="left"/>
+      <w:pPr>
+        <w:tabs>
+          <w:tab w:val="num" w:pos="720"/>
+        </w:tabs>
+        <w:ind w:left="720" w:hanging="360"/>
+      </w:pPr>
+    </w:lvl>
+    <w:lvl w:ilvl="1">
+      <w:start w:val="1"/>
+      <w:numFmt w:val="bullet"/>
+      <w:lvlText w:val="o"/>
+      <w:lvlJc w:val="left"/>
+      <w:pPr>
+        <w:tabs>
+          <w:tab w:val="num" w:pos="1440"/>
+        </w:tabs>
+        <w:ind w:left="1440" w:hanging="360"/>
+      </w:pPr>
+      <w:rPr>
+        <w:rFonts w:ascii="Courier New" w:hAnsi="Courier New" w:hint="default"/>
+        <w:sz w:val="20"/>
+      </w:rPr>
+    </w:lvl>
+    <w:lvl w:ilvl="2" w:tentative="1">
+      <w:start w:val="1"/>
+      <w:numFmt w:val="decimal"/>
+      <w:lvlText w:val="%3."/>
+      <w:lvlJc w:val="left"/>
+      <w:pPr>
+        <w:tabs>
+          <w:tab w:val="num" w:pos="2160"/>
+        </w:tabs>
+        <w:ind w:left="2160" w:hanging="360"/>
+      </w:pPr>
+    </w:lvl>
+    <w:lvl w:ilvl="3" w:tentative="1">
+      <w:start w:val="1"/>
+      <w:numFmt w:val="decimal"/>
+      <w:lvlText w:val="%4."/>
+      <w:lvlJc w:val="left"/>
+      <w:pPr>
+        <w:tabs>
+          <w:tab w:val="num" w:pos="2880"/>
+        </w:tabs>
+        <w:ind w:left="2880" w:hanging="360"/>
+      </w:pPr>
+    </w:lvl>
+    <w:lvl w:ilvl="4" w:tentative="1">
+      <w:start w:val="1"/>
+      <w:numFmt w:val="decimal"/>
+      <w:lvlText w:val="%5."/>
+      <w:lvlJc w:val="left"/>
+      <w:pPr>
+        <w:tabs>
+          <w:tab w:val="num" w:pos="3600"/>
+        </w:tabs>
+        <w:ind w:left="3600" w:hanging="360"/>
+      </w:pPr>
+    </w:lvl>
+    <w:lvl w:ilvl="5" w:tentative="1">
+      <w:start w:val="1"/>
+      <w:numFmt w:val="decimal"/>
+      <w:lvlText w:val="%6."/>
+      <w:lvlJc w:val="left"/>
+      <w:pPr>
+        <w:tabs>
+          <w:tab w:val="num" w:pos="4320"/>
+        </w:tabs>
+        <w:ind w:left="4320" w:hanging="360"/>
+      </w:pPr>
+    </w:lvl>
+    <w:lvl w:ilvl="6" w:tentative="1">
+      <w:start w:val="1"/>
+      <w:numFmt w:val="decimal"/>
+      <w:lvlText w:val="%7."/>
+      <w:lvlJc w:val="left"/>
+      <w:pPr>
+        <w:tabs>
+          <w:tab w:val="num" w:pos="5040"/>
+        </w:tabs>
+        <w:ind w:left="5040" w:hanging="360"/>
+      </w:pPr>
+    </w:lvl>
+    <w:lvl w:ilvl="7" w:tentative="1">
+      <w:start w:val="1"/>
+      <w:numFmt w:val="decimal"/>
+      <w:lvlText w:val="%8."/>
+      <w:lvlJc w:val="left"/>
+      <w:pPr>
+        <w:tabs>
+          <w:tab w:val="num" w:pos="5760"/>
+        </w:tabs>
+        <w:ind w:left="5760" w:hanging="360"/>
+      </w:pPr>
+    </w:lvl>
+    <w:lvl w:ilvl="8" w:tentative="1">
+      <w:start w:val="1"/>
+      <w:numFmt w:val="decimal"/>
+      <w:lvlText w:val="%9."/>
+      <w:lvlJc w:val="left"/>
+      <w:pPr>
+        <w:tabs>
+          <w:tab w:val="num" w:pos="6480"/>
+        </w:tabs>
+        <w:ind w:left="6480" w:hanging="360"/>
+      </w:pPr>
+    </w:lvl>
+  </w:abstractNum>
+  <w:abstractNum w:abstractNumId="6" w15:restartNumberingAfterBreak="0">
+    <w:nsid w:val="27663508"/>
+    <w:multiLevelType w:val="multilevel"/>
+    <w:tmpl w:val="82E4FCF2"/>
+    <w:lvl w:ilvl="0">
+      <w:start w:val="1"/>
+      <w:numFmt w:val="decimal"/>
+      <w:lvlText w:val="%1."/>
+      <w:lvlJc w:val="left"/>
+      <w:pPr>
+        <w:tabs>
+          <w:tab w:val="num" w:pos="720"/>
+        </w:tabs>
+        <w:ind w:left="720" w:hanging="360"/>
+      </w:pPr>
+    </w:lvl>
+    <w:lvl w:ilvl="1" w:tentative="1">
+      <w:start w:val="1"/>
+      <w:numFmt w:val="decimal"/>
+      <w:lvlText w:val="%2."/>
+      <w:lvlJc w:val="left"/>
+      <w:pPr>
+        <w:tabs>
+          <w:tab w:val="num" w:pos="1440"/>
+        </w:tabs>
+        <w:ind w:left="1440" w:hanging="360"/>
+      </w:pPr>
+    </w:lvl>
+    <w:lvl w:ilvl="2" w:tentative="1">
+      <w:start w:val="1"/>
+      <w:numFmt w:val="decimal"/>
+      <w:lvlText w:val="%3."/>
+      <w:lvlJc w:val="left"/>
+      <w:pPr>
+        <w:tabs>
+          <w:tab w:val="num" w:pos="2160"/>
+        </w:tabs>
+        <w:ind w:left="2160" w:hanging="360"/>
+      </w:pPr>
+    </w:lvl>
+    <w:lvl w:ilvl="3" w:tentative="1">
+      <w:start w:val="1"/>
+      <w:numFmt w:val="decimal"/>
+      <w:lvlText w:val="%4."/>
+      <w:lvlJc w:val="left"/>
+      <w:pPr>
+        <w:tabs>
+          <w:tab w:val="num" w:pos="2880"/>
+        </w:tabs>
+        <w:ind w:left="2880" w:hanging="360"/>
+      </w:pPr>
+    </w:lvl>
+    <w:lvl w:ilvl="4" w:tentative="1">
+      <w:start w:val="1"/>
+      <w:numFmt w:val="decimal"/>
+      <w:lvlText w:val="%5."/>
+      <w:lvlJc w:val="left"/>
+      <w:pPr>
+        <w:tabs>
+          <w:tab w:val="num" w:pos="3600"/>
+        </w:tabs>
+        <w:ind w:left="3600" w:hanging="360"/>
+      </w:pPr>
+    </w:lvl>
+    <w:lvl w:ilvl="5" w:tentative="1">
+      <w:start w:val="1"/>
+      <w:numFmt w:val="decimal"/>
+      <w:lvlText w:val="%6."/>
+      <w:lvlJc w:val="left"/>
+      <w:pPr>
+        <w:tabs>
+          <w:tab w:val="num" w:pos="4320"/>
+        </w:tabs>
+        <w:ind w:left="4320" w:hanging="360"/>
+      </w:pPr>
+    </w:lvl>
+    <w:lvl w:ilvl="6" w:tentative="1">
+      <w:start w:val="1"/>
+      <w:numFmt w:val="decimal"/>
+      <w:lvlText w:val="%7."/>
+      <w:lvlJc w:val="left"/>
+      <w:pPr>
+        <w:tabs>
+          <w:tab w:val="num" w:pos="5040"/>
+        </w:tabs>
+        <w:ind w:left="5040" w:hanging="360"/>
+      </w:pPr>
+    </w:lvl>
+    <w:lvl w:ilvl="7" w:tentative="1">
+      <w:start w:val="1"/>
+      <w:numFmt w:val="decimal"/>
+      <w:lvlText w:val="%8."/>
+      <w:lvlJc w:val="left"/>
+      <w:pPr>
+        <w:tabs>
+          <w:tab w:val="num" w:pos="5760"/>
+        </w:tabs>
+        <w:ind w:left="5760" w:hanging="360"/>
+      </w:pPr>
+    </w:lvl>
+    <w:lvl w:ilvl="8" w:tentative="1">
+      <w:start w:val="1"/>
+      <w:numFmt w:val="decimal"/>
+      <w:lvlText w:val="%9."/>
+      <w:lvlJc w:val="left"/>
+      <w:pPr>
+        <w:tabs>
+          <w:tab w:val="num" w:pos="6480"/>
+        </w:tabs>
+        <w:ind w:left="6480" w:hanging="360"/>
+      </w:pPr>
+    </w:lvl>
+  </w:abstractNum>
+  <w:abstractNum w:abstractNumId="7" w15:restartNumberingAfterBreak="0">
+    <w:nsid w:val="37C239C2"/>
+    <w:multiLevelType w:val="multilevel"/>
+    <w:tmpl w:val="ECCE38C0"/>
+    <w:lvl w:ilvl="0">
+      <w:start w:val="10"/>
+      <w:numFmt w:val="decimal"/>
+      <w:lvlText w:val="%1."/>
+      <w:lvlJc w:val="left"/>
+      <w:pPr>
+        <w:tabs>
+          <w:tab w:val="num" w:pos="720"/>
+        </w:tabs>
+        <w:ind w:left="720" w:hanging="360"/>
+      </w:pPr>
+    </w:lvl>
+    <w:lvl w:ilvl="1" w:tentative="1">
+      <w:start w:val="1"/>
+      <w:numFmt w:val="decimal"/>
+      <w:lvlText w:val="%2."/>
+      <w:lvlJc w:val="left"/>
+      <w:pPr>
+        <w:tabs>
+          <w:tab w:val="num" w:pos="1440"/>
+        </w:tabs>
+        <w:ind w:left="1440" w:hanging="360"/>
+      </w:pPr>
+    </w:lvl>
+    <w:lvl w:ilvl="2" w:tentative="1">
+      <w:start w:val="1"/>
+      <w:numFmt w:val="decimal"/>
+      <w:lvlText w:val="%3."/>
+      <w:lvlJc w:val="left"/>
+      <w:pPr>
+        <w:tabs>
+          <w:tab w:val="num" w:pos="2160"/>
+        </w:tabs>
+        <w:ind w:left="2160" w:hanging="360"/>
+      </w:pPr>
+    </w:lvl>
+    <w:lvl w:ilvl="3" w:tentative="1">
+      <w:start w:val="1"/>
+      <w:numFmt w:val="decimal"/>
+      <w:lvlText w:val="%4."/>
+      <w:lvlJc w:val="left"/>
+      <w:pPr>
+        <w:tabs>
+          <w:tab w:val="num" w:pos="2880"/>
+        </w:tabs>
+        <w:ind w:left="2880" w:hanging="360"/>
+      </w:pPr>
+    </w:lvl>
+    <w:lvl w:ilvl="4" w:tentative="1">
+      <w:start w:val="1"/>
+      <w:numFmt w:val="decimal"/>
+      <w:lvlText w:val="%5."/>
+      <w:lvlJc w:val="left"/>
+      <w:pPr>
+        <w:tabs>
+          <w:tab w:val="num" w:pos="3600"/>
+        </w:tabs>
+        <w:ind w:left="3600" w:hanging="360"/>
+      </w:pPr>
+    </w:lvl>
+    <w:lvl w:ilvl="5" w:tentative="1">
+      <w:start w:val="1"/>
+      <w:numFmt w:val="decimal"/>
+      <w:lvlText w:val="%6."/>
+      <w:lvlJc w:val="left"/>
+      <w:pPr>
+        <w:tabs>
+          <w:tab w:val="num" w:pos="4320"/>
+        </w:tabs>
+        <w:ind w:left="4320" w:hanging="360"/>
+      </w:pPr>
+    </w:lvl>
+    <w:lvl w:ilvl="6" w:tentative="1">
+      <w:start w:val="1"/>
+      <w:numFmt w:val="decimal"/>
+      <w:lvlText w:val="%7."/>
+      <w:lvlJc w:val="left"/>
+      <w:pPr>
+        <w:tabs>
+          <w:tab w:val="num" w:pos="5040"/>
+        </w:tabs>
+        <w:ind w:left="5040" w:hanging="360"/>
+      </w:pPr>
+    </w:lvl>
+    <w:lvl w:ilvl="7" w:tentative="1">
+      <w:start w:val="1"/>
+      <w:numFmt w:val="decimal"/>
+      <w:lvlText w:val="%8."/>
+      <w:lvlJc w:val="left"/>
+      <w:pPr>
+        <w:tabs>
+          <w:tab w:val="num" w:pos="5760"/>
+        </w:tabs>
+        <w:ind w:left="5760" w:hanging="360"/>
+      </w:pPr>
+    </w:lvl>
+    <w:lvl w:ilvl="8" w:tentative="1">
+      <w:start w:val="1"/>
+      <w:numFmt w:val="decimal"/>
+      <w:lvlText w:val="%9."/>
+      <w:lvlJc w:val="left"/>
+      <w:pPr>
+        <w:tabs>
+          <w:tab w:val="num" w:pos="6480"/>
+        </w:tabs>
+        <w:ind w:left="6480" w:hanging="360"/>
+      </w:pPr>
+    </w:lvl>
+  </w:abstractNum>
+  <w:abstractNum w:abstractNumId="8" w15:restartNumberingAfterBreak="0">
+    <w:nsid w:val="395B2022"/>
+    <w:multiLevelType w:val="multilevel"/>
+    <w:tmpl w:val="C4768258"/>
+    <w:lvl w:ilvl="0">
+      <w:start w:val="1"/>
+      <w:numFmt w:val="decimal"/>
+      <w:lvlText w:val="%1."/>
+      <w:lvlJc w:val="left"/>
+      <w:pPr>
+        <w:tabs>
+          <w:tab w:val="num" w:pos="720"/>
+        </w:tabs>
+        <w:ind w:left="720" w:hanging="360"/>
+      </w:pPr>
+    </w:lvl>
+    <w:lvl w:ilvl="1">
+      <w:start w:val="1"/>
+      <w:numFmt w:val="bullet"/>
+      <w:lvlText w:val="o"/>
+      <w:lvlJc w:val="left"/>
+      <w:pPr>
+        <w:tabs>
+          <w:tab w:val="num" w:pos="1440"/>
+        </w:tabs>
+        <w:ind w:left="1440" w:hanging="360"/>
+      </w:pPr>
+      <w:rPr>
+        <w:rFonts w:ascii="Courier New" w:hAnsi="Courier New" w:hint="default"/>
+        <w:sz w:val="20"/>
+      </w:rPr>
+    </w:lvl>
+    <w:lvl w:ilvl="2" w:tentative="1">
+      <w:start w:val="1"/>
+      <w:numFmt w:val="decimal"/>
+      <w:lvlText w:val="%3."/>
+      <w:lvlJc w:val="left"/>
+      <w:pPr>
+        <w:tabs>
+          <w:tab w:val="num" w:pos="2160"/>
+        </w:tabs>
+        <w:ind w:left="2160" w:hanging="360"/>
+      </w:pPr>
+    </w:lvl>
+    <w:lvl w:ilvl="3" w:tentative="1">
+      <w:start w:val="1"/>
+      <w:numFmt w:val="decimal"/>
+      <w:lvlText w:val="%4."/>
+      <w:lvlJc w:val="left"/>
+      <w:pPr>
+        <w:tabs>
+          <w:tab w:val="num" w:pos="2880"/>
+        </w:tabs>
+        <w:ind w:left="2880" w:hanging="360"/>
+      </w:pPr>
+    </w:lvl>
+    <w:lvl w:ilvl="4" w:tentative="1">
+      <w:start w:val="1"/>
+      <w:numFmt w:val="decimal"/>
+      <w:lvlText w:val="%5."/>
+      <w:lvlJc w:val="left"/>
+      <w:pPr>
+        <w:tabs>
+          <w:tab w:val="num" w:pos="3600"/>
+        </w:tabs>
+        <w:ind w:left="3600" w:hanging="360"/>
+      </w:pPr>
+    </w:lvl>
+    <w:lvl w:ilvl="5" w:tentative="1">
+      <w:start w:val="1"/>
+      <w:numFmt w:val="decimal"/>
+      <w:lvlText w:val="%6."/>
+      <w:lvlJc w:val="left"/>
+      <w:pPr>
+        <w:tabs>
+          <w:tab w:val="num" w:pos="4320"/>
+        </w:tabs>
+        <w:ind w:left="4320" w:hanging="360"/>
+      </w:pPr>
+    </w:lvl>
+    <w:lvl w:ilvl="6" w:tentative="1">
+      <w:start w:val="1"/>
+      <w:numFmt w:val="decimal"/>
+      <w:lvlText w:val="%7."/>
+      <w:lvlJc w:val="left"/>
+      <w:pPr>
+        <w:tabs>
+          <w:tab w:val="num" w:pos="5040"/>
+        </w:tabs>
+        <w:ind w:left="5040" w:hanging="360"/>
+      </w:pPr>
+    </w:lvl>
+    <w:lvl w:ilvl="7" w:tentative="1">
+      <w:start w:val="1"/>
+      <w:numFmt w:val="decimal"/>
+      <w:lvlText w:val="%8."/>
+      <w:lvlJc w:val="left"/>
+      <w:pPr>
+        <w:tabs>
+          <w:tab w:val="num" w:pos="5760"/>
+        </w:tabs>
+        <w:ind w:left="5760" w:hanging="360"/>
+      </w:pPr>
+    </w:lvl>
+    <w:lvl w:ilvl="8" w:tentative="1">
+      <w:start w:val="1"/>
+      <w:numFmt w:val="decimal"/>
+      <w:lvlText w:val="%9."/>
+      <w:lvlJc w:val="left"/>
+      <w:pPr>
+        <w:tabs>
+          <w:tab w:val="num" w:pos="6480"/>
+        </w:tabs>
+        <w:ind w:left="6480" w:hanging="360"/>
+      </w:pPr>
+    </w:lvl>
+  </w:abstractNum>
+  <w:abstractNum w:abstractNumId="9" w15:restartNumberingAfterBreak="0">
+    <w:nsid w:val="3B352E54"/>
+    <w:multiLevelType w:val="multilevel"/>
+    <w:tmpl w:val="007835B2"/>
+    <w:lvl w:ilvl="0">
+      <w:start w:val="7"/>
+      <w:numFmt w:val="decimal"/>
+      <w:lvlText w:val="%1."/>
+      <w:lvlJc w:val="left"/>
+      <w:pPr>
+        <w:tabs>
+          <w:tab w:val="num" w:pos="720"/>
+        </w:tabs>
+        <w:ind w:left="720" w:hanging="360"/>
+      </w:pPr>
+    </w:lvl>
+    <w:lvl w:ilvl="1">
+      <w:start w:val="1"/>
+      <w:numFmt w:val="bullet"/>
+      <w:lvlText w:val="o"/>
+      <w:lvlJc w:val="left"/>
+      <w:pPr>
+        <w:tabs>
+          <w:tab w:val="num" w:pos="1440"/>
+        </w:tabs>
+        <w:ind w:left="1440" w:hanging="360"/>
+      </w:pPr>
+      <w:rPr>
+        <w:rFonts w:ascii="Courier New" w:hAnsi="Courier New" w:hint="default"/>
+        <w:sz w:val="20"/>
+      </w:rPr>
+    </w:lvl>
+    <w:lvl w:ilvl="2" w:tentative="1">
+      <w:start w:val="1"/>
+      <w:numFmt w:val="decimal"/>
+      <w:lvlText w:val="%3."/>
+      <w:lvlJc w:val="left"/>
+      <w:pPr>
+        <w:tabs>
+          <w:tab w:val="num" w:pos="2160"/>
+        </w:tabs>
+        <w:ind w:left="2160" w:hanging="360"/>
+      </w:pPr>
+    </w:lvl>
+    <w:lvl w:ilvl="3" w:tentative="1">
+      <w:start w:val="1"/>
+      <w:numFmt w:val="decimal"/>
+      <w:lvlText w:val="%4."/>
+      <w:lvlJc w:val="left"/>
+      <w:pPr>
+        <w:tabs>
+          <w:tab w:val="num" w:pos="2880"/>
+        </w:tabs>
+        <w:ind w:left="2880" w:hanging="360"/>
+      </w:pPr>
+    </w:lvl>
+    <w:lvl w:ilvl="4" w:tentative="1">
+      <w:start w:val="1"/>
+      <w:numFmt w:val="decimal"/>
+      <w:lvlText w:val="%5."/>
+      <w:lvlJc w:val="left"/>
+      <w:pPr>
+        <w:tabs>
+          <w:tab w:val="num" w:pos="3600"/>
+        </w:tabs>
+        <w:ind w:left="3600" w:hanging="360"/>
+      </w:pPr>
+    </w:lvl>
+    <w:lvl w:ilvl="5" w:tentative="1">
+      <w:start w:val="1"/>
+      <w:numFmt w:val="decimal"/>
+      <w:lvlText w:val="%6."/>
+      <w:lvlJc w:val="left"/>
+      <w:pPr>
+        <w:tabs>
+          <w:tab w:val="num" w:pos="4320"/>
+        </w:tabs>
+        <w:ind w:left="4320" w:hanging="360"/>
+      </w:pPr>
+    </w:lvl>
+    <w:lvl w:ilvl="6" w:tentative="1">
+      <w:start w:val="1"/>
+      <w:numFmt w:val="decimal"/>
+      <w:lvlText w:val="%7."/>
+      <w:lvlJc w:val="left"/>
+      <w:pPr>
+        <w:tabs>
+          <w:tab w:val="num" w:pos="5040"/>
+        </w:tabs>
+        <w:ind w:left="5040" w:hanging="360"/>
+      </w:pPr>
+    </w:lvl>
+    <w:lvl w:ilvl="7" w:tentative="1">
+      <w:start w:val="1"/>
+      <w:numFmt w:val="decimal"/>
+      <w:lvlText w:val="%8."/>
+      <w:lvlJc w:val="left"/>
+      <w:pPr>
+        <w:tabs>
+          <w:tab w:val="num" w:pos="5760"/>
+        </w:tabs>
+        <w:ind w:left="5760" w:hanging="360"/>
+      </w:pPr>
+    </w:lvl>
+    <w:lvl w:ilvl="8" w:tentative="1">
+      <w:start w:val="1"/>
+      <w:numFmt w:val="decimal"/>
+      <w:lvlText w:val="%9."/>
+      <w:lvlJc w:val="left"/>
+      <w:pPr>
+        <w:tabs>
+          <w:tab w:val="num" w:pos="6480"/>
+        </w:tabs>
+        <w:ind w:left="6480" w:hanging="360"/>
+      </w:pPr>
+    </w:lvl>
+  </w:abstractNum>
+  <w:abstractNum w:abstractNumId="10" w15:restartNumberingAfterBreak="0">
+    <w:nsid w:val="3C4159BE"/>
+    <w:multiLevelType w:val="multilevel"/>
+    <w:tmpl w:val="4A6CA3FE"/>
+    <w:lvl w:ilvl="0">
+      <w:start w:val="1"/>
+      <w:numFmt w:val="bullet"/>
+      <w:lvlText w:val=""/>
+      <w:lvlJc w:val="left"/>
+      <w:pPr>
+        <w:tabs>
+          <w:tab w:val="num" w:pos="720"/>
+        </w:tabs>
+        <w:ind w:left="720" w:hanging="360"/>
+      </w:pPr>
+      <w:rPr>
+        <w:rFonts w:ascii="Symbol" w:hAnsi="Symbol" w:hint="default"/>
+        <w:sz w:val="20"/>
+      </w:rPr>
+    </w:lvl>
+    <w:lvl w:ilvl="1" w:tentative="1">
+      <w:start w:val="1"/>
+      <w:numFmt w:val="bullet"/>
+      <w:lvlText w:val="o"/>
+      <w:lvlJc w:val="left"/>
+      <w:pPr>
+        <w:tabs>
+          <w:tab w:val="num" w:pos="1440"/>
+        </w:tabs>
+        <w:ind w:left="1440" w:hanging="360"/>
+      </w:pPr>
+      <w:rPr>
+        <w:rFonts w:ascii="Courier New" w:hAnsi="Courier New" w:hint="default"/>
+        <w:sz w:val="20"/>
+      </w:rPr>
+    </w:lvl>
+    <w:lvl w:ilvl="2" w:tentative="1">
+      <w:start w:val="1"/>
+      <w:numFmt w:val="bullet"/>
+      <w:lvlText w:val=""/>
+      <w:lvlJc w:val="left"/>
+      <w:pPr>
+        <w:tabs>
+          <w:tab w:val="num" w:pos="2160"/>
+        </w:tabs>
+        <w:ind w:left="2160" w:hanging="360"/>
+      </w:pPr>
+      <w:rPr>
+        <w:rFonts w:ascii="Wingdings" w:hAnsi="Wingdings" w:hint="default"/>
+        <w:sz w:val="20"/>
+      </w:rPr>
+    </w:lvl>
+    <w:lvl w:ilvl="3" w:tentative="1">
+      <w:start w:val="1"/>
+      <w:numFmt w:val="bullet"/>
+      <w:lvlText w:val=""/>
+      <w:lvlJc w:val="left"/>
+      <w:pPr>
+        <w:tabs>
+          <w:tab w:val="num" w:pos="2880"/>
+        </w:tabs>
+        <w:ind w:left="2880" w:hanging="360"/>
+      </w:pPr>
+      <w:rPr>
+        <w:rFonts w:ascii="Wingdings" w:hAnsi="Wingdings" w:hint="default"/>
+        <w:sz w:val="20"/>
+      </w:rPr>
+    </w:lvl>
+    <w:lvl w:ilvl="4" w:tentative="1">
+      <w:start w:val="1"/>
+      <w:numFmt w:val="bullet"/>
+      <w:lvlText w:val=""/>
+      <w:lvlJc w:val="left"/>
+      <w:pPr>
+        <w:tabs>
+          <w:tab w:val="num" w:pos="3600"/>
+        </w:tabs>
+        <w:ind w:left="3600" w:hanging="360"/>
+      </w:pPr>
+      <w:rPr>
+        <w:rFonts w:ascii="Wingdings" w:hAnsi="Wingdings" w:hint="default"/>
+        <w:sz w:val="20"/>
+      </w:rPr>
+    </w:lvl>
+    <w:lvl w:ilvl="5" w:tentative="1">
+      <w:start w:val="1"/>
+      <w:numFmt w:val="bullet"/>
+      <w:lvlText w:val=""/>
+      <w:lvlJc w:val="left"/>
+      <w:pPr>
+        <w:tabs>
+          <w:tab w:val="num" w:pos="4320"/>
+        </w:tabs>
+        <w:ind w:left="4320" w:hanging="360"/>
+      </w:pPr>
+      <w:rPr>
+        <w:rFonts w:ascii="Wingdings" w:hAnsi="Wingdings" w:hint="default"/>
+        <w:sz w:val="20"/>
+      </w:rPr>
+    </w:lvl>
+    <w:lvl w:ilvl="6" w:tentative="1">
+      <w:start w:val="1"/>
+      <w:numFmt w:val="bullet"/>
+      <w:lvlText w:val=""/>
+      <w:lvlJc w:val="left"/>
+      <w:pPr>
+        <w:tabs>
+          <w:tab w:val="num" w:pos="5040"/>
+        </w:tabs>
+        <w:ind w:left="5040" w:hanging="360"/>
+      </w:pPr>
+      <w:rPr>
+        <w:rFonts w:ascii="Wingdings" w:hAnsi="Wingdings" w:hint="default"/>
+        <w:sz w:val="20"/>
+      </w:rPr>
+    </w:lvl>
+    <w:lvl w:ilvl="7" w:tentative="1">
+      <w:start w:val="1"/>
+      <w:numFmt w:val="bullet"/>
+      <w:lvlText w:val=""/>
+      <w:lvlJc w:val="left"/>
+      <w:pPr>
+        <w:tabs>
+          <w:tab w:val="num" w:pos="5760"/>
+        </w:tabs>
+        <w:ind w:left="5760" w:hanging="360"/>
+      </w:pPr>
+      <w:rPr>
+        <w:rFonts w:ascii="Wingdings" w:hAnsi="Wingdings" w:hint="default"/>
+        <w:sz w:val="20"/>
+      </w:rPr>
+    </w:lvl>
+    <w:lvl w:ilvl="8" w:tentative="1">
+      <w:start w:val="1"/>
+      <w:numFmt w:val="bullet"/>
+      <w:lvlText w:val=""/>
+      <w:lvlJc w:val="left"/>
+      <w:pPr>
+        <w:tabs>
+          <w:tab w:val="num" w:pos="6480"/>
+        </w:tabs>
+        <w:ind w:left="6480" w:hanging="360"/>
+      </w:pPr>
+      <w:rPr>
+        <w:rFonts w:ascii="Wingdings" w:hAnsi="Wingdings" w:hint="default"/>
+        <w:sz w:val="20"/>
+      </w:rPr>
+    </w:lvl>
+  </w:abstractNum>
+  <w:abstractNum w:abstractNumId="11" w15:restartNumberingAfterBreak="0">
+    <w:nsid w:val="3E1C677C"/>
+    <w:multiLevelType w:val="multilevel"/>
+    <w:tmpl w:val="A700514C"/>
+    <w:lvl w:ilvl="0">
+      <w:start w:val="1"/>
+      <w:numFmt w:val="bullet"/>
+      <w:lvlText w:val=""/>
+      <w:lvlJc w:val="left"/>
+      <w:pPr>
+        <w:tabs>
+          <w:tab w:val="num" w:pos="720"/>
+        </w:tabs>
+        <w:ind w:left="720" w:hanging="360"/>
+      </w:pPr>
+      <w:rPr>
+        <w:rFonts w:ascii="Symbol" w:hAnsi="Symbol" w:hint="default"/>
+        <w:sz w:val="20"/>
+      </w:rPr>
+    </w:lvl>
+    <w:lvl w:ilvl="1" w:tentative="1">
+      <w:start w:val="1"/>
+      <w:numFmt w:val="bullet"/>
+      <w:lvlText w:val="o"/>
+      <w:lvlJc w:val="left"/>
+      <w:pPr>
+        <w:tabs>
+          <w:tab w:val="num" w:pos="1440"/>
+        </w:tabs>
+        <w:ind w:left="1440" w:hanging="360"/>
+      </w:pPr>
+      <w:rPr>
+        <w:rFonts w:ascii="Courier New" w:hAnsi="Courier New" w:hint="default"/>
+        <w:sz w:val="20"/>
+      </w:rPr>
+    </w:lvl>
+    <w:lvl w:ilvl="2" w:tentative="1">
+      <w:start w:val="1"/>
+      <w:numFmt w:val="bullet"/>
+      <w:lvlText w:val=""/>
+      <w:lvlJc w:val="left"/>
+      <w:pPr>
+        <w:tabs>
+          <w:tab w:val="num" w:pos="2160"/>
+        </w:tabs>
+        <w:ind w:left="2160" w:hanging="360"/>
+      </w:pPr>
+      <w:rPr>
+        <w:rFonts w:ascii="Wingdings" w:hAnsi="Wingdings" w:hint="default"/>
+        <w:sz w:val="20"/>
+      </w:rPr>
+    </w:lvl>
+    <w:lvl w:ilvl="3" w:tentative="1">
+      <w:start w:val="1"/>
+      <w:numFmt w:val="bullet"/>
+      <w:lvlText w:val=""/>
+      <w:lvlJc w:val="left"/>
+      <w:pPr>
+        <w:tabs>
+          <w:tab w:val="num" w:pos="2880"/>
+        </w:tabs>
+        <w:ind w:left="2880" w:hanging="360"/>
+      </w:pPr>
+      <w:rPr>
+        <w:rFonts w:ascii="Wingdings" w:hAnsi="Wingdings" w:hint="default"/>
+        <w:sz w:val="20"/>
+      </w:rPr>
+    </w:lvl>
+    <w:lvl w:ilvl="4" w:tentative="1">
+      <w:start w:val="1"/>
+      <w:numFmt w:val="bullet"/>
+      <w:lvlText w:val=""/>
+      <w:lvlJc w:val="left"/>
+      <w:pPr>
+        <w:tabs>
+          <w:tab w:val="num" w:pos="3600"/>
+        </w:tabs>
+        <w:ind w:left="3600" w:hanging="360"/>
+      </w:pPr>
+      <w:rPr>
+        <w:rFonts w:ascii="Wingdings" w:hAnsi="Wingdings" w:hint="default"/>
+        <w:sz w:val="20"/>
+      </w:rPr>
+    </w:lvl>
+    <w:lvl w:ilvl="5" w:tentative="1">
+      <w:start w:val="1"/>
+      <w:numFmt w:val="bullet"/>
+      <w:lvlText w:val=""/>
+      <w:lvlJc w:val="left"/>
+      <w:pPr>
+        <w:tabs>
+          <w:tab w:val="num" w:pos="4320"/>
+        </w:tabs>
+        <w:ind w:left="4320" w:hanging="360"/>
+      </w:pPr>
+      <w:rPr>
+        <w:rFonts w:ascii="Wingdings" w:hAnsi="Wingdings" w:hint="default"/>
+        <w:sz w:val="20"/>
+      </w:rPr>
+    </w:lvl>
+    <w:lvl w:ilvl="6" w:tentative="1">
+      <w:start w:val="1"/>
+      <w:numFmt w:val="bullet"/>
+      <w:lvlText w:val=""/>
+      <w:lvlJc w:val="left"/>
+      <w:pPr>
+        <w:tabs>
+          <w:tab w:val="num" w:pos="5040"/>
+        </w:tabs>
+        <w:ind w:left="5040" w:hanging="360"/>
+      </w:pPr>
+      <w:rPr>
+        <w:rFonts w:ascii="Wingdings" w:hAnsi="Wingdings" w:hint="default"/>
+        <w:sz w:val="20"/>
+      </w:rPr>
+    </w:lvl>
+    <w:lvl w:ilvl="7" w:tentative="1">
+      <w:start w:val="1"/>
+      <w:numFmt w:val="bullet"/>
+      <w:lvlText w:val=""/>
+      <w:lvlJc w:val="left"/>
+      <w:pPr>
+        <w:tabs>
+          <w:tab w:val="num" w:pos="5760"/>
+        </w:tabs>
+        <w:ind w:left="5760" w:hanging="360"/>
+      </w:pPr>
+      <w:rPr>
+        <w:rFonts w:ascii="Wingdings" w:hAnsi="Wingdings" w:hint="default"/>
+        <w:sz w:val="20"/>
+      </w:rPr>
+    </w:lvl>
+    <w:lvl w:ilvl="8" w:tentative="1">
+      <w:start w:val="1"/>
+      <w:numFmt w:val="bullet"/>
+      <w:lvlText w:val=""/>
+      <w:lvlJc w:val="left"/>
+      <w:pPr>
+        <w:tabs>
+          <w:tab w:val="num" w:pos="6480"/>
+        </w:tabs>
+        <w:ind w:left="6480" w:hanging="360"/>
+      </w:pPr>
+      <w:rPr>
+        <w:rFonts w:ascii="Wingdings" w:hAnsi="Wingdings" w:hint="default"/>
+        <w:sz w:val="20"/>
+      </w:rPr>
+    </w:lvl>
+  </w:abstractNum>
+  <w:abstractNum w:abstractNumId="12" w15:restartNumberingAfterBreak="0">
+    <w:nsid w:val="43013600"/>
+    <w:multiLevelType w:val="multilevel"/>
+    <w:tmpl w:val="AF86541E"/>
+    <w:lvl w:ilvl="0">
+      <w:start w:val="4"/>
+      <w:numFmt w:val="decimal"/>
+      <w:lvlText w:val="%1."/>
+      <w:lvlJc w:val="left"/>
+      <w:pPr>
+        <w:tabs>
+          <w:tab w:val="num" w:pos="720"/>
+        </w:tabs>
+        <w:ind w:left="720" w:hanging="360"/>
+      </w:pPr>
+    </w:lvl>
+    <w:lvl w:ilvl="1">
+      <w:start w:val="1"/>
+      <w:numFmt w:val="bullet"/>
+      <w:lvlText w:val="o"/>
+      <w:lvlJc w:val="left"/>
+      <w:pPr>
+        <w:tabs>
+          <w:tab w:val="num" w:pos="1440"/>
+        </w:tabs>
+        <w:ind w:left="1440" w:hanging="360"/>
+      </w:pPr>
+      <w:rPr>
+        <w:rFonts w:ascii="Courier New" w:hAnsi="Courier New" w:hint="default"/>
+        <w:sz w:val="20"/>
+      </w:rPr>
+    </w:lvl>
+    <w:lvl w:ilvl="2" w:tentative="1">
+      <w:start w:val="1"/>
+      <w:numFmt w:val="decimal"/>
+      <w:lvlText w:val="%3."/>
+      <w:lvlJc w:val="left"/>
+      <w:pPr>
+        <w:tabs>
+          <w:tab w:val="num" w:pos="2160"/>
+        </w:tabs>
+        <w:ind w:left="2160" w:hanging="360"/>
+      </w:pPr>
+    </w:lvl>
+    <w:lvl w:ilvl="3" w:tentative="1">
+      <w:start w:val="1"/>
+      <w:numFmt w:val="decimal"/>
+      <w:lvlText w:val="%4."/>
+      <w:lvlJc w:val="left"/>
+      <w:pPr>
+        <w:tabs>
+          <w:tab w:val="num" w:pos="2880"/>
+        </w:tabs>
+        <w:ind w:left="2880" w:hanging="360"/>
+      </w:pPr>
+    </w:lvl>
+    <w:lvl w:ilvl="4" w:tentative="1">
+      <w:start w:val="1"/>
+      <w:numFmt w:val="decimal"/>
+      <w:lvlText w:val="%5."/>
+      <w:lvlJc w:val="left"/>
+      <w:pPr>
+        <w:tabs>
+          <w:tab w:val="num" w:pos="3600"/>
+        </w:tabs>
+        <w:ind w:left="3600" w:hanging="360"/>
+      </w:pPr>
+    </w:lvl>
+    <w:lvl w:ilvl="5" w:tentative="1">
+      <w:start w:val="1"/>
+      <w:numFmt w:val="decimal"/>
+      <w:lvlText w:val="%6."/>
+      <w:lvlJc w:val="left"/>
+      <w:pPr>
+        <w:tabs>
+          <w:tab w:val="num" w:pos="4320"/>
+        </w:tabs>
+        <w:ind w:left="4320" w:hanging="360"/>
+      </w:pPr>
+    </w:lvl>
+    <w:lvl w:ilvl="6" w:tentative="1">
+      <w:start w:val="1"/>
+      <w:numFmt w:val="decimal"/>
+      <w:lvlText w:val="%7."/>
+      <w:lvlJc w:val="left"/>
+      <w:pPr>
+        <w:tabs>
+          <w:tab w:val="num" w:pos="5040"/>
+        </w:tabs>
+        <w:ind w:left="5040" w:hanging="360"/>
+      </w:pPr>
+    </w:lvl>
+    <w:lvl w:ilvl="7" w:tentative="1">
+      <w:start w:val="1"/>
+      <w:numFmt w:val="decimal"/>
+      <w:lvlText w:val="%8."/>
+      <w:lvlJc w:val="left"/>
+      <w:pPr>
+        <w:tabs>
+          <w:tab w:val="num" w:pos="5760"/>
+        </w:tabs>
+        <w:ind w:left="5760" w:hanging="360"/>
+      </w:pPr>
+    </w:lvl>
+    <w:lvl w:ilvl="8" w:tentative="1">
+      <w:start w:val="1"/>
+      <w:numFmt w:val="decimal"/>
+      <w:lvlText w:val="%9."/>
+      <w:lvlJc w:val="left"/>
+      <w:pPr>
+        <w:tabs>
+          <w:tab w:val="num" w:pos="6480"/>
+        </w:tabs>
+        <w:ind w:left="6480" w:hanging="360"/>
+      </w:pPr>
+    </w:lvl>
+  </w:abstractNum>
+  <w:abstractNum w:abstractNumId="13" w15:restartNumberingAfterBreak="0">
+    <w:nsid w:val="48A46CDA"/>
+    <w:multiLevelType w:val="multilevel"/>
+    <w:tmpl w:val="56C668DE"/>
+    <w:lvl w:ilvl="0">
+      <w:start w:val="11"/>
+      <w:numFmt w:val="decimal"/>
+      <w:lvlText w:val="%1."/>
+      <w:lvlJc w:val="left"/>
+      <w:pPr>
+        <w:tabs>
+          <w:tab w:val="num" w:pos="720"/>
+        </w:tabs>
+        <w:ind w:left="720" w:hanging="360"/>
+      </w:pPr>
+    </w:lvl>
+    <w:lvl w:ilvl="1" w:tentative="1">
+      <w:start w:val="1"/>
+      <w:numFmt w:val="decimal"/>
+      <w:lvlText w:val="%2."/>
+      <w:lvlJc w:val="left"/>
+      <w:pPr>
+        <w:tabs>
+          <w:tab w:val="num" w:pos="1440"/>
+        </w:tabs>
+        <w:ind w:left="1440" w:hanging="360"/>
+      </w:pPr>
+    </w:lvl>
+    <w:lvl w:ilvl="2" w:tentative="1">
+      <w:start w:val="1"/>
+      <w:numFmt w:val="decimal"/>
+      <w:lvlText w:val="%3."/>
+      <w:lvlJc w:val="left"/>
+      <w:pPr>
+        <w:tabs>
+          <w:tab w:val="num" w:pos="2160"/>
+        </w:tabs>
+        <w:ind w:left="2160" w:hanging="360"/>
+      </w:pPr>
+    </w:lvl>
+    <w:lvl w:ilvl="3" w:tentative="1">
+      <w:start w:val="1"/>
+      <w:numFmt w:val="decimal"/>
+      <w:lvlText w:val="%4."/>
+      <w:lvlJc w:val="left"/>
+      <w:pPr>
+        <w:tabs>
+          <w:tab w:val="num" w:pos="2880"/>
+        </w:tabs>
+        <w:ind w:left="2880" w:hanging="360"/>
+      </w:pPr>
+    </w:lvl>
+    <w:lvl w:ilvl="4" w:tentative="1">
+      <w:start w:val="1"/>
+      <w:numFmt w:val="decimal"/>
+      <w:lvlText w:val="%5."/>
+      <w:lvlJc w:val="left"/>
+      <w:pPr>
+        <w:tabs>
+          <w:tab w:val="num" w:pos="3600"/>
+        </w:tabs>
+        <w:ind w:left="3600" w:hanging="360"/>
+      </w:pPr>
+    </w:lvl>
+    <w:lvl w:ilvl="5" w:tentative="1">
+      <w:start w:val="1"/>
+      <w:numFmt w:val="decimal"/>
+      <w:lvlText w:val="%6."/>
+      <w:lvlJc w:val="left"/>
+      <w:pPr>
+        <w:tabs>
+          <w:tab w:val="num" w:pos="4320"/>
+        </w:tabs>
+        <w:ind w:left="4320" w:hanging="360"/>
+      </w:pPr>
+    </w:lvl>
+    <w:lvl w:ilvl="6" w:tentative="1">
+      <w:start w:val="1"/>
+      <w:numFmt w:val="decimal"/>
+      <w:lvlText w:val="%7."/>
+      <w:lvlJc w:val="left"/>
+      <w:pPr>
+        <w:tabs>
+          <w:tab w:val="num" w:pos="5040"/>
+        </w:tabs>
+        <w:ind w:left="5040" w:hanging="360"/>
+      </w:pPr>
+    </w:lvl>
+    <w:lvl w:ilvl="7" w:tentative="1">
+      <w:start w:val="1"/>
+      <w:numFmt w:val="decimal"/>
+      <w:lvlText w:val="%8."/>
+      <w:lvlJc w:val="left"/>
+      <w:pPr>
+        <w:tabs>
+          <w:tab w:val="num" w:pos="5760"/>
+        </w:tabs>
+        <w:ind w:left="5760" w:hanging="360"/>
+      </w:pPr>
+    </w:lvl>
+    <w:lvl w:ilvl="8" w:tentative="1">
+      <w:start w:val="1"/>
+      <w:numFmt w:val="decimal"/>
+      <w:lvlText w:val="%9."/>
+      <w:lvlJc w:val="left"/>
+      <w:pPr>
+        <w:tabs>
+          <w:tab w:val="num" w:pos="6480"/>
+        </w:tabs>
+        <w:ind w:left="6480" w:hanging="360"/>
+      </w:pPr>
+    </w:lvl>
+  </w:abstractNum>
+  <w:abstractNum w:abstractNumId="14" w15:restartNumberingAfterBreak="0">
+    <w:nsid w:val="4DDC2CE9"/>
+    <w:multiLevelType w:val="multilevel"/>
+    <w:tmpl w:val="3814E09A"/>
+    <w:lvl w:ilvl="0">
+      <w:start w:val="1"/>
+      <w:numFmt w:val="bullet"/>
+      <w:lvlText w:val=""/>
+      <w:lvlJc w:val="left"/>
+      <w:pPr>
+        <w:tabs>
+          <w:tab w:val="num" w:pos="720"/>
+        </w:tabs>
+        <w:ind w:left="720" w:hanging="360"/>
+      </w:pPr>
+      <w:rPr>
+        <w:rFonts w:ascii="Symbol" w:hAnsi="Symbol" w:hint="default"/>
+        <w:sz w:val="20"/>
+      </w:rPr>
+    </w:lvl>
+    <w:lvl w:ilvl="1" w:tentative="1">
+      <w:start w:val="1"/>
+      <w:numFmt w:val="bullet"/>
+      <w:lvlText w:val="o"/>
+      <w:lvlJc w:val="left"/>
+      <w:pPr>
+        <w:tabs>
+          <w:tab w:val="num" w:pos="1440"/>
+        </w:tabs>
+        <w:ind w:left="1440" w:hanging="360"/>
+      </w:pPr>
+      <w:rPr>
+        <w:rFonts w:ascii="Courier New" w:hAnsi="Courier New" w:hint="default"/>
+        <w:sz w:val="20"/>
+      </w:rPr>
+    </w:lvl>
+    <w:lvl w:ilvl="2" w:tentative="1">
+      <w:start w:val="1"/>
+      <w:numFmt w:val="bullet"/>
+      <w:lvlText w:val=""/>
+      <w:lvlJc w:val="left"/>
+      <w:pPr>
+        <w:tabs>
+          <w:tab w:val="num" w:pos="2160"/>
+        </w:tabs>
+        <w:ind w:left="2160" w:hanging="360"/>
+      </w:pPr>
+      <w:rPr>
+        <w:rFonts w:ascii="Wingdings" w:hAnsi="Wingdings" w:hint="default"/>
+        <w:sz w:val="20"/>
+      </w:rPr>
+    </w:lvl>
+    <w:lvl w:ilvl="3" w:tentative="1">
+      <w:start w:val="1"/>
+      <w:numFmt w:val="bullet"/>
+      <w:lvlText w:val=""/>
+      <w:lvlJc w:val="left"/>
+      <w:pPr>
+        <w:tabs>
+          <w:tab w:val="num" w:pos="2880"/>
+        </w:tabs>
+        <w:ind w:left="2880" w:hanging="360"/>
+      </w:pPr>
+      <w:rPr>
+        <w:rFonts w:ascii="Wingdings" w:hAnsi="Wingdings" w:hint="default"/>
+        <w:sz w:val="20"/>
+      </w:rPr>
+    </w:lvl>
+    <w:lvl w:ilvl="4" w:tentative="1">
+      <w:start w:val="1"/>
+      <w:numFmt w:val="bullet"/>
+      <w:lvlText w:val=""/>
+      <w:lvlJc w:val="left"/>
+      <w:pPr>
+        <w:tabs>
+          <w:tab w:val="num" w:pos="3600"/>
+        </w:tabs>
+        <w:ind w:left="3600" w:hanging="360"/>
+      </w:pPr>
+      <w:rPr>
+        <w:rFonts w:ascii="Wingdings" w:hAnsi="Wingdings" w:hint="default"/>
+        <w:sz w:val="20"/>
+      </w:rPr>
+    </w:lvl>
+    <w:lvl w:ilvl="5" w:tentative="1">
+      <w:start w:val="1"/>
+      <w:numFmt w:val="bullet"/>
+      <w:lvlText w:val=""/>
+      <w:lvlJc w:val="left"/>
+      <w:pPr>
+        <w:tabs>
+          <w:tab w:val="num" w:pos="4320"/>
+        </w:tabs>
+        <w:ind w:left="4320" w:hanging="360"/>
+      </w:pPr>
+      <w:rPr>
+        <w:rFonts w:ascii="Wingdings" w:hAnsi="Wingdings" w:hint="default"/>
+        <w:sz w:val="20"/>
+      </w:rPr>
+    </w:lvl>
+    <w:lvl w:ilvl="6" w:tentative="1">
+      <w:start w:val="1"/>
+      <w:numFmt w:val="bullet"/>
+      <w:lvlText w:val=""/>
+      <w:lvlJc w:val="left"/>
+      <w:pPr>
+        <w:tabs>
+          <w:tab w:val="num" w:pos="5040"/>
+        </w:tabs>
+        <w:ind w:left="5040" w:hanging="360"/>
+      </w:pPr>
+      <w:rPr>
+        <w:rFonts w:ascii="Wingdings" w:hAnsi="Wingdings" w:hint="default"/>
+        <w:sz w:val="20"/>
+      </w:rPr>
+    </w:lvl>
+    <w:lvl w:ilvl="7" w:tentative="1">
+      <w:start w:val="1"/>
+      <w:numFmt w:val="bullet"/>
+      <w:lvlText w:val=""/>
+      <w:lvlJc w:val="left"/>
+      <w:pPr>
+        <w:tabs>
+          <w:tab w:val="num" w:pos="5760"/>
+        </w:tabs>
+        <w:ind w:left="5760" w:hanging="360"/>
+      </w:pPr>
+      <w:rPr>
+        <w:rFonts w:ascii="Wingdings" w:hAnsi="Wingdings" w:hint="default"/>
+        <w:sz w:val="20"/>
+      </w:rPr>
+    </w:lvl>
+    <w:lvl w:ilvl="8" w:tentative="1">
+      <w:start w:val="1"/>
+      <w:numFmt w:val="bullet"/>
+      <w:lvlText w:val=""/>
+      <w:lvlJc w:val="left"/>
+      <w:pPr>
+        <w:tabs>
+          <w:tab w:val="num" w:pos="6480"/>
+        </w:tabs>
+        <w:ind w:left="6480" w:hanging="360"/>
+      </w:pPr>
+      <w:rPr>
+        <w:rFonts w:ascii="Wingdings" w:hAnsi="Wingdings" w:hint="default"/>
+        <w:sz w:val="20"/>
+      </w:rPr>
+    </w:lvl>
+  </w:abstractNum>
+  <w:abstractNum w:abstractNumId="15" w15:restartNumberingAfterBreak="0">
+    <w:nsid w:val="51C00916"/>
+    <w:multiLevelType w:val="multilevel"/>
+    <w:tmpl w:val="8BBC2610"/>
+    <w:lvl w:ilvl="0">
+      <w:start w:val="1"/>
+      <w:numFmt w:val="bullet"/>
+      <w:lvlText w:val=""/>
+      <w:lvlJc w:val="left"/>
+      <w:pPr>
+        <w:tabs>
+          <w:tab w:val="num" w:pos="720"/>
+        </w:tabs>
+        <w:ind w:left="720" w:hanging="360"/>
+      </w:pPr>
+      <w:rPr>
+        <w:rFonts w:ascii="Symbol" w:hAnsi="Symbol" w:hint="default"/>
+        <w:sz w:val="20"/>
+      </w:rPr>
+    </w:lvl>
+    <w:lvl w:ilvl="1" w:tentative="1">
+      <w:start w:val="1"/>
+      <w:numFmt w:val="bullet"/>
+      <w:lvlText w:val="o"/>
+      <w:lvlJc w:val="left"/>
+      <w:pPr>
+        <w:tabs>
+          <w:tab w:val="num" w:pos="1440"/>
+        </w:tabs>
+        <w:ind w:left="1440" w:hanging="360"/>
+      </w:pPr>
+      <w:rPr>
+        <w:rFonts w:ascii="Courier New" w:hAnsi="Courier New" w:hint="default"/>
+        <w:sz w:val="20"/>
+      </w:rPr>
+    </w:lvl>
+    <w:lvl w:ilvl="2" w:tentative="1">
+      <w:start w:val="1"/>
+      <w:numFmt w:val="bullet"/>
+      <w:lvlText w:val=""/>
+      <w:lvlJc w:val="left"/>
+      <w:pPr>
+        <w:tabs>
+          <w:tab w:val="num" w:pos="2160"/>
+        </w:tabs>
+        <w:ind w:left="2160" w:hanging="360"/>
+      </w:pPr>
+      <w:rPr>
+        <w:rFonts w:ascii="Wingdings" w:hAnsi="Wingdings" w:hint="default"/>
+        <w:sz w:val="20"/>
+      </w:rPr>
+    </w:lvl>
+    <w:lvl w:ilvl="3" w:tentative="1">
+      <w:start w:val="1"/>
+      <w:numFmt w:val="bullet"/>
+      <w:lvlText w:val=""/>
+      <w:lvlJc w:val="left"/>
+      <w:pPr>
+        <w:tabs>
+          <w:tab w:val="num" w:pos="2880"/>
+        </w:tabs>
+        <w:ind w:left="2880" w:hanging="360"/>
+      </w:pPr>
+      <w:rPr>
+        <w:rFonts w:ascii="Wingdings" w:hAnsi="Wingdings" w:hint="default"/>
+        <w:sz w:val="20"/>
+      </w:rPr>
+    </w:lvl>
+    <w:lvl w:ilvl="4" w:tentative="1">
+      <w:start w:val="1"/>
+      <w:numFmt w:val="bullet"/>
+      <w:lvlText w:val=""/>
+      <w:lvlJc w:val="left"/>
+      <w:pPr>
+        <w:tabs>
+          <w:tab w:val="num" w:pos="3600"/>
+        </w:tabs>
+        <w:ind w:left="3600" w:hanging="360"/>
+      </w:pPr>
+      <w:rPr>
+        <w:rFonts w:ascii="Wingdings" w:hAnsi="Wingdings" w:hint="default"/>
+        <w:sz w:val="20"/>
+      </w:rPr>
+    </w:lvl>
+    <w:lvl w:ilvl="5" w:tentative="1">
+      <w:start w:val="1"/>
+      <w:numFmt w:val="bullet"/>
+      <w:lvlText w:val=""/>
+      <w:lvlJc w:val="left"/>
+      <w:pPr>
+        <w:tabs>
+          <w:tab w:val="num" w:pos="4320"/>
+        </w:tabs>
+        <w:ind w:left="4320" w:hanging="360"/>
+      </w:pPr>
+      <w:rPr>
+        <w:rFonts w:ascii="Wingdings" w:hAnsi="Wingdings" w:hint="default"/>
+        <w:sz w:val="20"/>
+      </w:rPr>
+    </w:lvl>
+    <w:lvl w:ilvl="6" w:tentative="1">
+      <w:start w:val="1"/>
+      <w:numFmt w:val="bullet"/>
+      <w:lvlText w:val=""/>
+      <w:lvlJc w:val="left"/>
+      <w:pPr>
+        <w:tabs>
+          <w:tab w:val="num" w:pos="5040"/>
+        </w:tabs>
+        <w:ind w:left="5040" w:hanging="360"/>
+      </w:pPr>
+      <w:rPr>
+        <w:rFonts w:ascii="Wingdings" w:hAnsi="Wingdings" w:hint="default"/>
+        <w:sz w:val="20"/>
+      </w:rPr>
+    </w:lvl>
+    <w:lvl w:ilvl="7" w:tentative="1">
+      <w:start w:val="1"/>
+      <w:numFmt w:val="bullet"/>
+      <w:lvlText w:val=""/>
+      <w:lvlJc w:val="left"/>
+      <w:pPr>
+        <w:tabs>
+          <w:tab w:val="num" w:pos="5760"/>
+        </w:tabs>
+        <w:ind w:left="5760" w:hanging="360"/>
+      </w:pPr>
+      <w:rPr>
+        <w:rFonts w:ascii="Wingdings" w:hAnsi="Wingdings" w:hint="default"/>
+        <w:sz w:val="20"/>
+      </w:rPr>
+    </w:lvl>
+    <w:lvl w:ilvl="8" w:tentative="1">
+      <w:start w:val="1"/>
+      <w:numFmt w:val="bullet"/>
+      <w:lvlText w:val=""/>
+      <w:lvlJc w:val="left"/>
+      <w:pPr>
+        <w:tabs>
+          <w:tab w:val="num" w:pos="6480"/>
+        </w:tabs>
+        <w:ind w:left="6480" w:hanging="360"/>
+      </w:pPr>
+      <w:rPr>
+        <w:rFonts w:ascii="Wingdings" w:hAnsi="Wingdings" w:hint="default"/>
+        <w:sz w:val="20"/>
+      </w:rPr>
+    </w:lvl>
+  </w:abstractNum>
+  <w:abstractNum w:abstractNumId="16" w15:restartNumberingAfterBreak="0">
+    <w:nsid w:val="52EE3325"/>
+    <w:multiLevelType w:val="multilevel"/>
+    <w:tmpl w:val="8D78A03A"/>
+    <w:lvl w:ilvl="0">
+      <w:start w:val="1"/>
+      <w:numFmt w:val="bullet"/>
+      <w:lvlText w:val=""/>
+      <w:lvlJc w:val="left"/>
+      <w:pPr>
+        <w:tabs>
+          <w:tab w:val="num" w:pos="720"/>
+        </w:tabs>
+        <w:ind w:left="720" w:hanging="360"/>
+      </w:pPr>
+      <w:rPr>
+        <w:rFonts w:ascii="Symbol" w:hAnsi="Symbol" w:hint="default"/>
+        <w:sz w:val="20"/>
+      </w:rPr>
+    </w:lvl>
+    <w:lvl w:ilvl="1" w:tentative="1">
+      <w:start w:val="1"/>
+      <w:numFmt w:val="bullet"/>
+      <w:lvlText w:val="o"/>
+      <w:lvlJc w:val="left"/>
+      <w:pPr>
+        <w:tabs>
+          <w:tab w:val="num" w:pos="1440"/>
+        </w:tabs>
+        <w:ind w:left="1440" w:hanging="360"/>
+      </w:pPr>
+      <w:rPr>
+        <w:rFonts w:ascii="Courier New" w:hAnsi="Courier New" w:hint="default"/>
+        <w:sz w:val="20"/>
+      </w:rPr>
+    </w:lvl>
+    <w:lvl w:ilvl="2" w:tentative="1">
+      <w:start w:val="1"/>
+      <w:numFmt w:val="bullet"/>
+      <w:lvlText w:val=""/>
+      <w:lvlJc w:val="left"/>
+      <w:pPr>
+        <w:tabs>
+          <w:tab w:val="num" w:pos="2160"/>
+        </w:tabs>
+        <w:ind w:left="2160" w:hanging="360"/>
+      </w:pPr>
+      <w:rPr>
+        <w:rFonts w:ascii="Wingdings" w:hAnsi="Wingdings" w:hint="default"/>
+        <w:sz w:val="20"/>
+      </w:rPr>
+    </w:lvl>
+    <w:lvl w:ilvl="3" w:tentative="1">
+      <w:start w:val="1"/>
+      <w:numFmt w:val="bullet"/>
+      <w:lvlText w:val=""/>
+      <w:lvlJc w:val="left"/>
+      <w:pPr>
+        <w:tabs>
+          <w:tab w:val="num" w:pos="2880"/>
+        </w:tabs>
+        <w:ind w:left="2880" w:hanging="360"/>
+      </w:pPr>
+      <w:rPr>
+        <w:rFonts w:ascii="Wingdings" w:hAnsi="Wingdings" w:hint="default"/>
+        <w:sz w:val="20"/>
+      </w:rPr>
+    </w:lvl>
+    <w:lvl w:ilvl="4" w:tentative="1">
+      <w:start w:val="1"/>
+      <w:numFmt w:val="bullet"/>
+      <w:lvlText w:val=""/>
+      <w:lvlJc w:val="left"/>
+      <w:pPr>
+        <w:tabs>
+          <w:tab w:val="num" w:pos="3600"/>
+        </w:tabs>
+        <w:ind w:left="3600" w:hanging="360"/>
+      </w:pPr>
+      <w:rPr>
+        <w:rFonts w:ascii="Wingdings" w:hAnsi="Wingdings" w:hint="default"/>
+        <w:sz w:val="20"/>
+      </w:rPr>
+    </w:lvl>
+    <w:lvl w:ilvl="5" w:tentative="1">
+      <w:start w:val="1"/>
+      <w:numFmt w:val="bullet"/>
+      <w:lvlText w:val=""/>
+      <w:lvlJc w:val="left"/>
+      <w:pPr>
+        <w:tabs>
+          <w:tab w:val="num" w:pos="4320"/>
+        </w:tabs>
+        <w:ind w:left="4320" w:hanging="360"/>
+      </w:pPr>
+      <w:rPr>
+        <w:rFonts w:ascii="Wingdings" w:hAnsi="Wingdings" w:hint="default"/>
+        <w:sz w:val="20"/>
+      </w:rPr>
+    </w:lvl>
+    <w:lvl w:ilvl="6" w:tentative="1">
+      <w:start w:val="1"/>
+      <w:numFmt w:val="bullet"/>
+      <w:lvlText w:val=""/>
+      <w:lvlJc w:val="left"/>
+      <w:pPr>
+        <w:tabs>
+          <w:tab w:val="num" w:pos="5040"/>
+        </w:tabs>
+        <w:ind w:left="5040" w:hanging="360"/>
+      </w:pPr>
+      <w:rPr>
+        <w:rFonts w:ascii="Wingdings" w:hAnsi="Wingdings" w:hint="default"/>
+        <w:sz w:val="20"/>
+      </w:rPr>
+    </w:lvl>
+    <w:lvl w:ilvl="7" w:tentative="1">
+      <w:start w:val="1"/>
+      <w:numFmt w:val="bullet"/>
+      <w:lvlText w:val=""/>
+      <w:lvlJc w:val="left"/>
+      <w:pPr>
+        <w:tabs>
+          <w:tab w:val="num" w:pos="5760"/>
+        </w:tabs>
+        <w:ind w:left="5760" w:hanging="360"/>
+      </w:pPr>
+      <w:rPr>
+        <w:rFonts w:ascii="Wingdings" w:hAnsi="Wingdings" w:hint="default"/>
+        <w:sz w:val="20"/>
+      </w:rPr>
+    </w:lvl>
+    <w:lvl w:ilvl="8" w:tentative="1">
+      <w:start w:val="1"/>
+      <w:numFmt w:val="bullet"/>
+      <w:lvlText w:val=""/>
+      <w:lvlJc w:val="left"/>
+      <w:pPr>
+        <w:tabs>
+          <w:tab w:val="num" w:pos="6480"/>
+        </w:tabs>
+        <w:ind w:left="6480" w:hanging="360"/>
+      </w:pPr>
+      <w:rPr>
+        <w:rFonts w:ascii="Wingdings" w:hAnsi="Wingdings" w:hint="default"/>
+        <w:sz w:val="20"/>
+      </w:rPr>
+    </w:lvl>
+  </w:abstractNum>
+  <w:abstractNum w:abstractNumId="17" w15:restartNumberingAfterBreak="0">
+    <w:nsid w:val="68222DFC"/>
+    <w:multiLevelType w:val="multilevel"/>
+    <w:tmpl w:val="979A91A2"/>
+    <w:lvl w:ilvl="0">
+      <w:start w:val="6"/>
+      <w:numFmt w:val="decimal"/>
+      <w:lvlText w:val="%1."/>
+      <w:lvlJc w:val="left"/>
+      <w:pPr>
+        <w:tabs>
+          <w:tab w:val="num" w:pos="720"/>
+        </w:tabs>
+        <w:ind w:left="720" w:hanging="360"/>
+      </w:pPr>
+    </w:lvl>
+    <w:lvl w:ilvl="1">
+      <w:start w:val="1"/>
+      <w:numFmt w:val="bullet"/>
+      <w:lvlText w:val="o"/>
+      <w:lvlJc w:val="left"/>
+      <w:pPr>
+        <w:tabs>
+          <w:tab w:val="num" w:pos="1440"/>
+        </w:tabs>
+        <w:ind w:left="1440" w:hanging="360"/>
+      </w:pPr>
+      <w:rPr>
+        <w:rFonts w:ascii="Courier New" w:hAnsi="Courier New" w:hint="default"/>
+        <w:sz w:val="20"/>
+      </w:rPr>
+    </w:lvl>
+    <w:lvl w:ilvl="2" w:tentative="1">
+      <w:start w:val="1"/>
+      <w:numFmt w:val="decimal"/>
+      <w:lvlText w:val="%3."/>
+      <w:lvlJc w:val="left"/>
+      <w:pPr>
+        <w:tabs>
+          <w:tab w:val="num" w:pos="2160"/>
+        </w:tabs>
+        <w:ind w:left="2160" w:hanging="360"/>
+      </w:pPr>
+    </w:lvl>
+    <w:lvl w:ilvl="3" w:tentative="1">
+      <w:start w:val="1"/>
+      <w:numFmt w:val="decimal"/>
+      <w:lvlText w:val="%4."/>
+      <w:lvlJc w:val="left"/>
+      <w:pPr>
+        <w:tabs>
+          <w:tab w:val="num" w:pos="2880"/>
+        </w:tabs>
+        <w:ind w:left="2880" w:hanging="360"/>
+      </w:pPr>
+    </w:lvl>
+    <w:lvl w:ilvl="4" w:tentative="1">
+      <w:start w:val="1"/>
+      <w:numFmt w:val="decimal"/>
+      <w:lvlText w:val="%5."/>
+      <w:lvlJc w:val="left"/>
+      <w:pPr>
+        <w:tabs>
+          <w:tab w:val="num" w:pos="3600"/>
+        </w:tabs>
+        <w:ind w:left="3600" w:hanging="360"/>
+      </w:pPr>
+    </w:lvl>
+    <w:lvl w:ilvl="5" w:tentative="1">
+      <w:start w:val="1"/>
+      <w:numFmt w:val="decimal"/>
+      <w:lvlText w:val="%6."/>
+      <w:lvlJc w:val="left"/>
+      <w:pPr>
+        <w:tabs>
+          <w:tab w:val="num" w:pos="4320"/>
+        </w:tabs>
+        <w:ind w:left="4320" w:hanging="360"/>
+      </w:pPr>
+    </w:lvl>
+    <w:lvl w:ilvl="6" w:tentative="1">
+      <w:start w:val="1"/>
+      <w:numFmt w:val="decimal"/>
+      <w:lvlText w:val="%7."/>
+      <w:lvlJc w:val="left"/>
+      <w:pPr>
+        <w:tabs>
+          <w:tab w:val="num" w:pos="5040"/>
+        </w:tabs>
+        <w:ind w:left="5040" w:hanging="360"/>
+      </w:pPr>
+    </w:lvl>
+    <w:lvl w:ilvl="7" w:tentative="1">
+      <w:start w:val="1"/>
+      <w:numFmt w:val="decimal"/>
+      <w:lvlText w:val="%8."/>
+      <w:lvlJc w:val="left"/>
+      <w:pPr>
+        <w:tabs>
+          <w:tab w:val="num" w:pos="5760"/>
+        </w:tabs>
+        <w:ind w:left="5760" w:hanging="360"/>
+      </w:pPr>
+    </w:lvl>
+    <w:lvl w:ilvl="8" w:tentative="1">
+      <w:start w:val="1"/>
+      <w:numFmt w:val="decimal"/>
+      <w:lvlText w:val="%9."/>
+      <w:lvlJc w:val="left"/>
+      <w:pPr>
+        <w:tabs>
+          <w:tab w:val="num" w:pos="6480"/>
+        </w:tabs>
+        <w:ind w:left="6480" w:hanging="360"/>
+      </w:pPr>
+    </w:lvl>
+  </w:abstractNum>
+  <w:abstractNum w:abstractNumId="18" w15:restartNumberingAfterBreak="0">
+    <w:nsid w:val="6D0527DF"/>
+    <w:multiLevelType w:val="multilevel"/>
+    <w:tmpl w:val="C07CF002"/>
+    <w:lvl w:ilvl="0">
+      <w:start w:val="1"/>
+      <w:numFmt w:val="decimal"/>
+      <w:lvlText w:val="%1."/>
+      <w:lvlJc w:val="left"/>
+      <w:pPr>
+        <w:tabs>
+          <w:tab w:val="num" w:pos="720"/>
+        </w:tabs>
+        <w:ind w:left="720" w:hanging="360"/>
+      </w:pPr>
+    </w:lvl>
+    <w:lvl w:ilvl="1">
+      <w:start w:val="1"/>
+      <w:numFmt w:val="bullet"/>
+      <w:lvlText w:val="o"/>
+      <w:lvlJc w:val="left"/>
+      <w:pPr>
+        <w:tabs>
+          <w:tab w:val="num" w:pos="1440"/>
+        </w:tabs>
+        <w:ind w:left="1440" w:hanging="360"/>
+      </w:pPr>
+      <w:rPr>
+        <w:rFonts w:ascii="Courier New" w:hAnsi="Courier New" w:hint="default"/>
+        <w:sz w:val="20"/>
+      </w:rPr>
+    </w:lvl>
+    <w:lvl w:ilvl="2" w:tentative="1">
+      <w:start w:val="1"/>
+      <w:numFmt w:val="decimal"/>
+      <w:lvlText w:val="%3."/>
+      <w:lvlJc w:val="left"/>
+      <w:pPr>
+        <w:tabs>
+          <w:tab w:val="num" w:pos="2160"/>
+        </w:tabs>
+        <w:ind w:left="2160" w:hanging="360"/>
+      </w:pPr>
+    </w:lvl>
+    <w:lvl w:ilvl="3" w:tentative="1">
+      <w:start w:val="1"/>
+      <w:numFmt w:val="decimal"/>
+      <w:lvlText w:val="%4."/>
+      <w:lvlJc w:val="left"/>
+      <w:pPr>
+        <w:tabs>
+          <w:tab w:val="num" w:pos="2880"/>
+        </w:tabs>
+        <w:ind w:left="2880" w:hanging="360"/>
+      </w:pPr>
+    </w:lvl>
+    <w:lvl w:ilvl="4" w:tentative="1">
+      <w:start w:val="1"/>
+      <w:numFmt w:val="decimal"/>
+      <w:lvlText w:val="%5."/>
+      <w:lvlJc w:val="left"/>
+      <w:pPr>
+        <w:tabs>
+          <w:tab w:val="num" w:pos="3600"/>
+        </w:tabs>
+        <w:ind w:left="3600" w:hanging="360"/>
+      </w:pPr>
+    </w:lvl>
+    <w:lvl w:ilvl="5" w:tentative="1">
+      <w:start w:val="1"/>
+      <w:numFmt w:val="decimal"/>
+      <w:lvlText w:val="%6."/>
+      <w:lvlJc w:val="left"/>
+      <w:pPr>
+        <w:tabs>
+          <w:tab w:val="num" w:pos="4320"/>
+        </w:tabs>
+        <w:ind w:left="4320" w:hanging="360"/>
+      </w:pPr>
+    </w:lvl>
+    <w:lvl w:ilvl="6" w:tentative="1">
+      <w:start w:val="1"/>
+      <w:numFmt w:val="decimal"/>
+      <w:lvlText w:val="%7."/>
+      <w:lvlJc w:val="left"/>
+      <w:pPr>
+        <w:tabs>
+          <w:tab w:val="num" w:pos="5040"/>
+        </w:tabs>
+        <w:ind w:left="5040" w:hanging="360"/>
+      </w:pPr>
+    </w:lvl>
+    <w:lvl w:ilvl="7" w:tentative="1">
+      <w:start w:val="1"/>
+      <w:numFmt w:val="decimal"/>
+      <w:lvlText w:val="%8."/>
+      <w:lvlJc w:val="left"/>
+      <w:pPr>
+        <w:tabs>
+          <w:tab w:val="num" w:pos="5760"/>
+        </w:tabs>
+        <w:ind w:left="5760" w:hanging="360"/>
+      </w:pPr>
+    </w:lvl>
+    <w:lvl w:ilvl="8" w:tentative="1">
+      <w:start w:val="1"/>
+      <w:numFmt w:val="decimal"/>
+      <w:lvlText w:val="%9."/>
+      <w:lvlJc w:val="left"/>
+      <w:pPr>
+        <w:tabs>
+          <w:tab w:val="num" w:pos="6480"/>
+        </w:tabs>
+        <w:ind w:left="6480" w:hanging="360"/>
+      </w:pPr>
+    </w:lvl>
+  </w:abstractNum>
+  <w:abstractNum w:abstractNumId="19" w15:restartNumberingAfterBreak="0">
+    <w:nsid w:val="77F00518"/>
+    <w:multiLevelType w:val="multilevel"/>
+    <w:tmpl w:val="45FEA3CA"/>
+    <w:lvl w:ilvl="0">
+      <w:start w:val="1"/>
+      <w:numFmt w:val="decimal"/>
+      <w:lvlText w:val="%1."/>
+      <w:lvlJc w:val="left"/>
+      <w:pPr>
+        <w:tabs>
+          <w:tab w:val="num" w:pos="720"/>
+        </w:tabs>
+        <w:ind w:left="720" w:hanging="360"/>
+      </w:pPr>
+    </w:lvl>
+    <w:lvl w:ilvl="1">
+      <w:start w:val="1"/>
+      <w:numFmt w:val="bullet"/>
+      <w:lvlText w:val="o"/>
+      <w:lvlJc w:val="left"/>
+      <w:pPr>
+        <w:tabs>
+          <w:tab w:val="num" w:pos="1440"/>
+        </w:tabs>
+        <w:ind w:left="1440" w:hanging="360"/>
+      </w:pPr>
+      <w:rPr>
+        <w:rFonts w:ascii="Courier New" w:hAnsi="Courier New" w:hint="default"/>
+        <w:sz w:val="20"/>
+      </w:rPr>
+    </w:lvl>
+    <w:lvl w:ilvl="2">
+      <w:start w:val="1"/>
+      <w:numFmt w:val="bullet"/>
+      <w:lvlText w:val=""/>
+      <w:lvlJc w:val="left"/>
+      <w:pPr>
+        <w:tabs>
+          <w:tab w:val="num" w:pos="2160"/>
+        </w:tabs>
+        <w:ind w:left="2160" w:hanging="360"/>
+      </w:pPr>
+      <w:rPr>
+        <w:rFonts w:ascii="Wingdings" w:hAnsi="Wingdings" w:hint="default"/>
+        <w:sz w:val="20"/>
+      </w:rPr>
+    </w:lvl>
+    <w:lvl w:ilvl="3" w:tentative="1">
+      <w:start w:val="1"/>
+      <w:numFmt w:val="decimal"/>
+      <w:lvlText w:val="%4."/>
+      <w:lvlJc w:val="left"/>
+      <w:pPr>
+        <w:tabs>
+          <w:tab w:val="num" w:pos="2880"/>
+        </w:tabs>
+        <w:ind w:left="2880" w:hanging="360"/>
+      </w:pPr>
+    </w:lvl>
+    <w:lvl w:ilvl="4" w:tentative="1">
+      <w:start w:val="1"/>
+      <w:numFmt w:val="decimal"/>
+      <w:lvlText w:val="%5."/>
+      <w:lvlJc w:val="left"/>
+      <w:pPr>
+        <w:tabs>
+          <w:tab w:val="num" w:pos="3600"/>
+        </w:tabs>
+        <w:ind w:left="3600" w:hanging="360"/>
+      </w:pPr>
+    </w:lvl>
+    <w:lvl w:ilvl="5" w:tentative="1">
+      <w:start w:val="1"/>
+      <w:numFmt w:val="decimal"/>
+      <w:lvlText w:val="%6."/>
+      <w:lvlJc w:val="left"/>
+      <w:pPr>
+        <w:tabs>
+          <w:tab w:val="num" w:pos="4320"/>
+        </w:tabs>
+        <w:ind w:left="4320" w:hanging="360"/>
+      </w:pPr>
+    </w:lvl>
+    <w:lvl w:ilvl="6" w:tentative="1">
+      <w:start w:val="1"/>
+      <w:numFmt w:val="decimal"/>
+      <w:lvlText w:val="%7."/>
+      <w:lvlJc w:val="left"/>
+      <w:pPr>
+        <w:tabs>
+          <w:tab w:val="num" w:pos="5040"/>
+        </w:tabs>
+        <w:ind w:left="5040" w:hanging="360"/>
+      </w:pPr>
+    </w:lvl>
+    <w:lvl w:ilvl="7" w:tentative="1">
+      <w:start w:val="1"/>
+      <w:numFmt w:val="decimal"/>
+      <w:lvlText w:val="%8."/>
+      <w:lvlJc w:val="left"/>
+      <w:pPr>
+        <w:tabs>
+          <w:tab w:val="num" w:pos="5760"/>
+        </w:tabs>
+        <w:ind w:left="5760" w:hanging="360"/>
+      </w:pPr>
+    </w:lvl>
+    <w:lvl w:ilvl="8" w:tentative="1">
+      <w:start w:val="1"/>
+      <w:numFmt w:val="decimal"/>
+      <w:lvlText w:val="%9."/>
+      <w:lvlJc w:val="left"/>
+      <w:pPr>
+        <w:tabs>
+          <w:tab w:val="num" w:pos="6480"/>
+        </w:tabs>
+        <w:ind w:left="6480" w:hanging="360"/>
+      </w:pPr>
+    </w:lvl>
+  </w:abstractNum>
+  <w:abstractNum w:abstractNumId="20" w15:restartNumberingAfterBreak="0">
+    <w:nsid w:val="7F90024C"/>
+    <w:multiLevelType w:val="multilevel"/>
+    <w:tmpl w:val="B6125D2C"/>
+    <w:lvl w:ilvl="0">
+      <w:start w:val="5"/>
+      <w:numFmt w:val="decimal"/>
+      <w:lvlText w:val="%1."/>
+      <w:lvlJc w:val="left"/>
+      <w:pPr>
+        <w:tabs>
+          <w:tab w:val="num" w:pos="720"/>
+        </w:tabs>
+        <w:ind w:left="720" w:hanging="360"/>
+      </w:pPr>
+    </w:lvl>
+    <w:lvl w:ilvl="1">
+      <w:start w:val="1"/>
+      <w:numFmt w:val="bullet"/>
+      <w:lvlText w:val="o"/>
+      <w:lvlJc w:val="left"/>
+      <w:pPr>
+        <w:tabs>
+          <w:tab w:val="num" w:pos="1440"/>
+        </w:tabs>
+        <w:ind w:left="1440" w:hanging="360"/>
+      </w:pPr>
+      <w:rPr>
+        <w:rFonts w:ascii="Courier New" w:hAnsi="Courier New" w:hint="default"/>
+        <w:sz w:val="20"/>
+      </w:rPr>
+    </w:lvl>
+    <w:lvl w:ilvl="2" w:tentative="1">
+      <w:start w:val="1"/>
+      <w:numFmt w:val="decimal"/>
+      <w:lvlText w:val="%3."/>
+      <w:lvlJc w:val="left"/>
+      <w:pPr>
+        <w:tabs>
+          <w:tab w:val="num" w:pos="2160"/>
+        </w:tabs>
+        <w:ind w:left="2160" w:hanging="360"/>
+      </w:pPr>
+    </w:lvl>
+    <w:lvl w:ilvl="3" w:tentative="1">
+      <w:start w:val="1"/>
+      <w:numFmt w:val="decimal"/>
+      <w:lvlText w:val="%4."/>
+      <w:lvlJc w:val="left"/>
+      <w:pPr>
+        <w:tabs>
+          <w:tab w:val="num" w:pos="2880"/>
+        </w:tabs>
+        <w:ind w:left="2880" w:hanging="360"/>
+      </w:pPr>
+    </w:lvl>
+    <w:lvl w:ilvl="4" w:tentative="1">
+      <w:start w:val="1"/>
+      <w:numFmt w:val="decimal"/>
+      <w:lvlText w:val="%5."/>
+      <w:lvlJc w:val="left"/>
+      <w:pPr>
+        <w:tabs>
+          <w:tab w:val="num" w:pos="3600"/>
+        </w:tabs>
+        <w:ind w:left="3600" w:hanging="360"/>
+      </w:pPr>
+    </w:lvl>
+    <w:lvl w:ilvl="5" w:tentative="1">
+      <w:start w:val="1"/>
+      <w:numFmt w:val="decimal"/>
+      <w:lvlText w:val="%6."/>
+      <w:lvlJc w:val="left"/>
+      <w:pPr>
+        <w:tabs>
+          <w:tab w:val="num" w:pos="4320"/>
+        </w:tabs>
+        <w:ind w:left="4320" w:hanging="360"/>
+      </w:pPr>
+    </w:lvl>
+    <w:lvl w:ilvl="6" w:tentative="1">
+      <w:start w:val="1"/>
+      <w:numFmt w:val="decimal"/>
+      <w:lvlText w:val="%7."/>
+      <w:lvlJc w:val="left"/>
+      <w:pPr>
+        <w:tabs>
+          <w:tab w:val="num" w:pos="5040"/>
+        </w:tabs>
+        <w:ind w:left="5040" w:hanging="360"/>
+      </w:pPr>
+    </w:lvl>
+    <w:lvl w:ilvl="7" w:tentative="1">
+      <w:start w:val="1"/>
+      <w:numFmt w:val="decimal"/>
+      <w:lvlText w:val="%8."/>
+      <w:lvlJc w:val="left"/>
+      <w:pPr>
+        <w:tabs>
+          <w:tab w:val="num" w:pos="5760"/>
+        </w:tabs>
+        <w:ind w:left="5760" w:hanging="360"/>
+      </w:pPr>
+    </w:lvl>
+    <w:lvl w:ilvl="8" w:tentative="1">
+      <w:start w:val="1"/>
+      <w:numFmt w:val="decimal"/>
+      <w:lvlText w:val="%9."/>
+      <w:lvlJc w:val="left"/>
+      <w:pPr>
+        <w:tabs>
+          <w:tab w:val="num" w:pos="6480"/>
+        </w:tabs>
+        <w:ind w:left="6480" w:hanging="360"/>
+      </w:pPr>
+    </w:lvl>
+  </w:abstractNum>
+  <w:num w:numId="1">
+    <w:abstractNumId w:val="5"/>
+  </w:num>
+  <w:num w:numId="2">
+    <w:abstractNumId w:val="10"/>
+  </w:num>
+  <w:num w:numId="3">
+    <w:abstractNumId w:val="17"/>
+  </w:num>
+  <w:num w:numId="4">
+    <w:abstractNumId w:val="11"/>
+  </w:num>
+  <w:num w:numId="5">
+    <w:abstractNumId w:val="4"/>
+  </w:num>
+  <w:num w:numId="6">
+    <w:abstractNumId w:val="18"/>
+  </w:num>
+  <w:num w:numId="7">
+    <w:abstractNumId w:val="1"/>
+  </w:num>
+  <w:num w:numId="8">
+    <w:abstractNumId w:val="0"/>
+  </w:num>
+  <w:num w:numId="9">
+    <w:abstractNumId w:val="14"/>
+  </w:num>
+  <w:num w:numId="10">
+    <w:abstractNumId w:val="3"/>
+  </w:num>
+  <w:num w:numId="11">
+    <w:abstractNumId w:val="6"/>
+  </w:num>
+  <w:num w:numId="12">
+    <w:abstractNumId w:val="12"/>
+  </w:num>
+  <w:num w:numId="13">
+    <w:abstractNumId w:val="9"/>
+  </w:num>
+  <w:num w:numId="14">
+    <w:abstractNumId w:val="7"/>
+  </w:num>
+  <w:num w:numId="15">
+    <w:abstractNumId w:val="15"/>
+  </w:num>
+  <w:num w:numId="16">
+    <w:abstractNumId w:val="13"/>
+  </w:num>
+  <w:num w:numId="17">
+    <w:abstractNumId w:val="16"/>
+  </w:num>
+  <w:num w:numId="18">
+    <w:abstractNumId w:val="8"/>
+  </w:num>
+  <w:num w:numId="19">
+    <w:abstractNumId w:val="20"/>
+  </w:num>
+  <w:num w:numId="20">
+    <w:abstractNumId w:val="19"/>
+  </w:num>
+  <w:num w:numId="21">
+    <w:abstractNumId w:val="2"/>
+  </w:num>
+</w:numbering>
 </file>
 
 <file path=word/styles.xml><?xml version="1.0" encoding="utf-8"?>
@@ -498,6 +6956,44 @@
       <w:lang w:eastAsia="en-GB"/>
     </w:rPr>
   </w:style>
+  <w:style w:type="paragraph" w:styleId="Heading2">
+    <w:name w:val="heading 2"/>
+    <w:basedOn w:val="Normal"/>
+    <w:link w:val="Heading2Char"/>
+    <w:uiPriority w:val="9"/>
+    <w:qFormat/>
+    <w:rsid w:val="000530D4"/>
+    <w:pPr>
+      <w:spacing w:before="100" w:beforeAutospacing="1" w:after="100" w:afterAutospacing="1"/>
+      <w:outlineLvl w:val="1"/>
+    </w:pPr>
+    <w:rPr>
+      <w:rFonts w:ascii="Times New Roman" w:eastAsia="Times New Roman" w:hAnsi="Times New Roman" w:cs="Times New Roman"/>
+      <w:b/>
+      <w:bCs/>
+      <w:sz w:val="36"/>
+      <w:szCs w:val="36"/>
+    </w:rPr>
+  </w:style>
+  <w:style w:type="paragraph" w:styleId="Heading3">
+    <w:name w:val="heading 3"/>
+    <w:basedOn w:val="Normal"/>
+    <w:link w:val="Heading3Char"/>
+    <w:uiPriority w:val="9"/>
+    <w:qFormat/>
+    <w:rsid w:val="000530D4"/>
+    <w:pPr>
+      <w:spacing w:before="100" w:beforeAutospacing="1" w:after="100" w:afterAutospacing="1"/>
+      <w:outlineLvl w:val="2"/>
+    </w:pPr>
+    <w:rPr>
+      <w:rFonts w:ascii="Times New Roman" w:eastAsia="Times New Roman" w:hAnsi="Times New Roman" w:cs="Times New Roman"/>
+      <w:b/>
+      <w:bCs/>
+      <w:sz w:val="27"/>
+      <w:szCs w:val="27"/>
+    </w:rPr>
+  </w:style>
   <w:style w:type="character" w:default="1" w:styleId="DefaultParagraphFont">
     <w:name w:val="Default Paragraph Font"/>
     <w:uiPriority w:val="1"/>
@@ -524,6 +7020,63 @@
     <w:uiPriority w:val="99"/>
     <w:semiHidden/>
     <w:unhideWhenUsed/>
+  </w:style>
+  <w:style w:type="character" w:customStyle="1" w:styleId="Heading2Char">
+    <w:name w:val="Heading 2 Char"/>
+    <w:basedOn w:val="DefaultParagraphFont"/>
+    <w:link w:val="Heading2"/>
+    <w:uiPriority w:val="9"/>
+    <w:rsid w:val="000530D4"/>
+    <w:rPr>
+      <w:rFonts w:ascii="Times New Roman" w:eastAsia="Times New Roman" w:hAnsi="Times New Roman" w:cs="Times New Roman"/>
+      <w:b/>
+      <w:bCs/>
+      <w:sz w:val="36"/>
+      <w:szCs w:val="36"/>
+      <w:lang w:eastAsia="en-GB"/>
+    </w:rPr>
+  </w:style>
+  <w:style w:type="character" w:customStyle="1" w:styleId="Heading3Char">
+    <w:name w:val="Heading 3 Char"/>
+    <w:basedOn w:val="DefaultParagraphFont"/>
+    <w:link w:val="Heading3"/>
+    <w:uiPriority w:val="9"/>
+    <w:rsid w:val="000530D4"/>
+    <w:rPr>
+      <w:rFonts w:ascii="Times New Roman" w:eastAsia="Times New Roman" w:hAnsi="Times New Roman" w:cs="Times New Roman"/>
+      <w:b/>
+      <w:bCs/>
+      <w:sz w:val="27"/>
+      <w:szCs w:val="27"/>
+      <w:lang w:eastAsia="en-GB"/>
+    </w:rPr>
+  </w:style>
+  <w:style w:type="paragraph" w:styleId="NormalWeb">
+    <w:name w:val="Normal (Web)"/>
+    <w:basedOn w:val="Normal"/>
+    <w:uiPriority w:val="99"/>
+    <w:semiHidden/>
+    <w:unhideWhenUsed/>
+    <w:rsid w:val="000530D4"/>
+    <w:pPr>
+      <w:spacing w:before="100" w:beforeAutospacing="1" w:after="100" w:afterAutospacing="1"/>
+    </w:pPr>
+    <w:rPr>
+      <w:rFonts w:ascii="Times New Roman" w:eastAsia="Times New Roman" w:hAnsi="Times New Roman" w:cs="Times New Roman"/>
+      <w:sz w:val="24"/>
+      <w:szCs w:val="24"/>
+    </w:rPr>
+  </w:style>
+  <w:style w:type="character" w:styleId="Strong">
+    <w:name w:val="Strong"/>
+    <w:basedOn w:val="DefaultParagraphFont"/>
+    <w:uiPriority w:val="22"/>
+    <w:qFormat/>
+    <w:rsid w:val="000530D4"/>
+    <w:rPr>
+      <w:b/>
+      <w:bCs/>
+    </w:rPr>
   </w:style>
 </w:styles>
 </file>

--- a/Feedback from Muhammed.docx
+++ b/Feedback from Muhammed.docx
@@ -24,58 +24,71 @@
           <w:sz w:val="24"/>
           <w:szCs w:val="24"/>
         </w:rPr>
-        <w:t xml:space="preserve">I </w:t>
-      </w:r>
-      <w:proofErr w:type="spellStart"/>
-      <w:r>
+        <w:t>I wont lie the work you have done is excellent and requires very few improvements. If I nitpick the two areas you can work on tomorrow would be the UAC where you could break them down further into exactly what pages need to be made buttons what the users should see and more. Then the other area would be to just tighten up the wire frames by making more you already have a good number of them but maybe other pages like forgot password and user profile, order history, delivery tracking page and maybe even a page for the basket before they order so we can see how all them look.</w:t>
+      </w:r>
+    </w:p>
+    <w:p>
+      <w:pPr>
         <w:rPr>
           <w:rFonts w:ascii="Arial" w:eastAsia="Times New Roman" w:hAnsi="Arial" w:cs="Arial"/>
           <w:color w:val="212121"/>
           <w:sz w:val="24"/>
           <w:szCs w:val="24"/>
         </w:rPr>
-        <w:t>wont</w:t>
-      </w:r>
-      <w:proofErr w:type="spellEnd"/>
-      <w:r>
-        <w:rPr>
-          <w:rFonts w:ascii="Arial" w:eastAsia="Times New Roman" w:hAnsi="Arial" w:cs="Arial"/>
-          <w:color w:val="212121"/>
-          <w:sz w:val="24"/>
-          <w:szCs w:val="24"/>
-        </w:rPr>
-        <w:t xml:space="preserve"> lie the work you have done is excellent and requires very few improvements. If I </w:t>
-      </w:r>
-      <w:proofErr w:type="spellStart"/>
-      <w:r>
-        <w:rPr>
-          <w:rFonts w:ascii="Arial" w:eastAsia="Times New Roman" w:hAnsi="Arial" w:cs="Arial"/>
-          <w:color w:val="212121"/>
-          <w:sz w:val="24"/>
-          <w:szCs w:val="24"/>
-        </w:rPr>
-        <w:t>nitpick</w:t>
-      </w:r>
-      <w:proofErr w:type="spellEnd"/>
-      <w:r>
-        <w:rPr>
-          <w:rFonts w:ascii="Arial" w:eastAsia="Times New Roman" w:hAnsi="Arial" w:cs="Arial"/>
-          <w:color w:val="212121"/>
-          <w:sz w:val="24"/>
-          <w:szCs w:val="24"/>
-        </w:rPr>
-        <w:t xml:space="preserve"> the two areas you can work on tomorrow would be the UAC where you could break them down further into exactly what pages need to be made buttons what the users should see and more. Then the other area would be to just tighten up the wire frames by making more you already have a good number of them but maybe other pages like forgot password and user profile, order history, delivery tracking page and maybe even a page for the basket before they order so we can see how all them look.</w:t>
-      </w:r>
-    </w:p>
-    <w:p>
-      <w:pPr>
-        <w:rPr>
-          <w:rFonts w:ascii="Arial" w:eastAsia="Times New Roman" w:hAnsi="Arial" w:cs="Arial"/>
-          <w:color w:val="212121"/>
-          <w:sz w:val="24"/>
-          <w:szCs w:val="24"/>
-        </w:rPr>
-      </w:pPr>
+      </w:pPr>
+      <w:r>
+        <w:rPr>
+          <w:noProof/>
+        </w:rPr>
+        <w:drawing>
+          <wp:inline distT="0" distB="0" distL="0" distR="0" wp14:anchorId="21E139B1" wp14:editId="6A5D7F2B">
+            <wp:extent cx="5731510" cy="3820160"/>
+            <wp:effectExtent l="0" t="0" r="2540" b="8890"/>
+            <wp:docPr id="1" name="Picture 1"/>
+            <wp:cNvGraphicFramePr>
+              <a:graphicFrameLocks xmlns:a="http://schemas.openxmlformats.org/drawingml/2006/main" noChangeAspect="1"/>
+            </wp:cNvGraphicFramePr>
+            <a:graphic xmlns:a="http://schemas.openxmlformats.org/drawingml/2006/main">
+              <a:graphicData uri="http://schemas.openxmlformats.org/drawingml/2006/picture">
+                <pic:pic xmlns:pic="http://schemas.openxmlformats.org/drawingml/2006/picture">
+                  <pic:nvPicPr>
+                    <pic:cNvPr id="0" name="Picture 11"/>
+                    <pic:cNvPicPr>
+                      <a:picLocks noChangeAspect="1" noChangeArrowheads="1"/>
+                    </pic:cNvPicPr>
+                  </pic:nvPicPr>
+                  <pic:blipFill>
+                    <a:blip r:embed="rId5" cstate="print">
+                      <a:extLst>
+                        <a:ext uri="{28A0092B-C50C-407E-A947-70E740481C1C}">
+                          <a14:useLocalDpi xmlns:a14="http://schemas.microsoft.com/office/drawing/2010/main" val="0"/>
+                        </a:ext>
+                      </a:extLst>
+                    </a:blip>
+                    <a:srcRect/>
+                    <a:stretch>
+                      <a:fillRect/>
+                    </a:stretch>
+                  </pic:blipFill>
+                  <pic:spPr bwMode="auto">
+                    <a:xfrm>
+                      <a:off x="0" y="0"/>
+                      <a:ext cx="5731510" cy="3820160"/>
+                    </a:xfrm>
+                    <a:prstGeom prst="rect">
+                      <a:avLst/>
+                    </a:prstGeom>
+                    <a:noFill/>
+                    <a:ln>
+                      <a:noFill/>
+                    </a:ln>
+                  </pic:spPr>
+                </pic:pic>
+              </a:graphicData>
+            </a:graphic>
+          </wp:inline>
+        </w:drawing>
+      </w:r>
     </w:p>
     <w:p>
       <w:pPr>
@@ -429,6 +442,7 @@
           <w:sz w:val="24"/>
           <w:szCs w:val="24"/>
         </w:rPr>
+        <w:lastRenderedPageBreak/>
         <w:t>Validation Rules</w:t>
       </w:r>
       <w:r>
@@ -736,7 +750,6 @@
           <w:sz w:val="24"/>
           <w:szCs w:val="24"/>
         </w:rPr>
-        <w:lastRenderedPageBreak/>
         <w:pict w14:anchorId="629E666C">
           <v:rect id="_x0000_i1025" style="width:0;height:1.5pt" o:hralign="center" o:hrstd="t" o:hr="t" fillcolor="#a0a0a0" stroked="f"/>
         </w:pict>
@@ -1168,6 +1181,7 @@
           <w:sz w:val="24"/>
           <w:szCs w:val="24"/>
         </w:rPr>
+        <w:lastRenderedPageBreak/>
         <w:t>Error message displayed:</w:t>
       </w:r>
     </w:p>
@@ -1458,7 +1472,6 @@
           <w:sz w:val="24"/>
           <w:szCs w:val="24"/>
         </w:rPr>
-        <w:lastRenderedPageBreak/>
         <w:t>Price</w:t>
       </w:r>
     </w:p>
@@ -1922,6 +1935,7 @@
           <w:sz w:val="27"/>
           <w:szCs w:val="27"/>
         </w:rPr>
+        <w:lastRenderedPageBreak/>
         <w:t>User Acceptance Criteria</w:t>
       </w:r>
     </w:p>
@@ -2236,7 +2250,6 @@
           <w:sz w:val="24"/>
           <w:szCs w:val="24"/>
         </w:rPr>
-        <w:lastRenderedPageBreak/>
         <w:t>Increase/decrease quantity</w:t>
       </w:r>
     </w:p>
@@ -2647,6 +2660,7 @@
           <w:sz w:val="36"/>
           <w:szCs w:val="36"/>
         </w:rPr>
+        <w:lastRenderedPageBreak/>
         <w:t>💳</w:t>
       </w:r>
       <w:r>
@@ -2947,7 +2961,6 @@
           <w:sz w:val="24"/>
           <w:szCs w:val="24"/>
         </w:rPr>
-        <w:lastRenderedPageBreak/>
         <w:t>System Behaviour</w:t>
       </w:r>
       <w:r>
@@ -3401,6 +3414,7 @@
           <w:sz w:val="24"/>
           <w:szCs w:val="24"/>
         </w:rPr>
+        <w:lastRenderedPageBreak/>
         <w:t>Visual progress indicator shown</w:t>
       </w:r>
     </w:p>
@@ -3679,7 +3693,6 @@
           <w:sz w:val="24"/>
           <w:szCs w:val="24"/>
         </w:rPr>
-        <w:lastRenderedPageBreak/>
         <w:t>Email</w:t>
       </w:r>
     </w:p>
